--- a/Resume_UmeshSingh.docx
+++ b/Resume_UmeshSingh.docx
@@ -1,6 +1,6 @@
 
 <file path=word/document.xml><?xml version="1.0" encoding="utf-8"?>
-<w:document xmlns:wpc="http://schemas.microsoft.com/office/word/2010/wordprocessingCanvas" xmlns:mc="http://schemas.openxmlformats.org/markup-compatibility/2006" xmlns:o="urn:schemas-microsoft-com:office:office" xmlns:r="http://schemas.openxmlformats.org/officeDocument/2006/relationships" xmlns:m="http://schemas.openxmlformats.org/officeDocument/2006/math" xmlns:v="urn:schemas-microsoft-com:vml" xmlns:wp14="http://schemas.microsoft.com/office/word/2010/wordprocessingDrawing" xmlns:wp="http://schemas.openxmlformats.org/drawingml/2006/wordprocessingDrawing" xmlns:w10="urn:schemas-microsoft-com:office:word" xmlns:w="http://schemas.openxmlformats.org/wordprocessingml/2006/main" xmlns:w14="http://schemas.microsoft.com/office/word/2010/wordml" xmlns:wpg="http://schemas.microsoft.com/office/word/2010/wordprocessingGroup" xmlns:wpi="http://schemas.microsoft.com/office/word/2010/wordprocessingInk" xmlns:wne="http://schemas.microsoft.com/office/word/2006/wordml" xmlns:wps="http://schemas.microsoft.com/office/word/2010/wordprocessingShape" mc:Ignorable="w14 wp14">
+<w:document xmlns:wpc="http://schemas.microsoft.com/office/word/2010/wordprocessingCanvas" xmlns:cx="http://schemas.microsoft.com/office/drawing/2014/chartex" xmlns:cx1="http://schemas.microsoft.com/office/drawing/2015/9/8/chartex" xmlns:cx2="http://schemas.microsoft.com/office/drawing/2015/10/21/chartex" xmlns:cx3="http://schemas.microsoft.com/office/drawing/2016/5/9/chartex" xmlns:cx4="http://schemas.microsoft.com/office/drawing/2016/5/10/chartex" xmlns:cx5="http://schemas.microsoft.com/office/drawing/2016/5/11/chartex" xmlns:cx6="http://schemas.microsoft.com/office/drawing/2016/5/12/chartex" xmlns:cx7="http://schemas.microsoft.com/office/drawing/2016/5/13/chartex" xmlns:cx8="http://schemas.microsoft.com/office/drawing/2016/5/14/chartex" xmlns:mc="http://schemas.openxmlformats.org/markup-compatibility/2006" xmlns:aink="http://schemas.microsoft.com/office/drawing/2016/ink" xmlns:am3d="http://schemas.microsoft.com/office/drawing/2017/model3d" xmlns:o="urn:schemas-microsoft-com:office:office" xmlns:oel="http://schemas.microsoft.com/office/2019/extlst" xmlns:r="http://schemas.openxmlformats.org/officeDocument/2006/relationships" xmlns:m="http://schemas.openxmlformats.org/officeDocument/2006/math" xmlns:v="urn:schemas-microsoft-com:vml" xmlns:wp14="http://schemas.microsoft.com/office/word/2010/wordprocessingDrawing" xmlns:wp="http://schemas.openxmlformats.org/drawingml/2006/wordprocessingDrawing" xmlns:w10="urn:schemas-microsoft-com:office:word" xmlns:w="http://schemas.openxmlformats.org/wordprocessingml/2006/main" xmlns:w14="http://schemas.microsoft.com/office/word/2010/wordml" xmlns:w15="http://schemas.microsoft.com/office/word/2012/wordml" xmlns:w16cex="http://schemas.microsoft.com/office/word/2018/wordml/cex" xmlns:w16cid="http://schemas.microsoft.com/office/word/2016/wordml/cid" xmlns:w16="http://schemas.microsoft.com/office/word/2018/wordml" xmlns:w16du="http://schemas.microsoft.com/office/word/2023/wordml/word16du" xmlns:w16sdtdh="http://schemas.microsoft.com/office/word/2020/wordml/sdtdatahash" xmlns:w16sdtfl="http://schemas.microsoft.com/office/word/2024/wordml/sdtformatlock" xmlns:w16se="http://schemas.microsoft.com/office/word/2015/wordml/symex" xmlns:wpg="http://schemas.microsoft.com/office/word/2010/wordprocessingGroup" xmlns:wpi="http://schemas.microsoft.com/office/word/2010/wordprocessingInk" xmlns:wne="http://schemas.microsoft.com/office/word/2006/wordml" xmlns:wps="http://schemas.microsoft.com/office/word/2010/wordprocessingShape" mc:Ignorable="w14 w15 w16se w16cid w16 w16cex w16sdtdh w16sdtfl w16du wp14">
   <w:body>
     <w:p>
       <w:pPr>
@@ -76,28 +76,28 @@
           <w:color w:val="000000"/>
           <w:lang w:val="en-US"/>
         </w:rPr>
-        <w:t>Noida</w:t>
+        <w:t>Govindpuri</w:t>
       </w:r>
       <w:r>
         <w:rPr>
           <w:color w:val="000000"/>
           <w:lang w:val="en-US"/>
         </w:rPr>
-        <w:t xml:space="preserve"> Sector-53</w:t>
+        <w:t>,</w:t>
       </w:r>
       <w:r>
         <w:rPr>
           <w:color w:val="000000"/>
           <w:lang w:val="en-US"/>
         </w:rPr>
-        <w:t>,</w:t>
+        <w:t xml:space="preserve"> </w:t>
       </w:r>
       <w:r>
         <w:rPr>
           <w:color w:val="000000"/>
           <w:lang w:val="en-US"/>
         </w:rPr>
-        <w:t xml:space="preserve"> Uttar Pradesh</w:t>
+        <w:t>New Delhi</w:t>
       </w:r>
       <w:r>
         <w:rPr>
@@ -111,7 +111,7 @@
           <w:color w:val="000000"/>
           <w:lang w:val="en-US"/>
         </w:rPr>
-        <w:t>201301</w:t>
+        <w:t>110019</w:t>
       </w:r>
     </w:p>
     <w:p>
@@ -156,26 +156,26 @@
         </w:rPr>
         <w:t xml:space="preserve"> | </w:t>
       </w:r>
+      <w:hyperlink r:id="rId6" w:history="1">
+        <w:r>
+          <w:rPr>
+            <w:rStyle w:val="Hyperlink"/>
+          </w:rPr>
+          <w:t>umeshkes91@gmail.com</w:t>
+        </w:r>
+      </w:hyperlink>
+      <w:r>
+        <w:rPr>
+          <w:color w:val="000000"/>
+        </w:rPr>
+        <w:t xml:space="preserve"> | </w:t>
+      </w:r>
       <w:hyperlink r:id="rId7" w:history="1">
         <w:r>
           <w:rPr>
             <w:rStyle w:val="Hyperlink"/>
           </w:rPr>
-          <w:t>id.umeshSingh@gmail.com</w:t>
-        </w:r>
-      </w:hyperlink>
-      <w:r>
-        <w:rPr>
-          <w:color w:val="000000"/>
-        </w:rPr>
-        <w:t xml:space="preserve"> | </w:t>
-      </w:r>
-      <w:hyperlink r:id="rId8" w:history="1">
-        <w:r>
-          <w:rPr>
-            <w:u w:val="single"/>
-          </w:rPr>
-          <w:t>https://umeshsingh.xyz/</w:t>
+          <w:t>https://umeshsingh.online/</w:t>
         </w:r>
       </w:hyperlink>
     </w:p>
@@ -247,11 +247,11 @@
           </mc:Choice>
           <mc:Fallback>
             <w:pict>
-              <v:shapetype id="_x0000_t32" coordsize="21600,21600" o:spt="32" o:oned="t" path="m,l21600,21600e" filled="f">
+              <v:shapetype w14:anchorId="7F69C640" id="_x0000_t32" coordsize="21600,21600" o:spt="32" o:oned="t" path="m,l21600,21600e" filled="f">
                 <v:path arrowok="t" fillok="f" o:connecttype="none"/>
                 <o:lock v:ext="edit" shapetype="t"/>
               </v:shapetype>
-              <v:shape id="Straight Arrow Connector 1" o:spid="_x0000_s1026" type="#_x0000_t32" style="position:absolute;margin-left:-34.5pt;margin-top:2.5pt;width:531.75pt;height:0;z-index:251658240;visibility:visible;mso-wrap-style:square;mso-width-percent:0;mso-height-percent:0;mso-wrap-distance-left:9pt;mso-wrap-distance-top:-3e-5mm;mso-wrap-distance-right:9pt;mso-wrap-distance-bottom:-3e-5mm;mso-position-horizontal:absolute;mso-position-horizontal-relative:text;mso-position-vertical:absolute;mso-position-vertical-relative:text;mso-width-percent:0;mso-height-percent:0;mso-width-relative:margin;mso-height-relative:margin" o:gfxdata="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" strokeweight=".78958mm">
+              <v:shape id="Straight Arrow Connector 1" o:spid="_x0000_s1026" type="#_x0000_t32" style="position:absolute;margin-left:-34.5pt;margin-top:2.5pt;width:531.75pt;height:0;z-index:251658240;visibility:visible;mso-wrap-style:square;mso-width-percent:0;mso-height-percent:0;mso-wrap-distance-left:9pt;mso-wrap-distance-top:-3e-5mm;mso-wrap-distance-right:9pt;mso-wrap-distance-bottom:-3e-5mm;mso-position-horizontal:absolute;mso-position-horizontal-relative:text;mso-position-vertical:absolute;mso-position-vertical-relative:text;mso-width-percent:0;mso-height-percent:0;mso-width-relative:margin;mso-height-relative:margin" o:gfxdata="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" strokeweight=".78958mm">
                 <v:stroke joinstyle="miter"/>
               </v:shape>
             </w:pict>
@@ -267,16 +267,12 @@
         <w:jc w:val="both"/>
         <w:rPr>
           <w:b/>
-          <w:sz w:val="24"/>
-          <w:szCs w:val="24"/>
           <w:u w:val="single"/>
         </w:rPr>
       </w:pPr>
       <w:r>
         <w:rPr>
           <w:b/>
-          <w:sz w:val="24"/>
-          <w:szCs w:val="24"/>
           <w:u w:val="single"/>
         </w:rPr>
         <w:t>SUMMARY:</w:t>
@@ -297,7 +293,14 @@
           <w:sz w:val="21"/>
           <w:szCs w:val="21"/>
         </w:rPr>
-        <w:t>Full Stack .NET Developer with 2</w:t>
+        <w:t xml:space="preserve">Full Stack .NET Developer with </w:t>
+      </w:r>
+      <w:r>
+        <w:rPr>
+          <w:sz w:val="21"/>
+          <w:szCs w:val="21"/>
+        </w:rPr>
+        <w:t>3</w:t>
       </w:r>
       <w:r>
         <w:rPr>
@@ -311,23 +314,49 @@
           <w:sz w:val="21"/>
           <w:szCs w:val="21"/>
         </w:rPr>
-        <w:t xml:space="preserve"> years of experience in designing, developing, and maintaining web applications using .NET Core, .NET MVC, C#, MS SQL, MySQL, JavaScript, </w:t>
-      </w:r>
-      <w:proofErr w:type="spellStart"/>
-      <w:r>
-        <w:rPr>
-          <w:sz w:val="21"/>
-          <w:szCs w:val="21"/>
-        </w:rPr>
-        <w:t>JQuery</w:t>
-      </w:r>
-      <w:proofErr w:type="spellEnd"/>
-      <w:r>
-        <w:rPr>
-          <w:sz w:val="21"/>
-          <w:szCs w:val="21"/>
-        </w:rPr>
-        <w:t>, and API integrations</w:t>
+        <w:t>+</w:t>
+      </w:r>
+      <w:r>
+        <w:rPr>
+          <w:sz w:val="21"/>
+          <w:szCs w:val="21"/>
+        </w:rPr>
+        <w:t xml:space="preserve"> years of experience in designing, developing, and maintaining web applications using .NET Core, .NET MVC, </w:t>
+      </w:r>
+      <w:r>
+        <w:rPr>
+          <w:sz w:val="21"/>
+          <w:szCs w:val="21"/>
+        </w:rPr>
+        <w:t xml:space="preserve">Angular, React, </w:t>
+      </w:r>
+      <w:r>
+        <w:rPr>
+          <w:sz w:val="21"/>
+          <w:szCs w:val="21"/>
+        </w:rPr>
+        <w:t>C#, MS SQL, MySQL, JavaScript,</w:t>
+      </w:r>
+      <w:r>
+        <w:rPr>
+          <w:sz w:val="21"/>
+          <w:szCs w:val="21"/>
+        </w:rPr>
+        <w:t xml:space="preserve"> and</w:t>
+      </w:r>
+      <w:r>
+        <w:rPr>
+          <w:sz w:val="21"/>
+          <w:szCs w:val="21"/>
+        </w:rPr>
+        <w:t xml:space="preserve"> JQuery</w:t>
+      </w:r>
+      <w:r>
+        <w:rPr>
+          <w:sz w:val="21"/>
+          <w:szCs w:val="21"/>
+        </w:rPr>
+        <w:t xml:space="preserve"> etc</w:t>
       </w:r>
       <w:r>
         <w:rPr>
@@ -341,7 +370,14 @@
           <w:sz w:val="21"/>
           <w:szCs w:val="21"/>
         </w:rPr>
-        <w:t xml:space="preserve"> lead 10</w:t>
+        <w:t xml:space="preserve"> lead 1</w:t>
+      </w:r>
+      <w:r>
+        <w:rPr>
+          <w:sz w:val="21"/>
+          <w:szCs w:val="21"/>
+        </w:rPr>
+        <w:t>5</w:t>
       </w:r>
       <w:r>
         <w:rPr>
@@ -369,23 +405,7 @@
           <w:sz w:val="21"/>
           <w:szCs w:val="21"/>
         </w:rPr>
-        <w:t xml:space="preserve">. Ability to solve complex problems, </w:t>
-      </w:r>
-      <w:proofErr w:type="gramStart"/>
-      <w:r>
-        <w:rPr>
-          <w:sz w:val="21"/>
-          <w:szCs w:val="21"/>
-        </w:rPr>
-        <w:t>optimize</w:t>
-      </w:r>
-      <w:proofErr w:type="gramEnd"/>
-      <w:r>
-        <w:rPr>
-          <w:sz w:val="21"/>
-          <w:szCs w:val="21"/>
-        </w:rPr>
-        <w:t xml:space="preserve"> backend performance, and contribute to successful project delivery. </w:t>
+        <w:t xml:space="preserve">. Ability to solve complex problems, optimize backend performance, and contribute to successful project delivery. </w:t>
       </w:r>
     </w:p>
     <w:p>
@@ -407,16 +427,12 @@
         <w:jc w:val="both"/>
         <w:rPr>
           <w:b/>
-          <w:sz w:val="24"/>
-          <w:szCs w:val="24"/>
           <w:u w:val="single"/>
         </w:rPr>
       </w:pPr>
       <w:r>
         <w:rPr>
           <w:b/>
-          <w:sz w:val="24"/>
-          <w:szCs w:val="24"/>
           <w:u w:val="single"/>
         </w:rPr>
         <w:t>EXPERIENCE</w:t>
@@ -424,8 +440,6 @@
       <w:r>
         <w:rPr>
           <w:b/>
-          <w:sz w:val="24"/>
-          <w:szCs w:val="24"/>
           <w:u w:val="single"/>
         </w:rPr>
         <w:t>:</w:t>
@@ -437,71 +451,133 @@
         <w:ind w:left="-720" w:right="-720"/>
         <w:jc w:val="both"/>
         <w:rPr>
-          <w:bCs/>
-        </w:rPr>
-      </w:pPr>
-      <w:r>
-        <w:rPr>
-          <w:b/>
-          <w:bCs/>
-        </w:rPr>
-        <w:t>3</w:t>
-      </w:r>
-      <w:r>
-        <w:rPr>
-          <w:b/>
-          <w:bCs/>
-        </w:rPr>
-        <w:t xml:space="preserve">. CSAT Systems </w:t>
-      </w:r>
-      <w:proofErr w:type="spellStart"/>
-      <w:r>
-        <w:rPr>
-          <w:b/>
-          <w:bCs/>
-        </w:rPr>
-        <w:t>Pvt.</w:t>
-      </w:r>
-      <w:proofErr w:type="spellEnd"/>
-      <w:r>
-        <w:rPr>
-          <w:b/>
-          <w:bCs/>
-        </w:rPr>
-        <w:t xml:space="preserve"> Ltd.                                                  </w:t>
-      </w:r>
-      <w:r>
-        <w:rPr>
-          <w:b/>
-          <w:bCs/>
-        </w:rPr>
-        <w:t xml:space="preserve">               </w:t>
-      </w:r>
-      <w:r>
-        <w:rPr>
-          <w:b/>
-          <w:bCs/>
-        </w:rPr>
-        <w:t xml:space="preserve">                               </w:t>
-      </w:r>
-      <w:r>
-        <w:rPr>
-          <w:bCs/>
-        </w:rPr>
-        <w:t xml:space="preserve">                                           </w:t>
-      </w:r>
-      <w:r>
-        <w:rPr>
-          <w:bCs/>
-        </w:rPr>
-        <w:t xml:space="preserve">                     </w:t>
-      </w:r>
-      <w:r>
-        <w:rPr>
-          <w:b/>
-          <w:bCs/>
-        </w:rPr>
-        <w:t>Noida</w:t>
+          <w:rStyle w:val="Strong"/>
+          <w:sz w:val="21"/>
+          <w:szCs w:val="21"/>
+        </w:rPr>
+      </w:pPr>
+      <w:r>
+        <w:rPr>
+          <w:b/>
+        </w:rPr>
+        <w:t xml:space="preserve">3. Nextgen Esolutions </w:t>
+      </w:r>
+      <w:r>
+        <w:rPr>
+          <w:b/>
+          <w:bCs/>
+        </w:rPr>
+        <w:t>Pvt. Ltd.</w:t>
+      </w:r>
+      <w:r>
+        <w:rPr>
+          <w:b/>
+        </w:rPr>
+        <w:t xml:space="preserve">                                                        </w:t>
+      </w:r>
+      <w:r>
+        <w:rPr>
+          <w:b/>
+        </w:rPr>
+        <w:t xml:space="preserve">           </w:t>
+      </w:r>
+      <w:r>
+        <w:rPr>
+          <w:b/>
+        </w:rPr>
+        <w:t xml:space="preserve">                                          </w:t>
+      </w:r>
+      <w:r>
+        <w:rPr>
+          <w:b/>
+        </w:rPr>
+        <w:t xml:space="preserve">                                 N</w:t>
+      </w:r>
+      <w:r>
+        <w:rPr>
+          <w:b/>
+        </w:rPr>
+        <w:t>e</w:t>
+      </w:r>
+      <w:r>
+        <w:rPr>
+          <w:b/>
+        </w:rPr>
+        <w:t>w Delhi</w:t>
+      </w:r>
+      <w:r>
+        <w:rPr>
+          <w:rStyle w:val="Strong"/>
+        </w:rPr>
+        <w:t xml:space="preserve">                                                                                                                 </w:t>
+      </w:r>
+      <w:r>
+        <w:rPr>
+          <w:b/>
+        </w:rPr>
+        <w:t>Designations:</w:t>
+      </w:r>
+      <w:r>
+        <w:rPr>
+          <w:b/>
+          <w:sz w:val="21"/>
+          <w:szCs w:val="21"/>
+        </w:rPr>
+        <w:t xml:space="preserve"> </w:t>
+      </w:r>
+      <w:r>
+        <w:rPr>
+          <w:bCs/>
+          <w:sz w:val="21"/>
+          <w:szCs w:val="21"/>
+        </w:rPr>
+        <w:t xml:space="preserve">Software </w:t>
+      </w:r>
+      <w:r>
+        <w:rPr>
+          <w:bCs/>
+          <w:sz w:val="21"/>
+          <w:szCs w:val="21"/>
+        </w:rPr>
+        <w:t xml:space="preserve">Engineer    </w:t>
+      </w:r>
+      <w:r>
+        <w:rPr>
+          <w:b/>
+          <w:sz w:val="21"/>
+          <w:szCs w:val="21"/>
+        </w:rPr>
+        <w:t xml:space="preserve">                                                                                                                                 </w:t>
+      </w:r>
+      <w:r>
+        <w:rPr>
+          <w:bCs/>
+          <w:sz w:val="21"/>
+          <w:szCs w:val="21"/>
+        </w:rPr>
+        <w:t>June 202</w:t>
+      </w:r>
+      <w:r>
+        <w:rPr>
+          <w:bCs/>
+          <w:sz w:val="21"/>
+          <w:szCs w:val="21"/>
+        </w:rPr>
+        <w:t>5</w:t>
+      </w:r>
+      <w:r>
+        <w:rPr>
+          <w:sz w:val="21"/>
+          <w:szCs w:val="21"/>
+        </w:rPr>
+        <w:t xml:space="preserve">- </w:t>
+      </w:r>
+      <w:r>
+        <w:rPr>
+          <w:sz w:val="21"/>
+          <w:szCs w:val="21"/>
+        </w:rPr>
+        <w:t>Present</w:t>
       </w:r>
     </w:p>
     <w:p>
@@ -510,20 +586,18 @@
         <w:ind w:left="-720" w:right="-720"/>
         <w:jc w:val="both"/>
         <w:rPr>
-          <w:b/>
-          <w:sz w:val="21"/>
-          <w:szCs w:val="21"/>
-        </w:rPr>
-      </w:pPr>
-      <w:r>
-        <w:rPr>
-          <w:b/>
-        </w:rPr>
-        <w:t>Designations:</w:t>
-      </w:r>
-      <w:r>
-        <w:rPr>
-          <w:b/>
+          <w:rStyle w:val="Strong"/>
+        </w:rPr>
+      </w:pPr>
+      <w:r>
+        <w:rPr>
+          <w:rStyle w:val="Strong"/>
+        </w:rPr>
+        <w:t>Technologies:</w:t>
+      </w:r>
+      <w:r>
+        <w:rPr>
+          <w:rStyle w:val="Strong"/>
           <w:sz w:val="21"/>
           <w:szCs w:val="21"/>
         </w:rPr>
@@ -531,43 +605,109 @@
       </w:r>
       <w:r>
         <w:rPr>
-          <w:bCs/>
-          <w:sz w:val="21"/>
-          <w:szCs w:val="21"/>
-        </w:rPr>
-        <w:t>Software Developer</w:t>
-      </w:r>
-      <w:r>
-        <w:rPr>
-          <w:b/>
-          <w:sz w:val="21"/>
-          <w:szCs w:val="21"/>
-        </w:rPr>
-        <w:t xml:space="preserve">                     </w:t>
-      </w:r>
-      <w:r>
-        <w:rPr>
-          <w:b/>
-          <w:sz w:val="21"/>
-          <w:szCs w:val="21"/>
-        </w:rPr>
-        <w:t xml:space="preserve">                                                                                                            </w:t>
-      </w:r>
-      <w:r>
-        <w:rPr>
-          <w:bCs/>
-          <w:sz w:val="21"/>
-          <w:szCs w:val="21"/>
-        </w:rPr>
-        <w:t>Dec</w:t>
-      </w:r>
-      <w:r>
-        <w:rPr>
-          <w:bCs/>
-          <w:sz w:val="21"/>
-          <w:szCs w:val="21"/>
-        </w:rPr>
-        <w:t xml:space="preserve"> 2023 – Present</w:t>
+          <w:rStyle w:val="Strong"/>
+          <w:b w:val="0"/>
+          <w:sz w:val="21"/>
+          <w:szCs w:val="21"/>
+        </w:rPr>
+        <w:t xml:space="preserve">C#, .NET Core, </w:t>
+      </w:r>
+      <w:r>
+        <w:rPr>
+          <w:rStyle w:val="Strong"/>
+          <w:b w:val="0"/>
+          <w:sz w:val="21"/>
+          <w:szCs w:val="21"/>
+        </w:rPr>
+        <w:t>.N</w:t>
+      </w:r>
+      <w:r>
+        <w:rPr>
+          <w:rStyle w:val="Strong"/>
+          <w:b w:val="0"/>
+          <w:sz w:val="21"/>
+          <w:szCs w:val="21"/>
+        </w:rPr>
+        <w:t xml:space="preserve">et MVC, </w:t>
+      </w:r>
+      <w:r>
+        <w:rPr>
+          <w:rStyle w:val="Strong"/>
+          <w:b w:val="0"/>
+          <w:sz w:val="21"/>
+          <w:szCs w:val="21"/>
+        </w:rPr>
+        <w:t>M</w:t>
+      </w:r>
+      <w:r>
+        <w:rPr>
+          <w:rStyle w:val="Strong"/>
+          <w:b w:val="0"/>
+          <w:sz w:val="21"/>
+          <w:szCs w:val="21"/>
+        </w:rPr>
+        <w:t>y</w:t>
+      </w:r>
+      <w:r>
+        <w:rPr>
+          <w:rStyle w:val="Strong"/>
+          <w:b w:val="0"/>
+          <w:sz w:val="21"/>
+          <w:szCs w:val="21"/>
+        </w:rPr>
+        <w:t>SQL</w:t>
+      </w:r>
+      <w:r>
+        <w:rPr>
+          <w:rStyle w:val="Strong"/>
+          <w:b w:val="0"/>
+          <w:sz w:val="21"/>
+          <w:szCs w:val="21"/>
+        </w:rPr>
+        <w:t>, MS Sql</w:t>
+      </w:r>
+      <w:r>
+        <w:rPr>
+          <w:rStyle w:val="Strong"/>
+          <w:b w:val="0"/>
+          <w:sz w:val="21"/>
+          <w:szCs w:val="21"/>
+        </w:rPr>
+        <w:t xml:space="preserve">, </w:t>
+      </w:r>
+      <w:r>
+        <w:rPr>
+          <w:rStyle w:val="Strong"/>
+          <w:b w:val="0"/>
+          <w:sz w:val="21"/>
+          <w:szCs w:val="21"/>
+        </w:rPr>
+        <w:t>Angular, React,</w:t>
+      </w:r>
+      <w:r>
+        <w:rPr>
+          <w:rStyle w:val="Strong"/>
+          <w:b w:val="0"/>
+          <w:sz w:val="21"/>
+          <w:szCs w:val="21"/>
+        </w:rPr>
+        <w:t xml:space="preserve"> ef core,</w:t>
+      </w:r>
+      <w:r>
+        <w:rPr>
+          <w:rStyle w:val="Strong"/>
+          <w:b w:val="0"/>
+          <w:sz w:val="21"/>
+          <w:szCs w:val="21"/>
+        </w:rPr>
+        <w:t xml:space="preserve"> </w:t>
+      </w:r>
+      <w:r>
+        <w:rPr>
+          <w:bCs/>
+          <w:color w:val="000000"/>
+        </w:rPr>
+        <w:t>LINQ</w:t>
       </w:r>
     </w:p>
     <w:p>
@@ -576,68 +716,48 @@
         <w:ind w:left="-720" w:right="-720"/>
         <w:jc w:val="both"/>
         <w:rPr>
-          <w:bCs/>
-          <w:sz w:val="21"/>
-          <w:szCs w:val="21"/>
-        </w:rPr>
-      </w:pPr>
-      <w:r>
-        <w:rPr>
-          <w:b/>
-        </w:rPr>
-        <w:t>Technologies:</w:t>
-      </w:r>
-      <w:r>
-        <w:rPr>
-          <w:b/>
-          <w:sz w:val="21"/>
-          <w:szCs w:val="21"/>
+          <w:rStyle w:val="Strong"/>
+          <w:b w:val="0"/>
+          <w:sz w:val="21"/>
+          <w:szCs w:val="21"/>
+        </w:rPr>
+      </w:pPr>
+      <w:r>
+        <w:rPr>
+          <w:rStyle w:val="Strong"/>
+        </w:rPr>
+        <w:t>Description:</w:t>
+      </w:r>
+      <w:r>
+        <w:rPr>
+          <w:rStyle w:val="Strong"/>
         </w:rPr>
         <w:t xml:space="preserve"> </w:t>
       </w:r>
       <w:r>
         <w:rPr>
-          <w:bCs/>
-          <w:sz w:val="21"/>
-          <w:szCs w:val="21"/>
-        </w:rPr>
-        <w:t>C#, .NET MVC</w:t>
-      </w:r>
-      <w:proofErr w:type="gramStart"/>
-      <w:r>
-        <w:rPr>
-          <w:bCs/>
-          <w:sz w:val="21"/>
-          <w:szCs w:val="21"/>
-        </w:rPr>
-        <w:t>,  MS</w:t>
-      </w:r>
-      <w:proofErr w:type="gramEnd"/>
-      <w:r>
-        <w:rPr>
-          <w:bCs/>
-          <w:sz w:val="21"/>
-          <w:szCs w:val="21"/>
-        </w:rPr>
-        <w:t xml:space="preserve"> SQL,  HTML, CSS, Bootstrap, JavaScript, </w:t>
-      </w:r>
-      <w:proofErr w:type="spellStart"/>
-      <w:r>
-        <w:rPr>
-          <w:bCs/>
-          <w:sz w:val="21"/>
-          <w:szCs w:val="21"/>
-        </w:rPr>
-        <w:t>Jquery</w:t>
-      </w:r>
-      <w:proofErr w:type="spellEnd"/>
-      <w:r>
-        <w:rPr>
-          <w:bCs/>
-          <w:sz w:val="21"/>
-          <w:szCs w:val="21"/>
-        </w:rPr>
-        <w:t>, Ajax.</w:t>
+          <w:sz w:val="21"/>
+          <w:szCs w:val="21"/>
+        </w:rPr>
+        <w:t xml:space="preserve">Developed and enhanced web applications and reducing API response time by </w:t>
+      </w:r>
+      <w:r>
+        <w:rPr>
+          <w:rStyle w:val="Strong"/>
+          <w:sz w:val="21"/>
+          <w:szCs w:val="21"/>
+        </w:rPr>
+        <w:t>40%.</w:t>
+      </w:r>
+      <w:r>
+        <w:rPr>
+          <w:rStyle w:val="Strong"/>
+          <w:b w:val="0"/>
+          <w:bCs w:val="0"/>
+          <w:sz w:val="21"/>
+          <w:szCs w:val="21"/>
+        </w:rPr>
+        <w:t xml:space="preserve"> </w:t>
       </w:r>
     </w:p>
     <w:p>
@@ -646,42 +766,12 @@
         <w:ind w:left="-720" w:right="-720"/>
         <w:jc w:val="both"/>
         <w:rPr>
-          <w:rStyle w:val="Strong"/>
-          <w:rFonts w:ascii="Courier New" w:hAnsi="Courier New" w:cs="Courier New"/>
-          <w:sz w:val="21"/>
-          <w:szCs w:val="21"/>
-        </w:rPr>
-      </w:pPr>
-      <w:r>
-        <w:rPr>
-          <w:b/>
-        </w:rPr>
-        <w:t>Description:</w:t>
-      </w:r>
-      <w:r>
-        <w:rPr>
-          <w:b/>
-          <w:sz w:val="21"/>
-          <w:szCs w:val="21"/>
-        </w:rPr>
-        <w:t xml:space="preserve"> </w:t>
-      </w:r>
-      <w:r>
-        <w:rPr>
-          <w:sz w:val="21"/>
-          <w:szCs w:val="21"/>
-        </w:rPr>
-        <w:t xml:space="preserve">Developed and improved software solutions used by </w:t>
-      </w:r>
-      <w:r>
-        <w:rPr>
-          <w:rStyle w:val="Strong"/>
-          <w:rFonts w:ascii="Courier New" w:hAnsi="Courier New" w:cs="Courier New"/>
-          <w:sz w:val="21"/>
-          <w:szCs w:val="21"/>
-        </w:rPr>
-        <w:t>100+ clients</w:t>
-      </w:r>
+          <w:b/>
+          <w:bCs/>
+          <w:sz w:val="10"/>
+          <w:szCs w:val="10"/>
+        </w:rPr>
+      </w:pPr>
     </w:p>
     <w:p>
       <w:pPr>
@@ -689,11 +779,56 @@
         <w:ind w:left="-720" w:right="-720"/>
         <w:jc w:val="both"/>
         <w:rPr>
-          <w:rStyle w:val="Strong"/>
-          <w:sz w:val="10"/>
-          <w:szCs w:val="10"/>
-        </w:rPr>
-      </w:pPr>
+          <w:bCs/>
+        </w:rPr>
+      </w:pPr>
+      <w:r>
+        <w:rPr>
+          <w:b/>
+          <w:bCs/>
+        </w:rPr>
+        <w:t>2</w:t>
+      </w:r>
+      <w:r>
+        <w:rPr>
+          <w:b/>
+          <w:bCs/>
+        </w:rPr>
+        <w:t xml:space="preserve">. CSAT Systems Pvt. Ltd.                                                  </w:t>
+      </w:r>
+      <w:r>
+        <w:rPr>
+          <w:b/>
+          <w:bCs/>
+        </w:rPr>
+        <w:t xml:space="preserve">               </w:t>
+      </w:r>
+      <w:r>
+        <w:rPr>
+          <w:b/>
+          <w:bCs/>
+        </w:rPr>
+        <w:t xml:space="preserve">                               </w:t>
+      </w:r>
+      <w:r>
+        <w:rPr>
+          <w:bCs/>
+        </w:rPr>
+        <w:t xml:space="preserve">                                           </w:t>
+      </w:r>
+      <w:r>
+        <w:rPr>
+          <w:bCs/>
+        </w:rPr>
+        <w:t xml:space="preserve">                     </w:t>
+      </w:r>
+      <w:r>
+        <w:rPr>
+          <w:b/>
+          <w:bCs/>
+        </w:rPr>
+        <w:t>Noida</w:t>
+      </w:r>
     </w:p>
     <w:p>
       <w:pPr>
@@ -701,59 +836,11 @@
         <w:ind w:left="-720" w:right="-720"/>
         <w:jc w:val="both"/>
         <w:rPr>
-          <w:rStyle w:val="Strong"/>
-          <w:sz w:val="21"/>
-          <w:szCs w:val="21"/>
-        </w:rPr>
-      </w:pPr>
-      <w:r>
-        <w:rPr>
-          <w:b/>
-        </w:rPr>
-        <w:t xml:space="preserve">2. </w:t>
-      </w:r>
-      <w:r>
-        <w:rPr>
-          <w:b/>
-        </w:rPr>
-        <w:t>Freelance + Sel</w:t>
-      </w:r>
-      <w:r>
-        <w:rPr>
-          <w:b/>
-        </w:rPr>
-        <w:t xml:space="preserve">f-Development &amp; Learning     </w:t>
-      </w:r>
-      <w:r>
-        <w:rPr>
-          <w:b/>
-        </w:rPr>
-        <w:t xml:space="preserve">                               </w:t>
-      </w:r>
-      <w:r>
-        <w:rPr>
-          <w:b/>
-        </w:rPr>
-        <w:t xml:space="preserve">                                                                     </w:t>
-      </w:r>
-      <w:r>
-        <w:rPr>
-          <w:b/>
-        </w:rPr>
-        <w:t xml:space="preserve">                 </w:t>
-      </w:r>
-      <w:r>
-        <w:rPr>
-          <w:b/>
-        </w:rPr>
-        <w:t>Remote</w:t>
-      </w:r>
-      <w:r>
-        <w:rPr>
-          <w:rStyle w:val="Strong"/>
-        </w:rPr>
-        <w:t xml:space="preserve">                                                                                                                 </w:t>
-      </w:r>
+          <w:b/>
+          <w:sz w:val="21"/>
+          <w:szCs w:val="21"/>
+        </w:rPr>
+      </w:pPr>
       <w:r>
         <w:rPr>
           <w:b/>
@@ -782,22 +869,47 @@
           <w:sz w:val="21"/>
           <w:szCs w:val="21"/>
         </w:rPr>
-        <w:t xml:space="preserve">  </w:t>
-      </w:r>
-      <w:r>
-        <w:rPr>
-          <w:b/>
-          <w:sz w:val="21"/>
-          <w:szCs w:val="21"/>
-        </w:rPr>
-        <w:t xml:space="preserve">                                                                                                                             </w:t>
-      </w:r>
-      <w:r>
-        <w:rPr>
-          <w:sz w:val="21"/>
-          <w:szCs w:val="21"/>
-        </w:rPr>
-        <w:t>July 2023 - Nov 2023</w:t>
+        <w:t xml:space="preserve">                     </w:t>
+      </w:r>
+      <w:r>
+        <w:rPr>
+          <w:b/>
+          <w:sz w:val="21"/>
+          <w:szCs w:val="21"/>
+        </w:rPr>
+        <w:t xml:space="preserve">                                                                                                        </w:t>
+      </w:r>
+      <w:r>
+        <w:rPr>
+          <w:bCs/>
+          <w:sz w:val="21"/>
+          <w:szCs w:val="21"/>
+        </w:rPr>
+        <w:t>July</w:t>
+      </w:r>
+      <w:r>
+        <w:rPr>
+          <w:bCs/>
+          <w:sz w:val="21"/>
+          <w:szCs w:val="21"/>
+        </w:rPr>
+        <w:t xml:space="preserve"> 2023 – </w:t>
+      </w:r>
+      <w:r>
+        <w:rPr>
+          <w:bCs/>
+          <w:sz w:val="21"/>
+          <w:szCs w:val="21"/>
+        </w:rPr>
+        <w:t>June 202</w:t>
+      </w:r>
+      <w:r>
+        <w:rPr>
+          <w:bCs/>
+          <w:sz w:val="21"/>
+          <w:szCs w:val="21"/>
+        </w:rPr>
+        <w:t>5</w:t>
       </w:r>
     </w:p>
     <w:p>
@@ -806,20 +918,20 @@
         <w:ind w:left="-720" w:right="-720"/>
         <w:jc w:val="both"/>
         <w:rPr>
-          <w:rStyle w:val="Strong"/>
-          <w:sz w:val="21"/>
-          <w:szCs w:val="21"/>
-        </w:rPr>
-      </w:pPr>
-      <w:r>
-        <w:rPr>
-          <w:rStyle w:val="Strong"/>
+          <w:bCs/>
+          <w:sz w:val="21"/>
+          <w:szCs w:val="21"/>
+        </w:rPr>
+      </w:pPr>
+      <w:r>
+        <w:rPr>
+          <w:b/>
         </w:rPr>
         <w:t>Technologies:</w:t>
       </w:r>
       <w:r>
         <w:rPr>
-          <w:rStyle w:val="Strong"/>
+          <w:b/>
           <w:sz w:val="21"/>
           <w:szCs w:val="21"/>
         </w:rPr>
@@ -827,32 +939,27 @@
       </w:r>
       <w:r>
         <w:rPr>
-          <w:rStyle w:val="Strong"/>
-          <w:b w:val="0"/>
-          <w:sz w:val="21"/>
-          <w:szCs w:val="21"/>
-        </w:rPr>
-        <w:t xml:space="preserve">C#, .NET Core, MYSQL, HTML, CSS, JavaScript, </w:t>
-      </w:r>
-      <w:proofErr w:type="spellStart"/>
-      <w:r>
-        <w:rPr>
-          <w:rStyle w:val="Strong"/>
-          <w:b w:val="0"/>
-          <w:sz w:val="21"/>
-          <w:szCs w:val="21"/>
-        </w:rPr>
-        <w:t>Jquery</w:t>
-      </w:r>
-      <w:proofErr w:type="spellEnd"/>
-      <w:r>
-        <w:rPr>
-          <w:rStyle w:val="Strong"/>
-          <w:b w:val="0"/>
-          <w:sz w:val="21"/>
-          <w:szCs w:val="21"/>
-        </w:rPr>
-        <w:t>, Bootstrap.</w:t>
+          <w:bCs/>
+          <w:sz w:val="21"/>
+          <w:szCs w:val="21"/>
+        </w:rPr>
+        <w:t>C#, .NET MVC,  S</w:t>
+      </w:r>
+      <w:r>
+        <w:rPr>
+          <w:bCs/>
+          <w:sz w:val="21"/>
+          <w:szCs w:val="21"/>
+        </w:rPr>
+        <w:t>ql Server</w:t>
+      </w:r>
+      <w:r>
+        <w:rPr>
+          <w:bCs/>
+          <w:sz w:val="21"/>
+          <w:szCs w:val="21"/>
+        </w:rPr>
+        <w:t>,  HTML, CSS, Bootstrap, JavaScript, Jquery, Ajax.</w:t>
       </w:r>
     </w:p>
     <w:p>
@@ -862,15 +969,46 @@
         <w:jc w:val="both"/>
         <w:rPr>
           <w:rStyle w:val="Strong"/>
-          <w:sz w:val="21"/>
-          <w:szCs w:val="21"/>
-        </w:rPr>
-      </w:pPr>
+          <w:rFonts w:ascii="Courier New" w:hAnsi="Courier New" w:cs="Courier New"/>
+          <w:sz w:val="21"/>
+          <w:szCs w:val="21"/>
+        </w:rPr>
+      </w:pPr>
+      <w:r>
+        <w:rPr>
+          <w:b/>
+        </w:rPr>
+        <w:t>Description:</w:t>
+      </w:r>
+      <w:r>
+        <w:rPr>
+          <w:b/>
+          <w:sz w:val="21"/>
+          <w:szCs w:val="21"/>
+        </w:rPr>
+        <w:t xml:space="preserve"> </w:t>
+      </w:r>
+      <w:r>
+        <w:rPr>
+          <w:sz w:val="21"/>
+          <w:szCs w:val="21"/>
+        </w:rPr>
+        <w:t xml:space="preserve">Developed and improved software solutions used </w:t>
+      </w:r>
+      <w:r>
+        <w:rPr>
+          <w:sz w:val="21"/>
+          <w:szCs w:val="21"/>
+        </w:rPr>
+        <w:t xml:space="preserve">by </w:t>
+      </w:r>
       <w:r>
         <w:rPr>
           <w:rStyle w:val="Strong"/>
-        </w:rPr>
-        <w:t>Description:</w:t>
+          <w:sz w:val="21"/>
+          <w:szCs w:val="21"/>
+        </w:rPr>
+        <w:t>100</w:t>
       </w:r>
       <w:r>
         <w:rPr>
@@ -878,17 +1016,29 @@
           <w:sz w:val="21"/>
           <w:szCs w:val="21"/>
         </w:rPr>
-        <w:t xml:space="preserve"> </w:t>
+        <w:t>0</w:t>
       </w:r>
       <w:r>
         <w:rPr>
           <w:rStyle w:val="Strong"/>
-          <w:b w:val="0"/>
-          <w:sz w:val="21"/>
-          <w:szCs w:val="21"/>
-        </w:rPr>
-        <w:t>Designed and implemented an inventory management module with features for product tracking.</w:t>
-      </w:r>
+          <w:sz w:val="21"/>
+          <w:szCs w:val="21"/>
+        </w:rPr>
+        <w:t>+ clients</w:t>
+      </w:r>
+    </w:p>
+    <w:p>
+      <w:pPr>
+        <w:spacing w:after="0"/>
+        <w:ind w:right="-720"/>
+        <w:jc w:val="both"/>
+        <w:rPr>
+          <w:b/>
+          <w:bCs/>
+          <w:sz w:val="10"/>
+          <w:szCs w:val="10"/>
+        </w:rPr>
+      </w:pPr>
     </w:p>
     <w:p>
       <w:pPr>
@@ -896,11 +1046,88 @@
         <w:ind w:left="-720" w:right="-720"/>
         <w:jc w:val="both"/>
         <w:rPr>
-          <w:rStyle w:val="Strong"/>
-          <w:sz w:val="8"/>
-          <w:szCs w:val="8"/>
-        </w:rPr>
-      </w:pPr>
+          <w:bCs/>
+        </w:rPr>
+      </w:pPr>
+      <w:r>
+        <w:rPr>
+          <w:b/>
+          <w:bCs/>
+        </w:rPr>
+        <w:t xml:space="preserve">1. </w:t>
+      </w:r>
+      <w:r>
+        <w:rPr>
+          <w:b/>
+          <w:bCs/>
+        </w:rPr>
+        <w:t>Webkul Software Pvt. Ltd.</w:t>
+      </w:r>
+      <w:r>
+        <w:rPr>
+          <w:b/>
+          <w:bCs/>
+        </w:rPr>
+        <w:t xml:space="preserve">  </w:t>
+      </w:r>
+      <w:r>
+        <w:rPr>
+          <w:b/>
+          <w:bCs/>
+        </w:rPr>
+        <w:t xml:space="preserve">                               </w:t>
+      </w:r>
+      <w:r>
+        <w:rPr>
+          <w:b/>
+          <w:bCs/>
+        </w:rPr>
+        <w:t xml:space="preserve">                </w:t>
+      </w:r>
+      <w:r>
+        <w:rPr>
+          <w:b/>
+          <w:bCs/>
+        </w:rPr>
+        <w:t xml:space="preserve">                                     </w:t>
+      </w:r>
+      <w:r>
+        <w:rPr>
+          <w:bCs/>
+        </w:rPr>
+        <w:t xml:space="preserve">                       </w:t>
+      </w:r>
+      <w:r>
+        <w:rPr>
+          <w:bCs/>
+        </w:rPr>
+        <w:t xml:space="preserve"> </w:t>
+      </w:r>
+      <w:r>
+        <w:rPr>
+          <w:bCs/>
+        </w:rPr>
+        <w:t xml:space="preserve">                 </w:t>
+      </w:r>
+      <w:r>
+        <w:rPr>
+          <w:bCs/>
+        </w:rPr>
+        <w:t xml:space="preserve">          </w:t>
+      </w:r>
+      <w:r>
+        <w:rPr>
+          <w:bCs/>
+        </w:rPr>
+        <w:t xml:space="preserve">                </w:t>
+      </w:r>
+      <w:r>
+        <w:rPr>
+          <w:b/>
+          <w:bCs/>
+        </w:rPr>
+        <w:t>Noida</w:t>
+      </w:r>
     </w:p>
     <w:p>
       <w:pPr>
@@ -909,11 +1136,73 @@
         <w:jc w:val="both"/>
         <w:rPr>
           <w:b/>
-          <w:bCs/>
-          <w:sz w:val="10"/>
-          <w:szCs w:val="10"/>
-        </w:rPr>
-      </w:pPr>
+          <w:sz w:val="21"/>
+          <w:szCs w:val="21"/>
+          <w:u w:val="single"/>
+        </w:rPr>
+      </w:pPr>
+      <w:r>
+        <w:rPr>
+          <w:b/>
+        </w:rPr>
+        <w:t>Designations:</w:t>
+      </w:r>
+      <w:r>
+        <w:rPr>
+          <w:b/>
+          <w:sz w:val="21"/>
+          <w:szCs w:val="21"/>
+        </w:rPr>
+        <w:t xml:space="preserve"> </w:t>
+      </w:r>
+      <w:r>
+        <w:rPr>
+          <w:bCs/>
+          <w:sz w:val="21"/>
+          <w:szCs w:val="21"/>
+        </w:rPr>
+        <w:t xml:space="preserve">Trainee Software Engineer             </w:t>
+      </w:r>
+      <w:r>
+        <w:rPr>
+          <w:bCs/>
+          <w:sz w:val="21"/>
+          <w:szCs w:val="21"/>
+        </w:rPr>
+        <w:t xml:space="preserve"> </w:t>
+      </w:r>
+      <w:r>
+        <w:rPr>
+          <w:bCs/>
+          <w:sz w:val="21"/>
+          <w:szCs w:val="21"/>
+        </w:rPr>
+        <w:t xml:space="preserve">                                                                                           </w:t>
+      </w:r>
+      <w:r>
+        <w:rPr>
+          <w:bCs/>
+          <w:sz w:val="21"/>
+          <w:szCs w:val="21"/>
+        </w:rPr>
+        <w:t xml:space="preserve">          </w:t>
+      </w:r>
+      <w:r>
+        <w:rPr>
+          <w:bCs/>
+          <w:sz w:val="21"/>
+          <w:szCs w:val="21"/>
+        </w:rPr>
+        <w:t>Jan</w:t>
+      </w:r>
+      <w:r>
+        <w:rPr>
+          <w:bCs/>
+          <w:sz w:val="21"/>
+          <w:szCs w:val="21"/>
+        </w:rPr>
+        <w:t xml:space="preserve"> 2023 - June 2023</w:t>
+      </w:r>
     </w:p>
     <w:p>
       <w:pPr>
@@ -921,112 +1210,95 @@
         <w:ind w:left="-720" w:right="-720"/>
         <w:jc w:val="both"/>
         <w:rPr>
-          <w:bCs/>
-        </w:rPr>
-      </w:pPr>
-      <w:r>
-        <w:rPr>
-          <w:b/>
-          <w:bCs/>
-        </w:rPr>
-        <w:t xml:space="preserve">1. </w:t>
-      </w:r>
-      <w:proofErr w:type="spellStart"/>
-      <w:r>
-        <w:rPr>
-          <w:b/>
-          <w:bCs/>
-        </w:rPr>
-        <w:t>Webkul</w:t>
-      </w:r>
-      <w:proofErr w:type="spellEnd"/>
-      <w:r>
-        <w:rPr>
-          <w:b/>
-          <w:bCs/>
-        </w:rPr>
-        <w:t xml:space="preserve"> Software </w:t>
-      </w:r>
-      <w:proofErr w:type="spellStart"/>
-      <w:r>
-        <w:rPr>
-          <w:b/>
-          <w:bCs/>
-        </w:rPr>
-        <w:t>Pvt.</w:t>
-      </w:r>
-      <w:proofErr w:type="spellEnd"/>
-      <w:r>
-        <w:rPr>
-          <w:b/>
-          <w:bCs/>
-        </w:rPr>
-        <w:t xml:space="preserve"> Ltd.</w:t>
-      </w:r>
-      <w:r>
-        <w:rPr>
-          <w:b/>
-          <w:bCs/>
-        </w:rPr>
-        <w:t xml:space="preserve">  </w:t>
-      </w:r>
-      <w:r>
-        <w:rPr>
-          <w:b/>
-          <w:bCs/>
-        </w:rPr>
-        <w:t xml:space="preserve">                               </w:t>
-      </w:r>
-      <w:r>
-        <w:rPr>
-          <w:b/>
-          <w:bCs/>
-        </w:rPr>
-        <w:t xml:space="preserve">                </w:t>
-      </w:r>
-      <w:r>
-        <w:rPr>
-          <w:b/>
-          <w:bCs/>
-        </w:rPr>
-        <w:t xml:space="preserve">                                     </w:t>
-      </w:r>
-      <w:r>
-        <w:rPr>
-          <w:bCs/>
-        </w:rPr>
-        <w:t xml:space="preserve">                       </w:t>
-      </w:r>
-      <w:r>
-        <w:rPr>
-          <w:bCs/>
+          <w:b/>
+          <w:sz w:val="21"/>
+          <w:szCs w:val="21"/>
+        </w:rPr>
+      </w:pPr>
+      <w:r>
+        <w:rPr>
+          <w:b/>
+        </w:rPr>
+        <w:t>Technologies:</w:t>
+      </w:r>
+      <w:r>
+        <w:rPr>
+          <w:b/>
+          <w:sz w:val="21"/>
+          <w:szCs w:val="21"/>
         </w:rPr>
         <w:t xml:space="preserve"> </w:t>
       </w:r>
       <w:r>
         <w:rPr>
           <w:bCs/>
-        </w:rPr>
-        <w:t xml:space="preserve">                 </w:t>
-      </w:r>
-      <w:r>
-        <w:rPr>
-          <w:bCs/>
-        </w:rPr>
-        <w:t xml:space="preserve">          </w:t>
-      </w:r>
-      <w:r>
-        <w:rPr>
-          <w:bCs/>
-        </w:rPr>
-        <w:t xml:space="preserve">                </w:t>
-      </w:r>
-      <w:r>
-        <w:rPr>
-          <w:b/>
-          <w:bCs/>
-        </w:rPr>
-        <w:t>Noida</w:t>
+          <w:sz w:val="21"/>
+          <w:szCs w:val="21"/>
+        </w:rPr>
+        <w:t>C#</w:t>
+      </w:r>
+      <w:r>
+        <w:rPr>
+          <w:bCs/>
+          <w:sz w:val="21"/>
+          <w:szCs w:val="21"/>
+        </w:rPr>
+        <w:t>,</w:t>
+      </w:r>
+      <w:r>
+        <w:rPr>
+          <w:bCs/>
+          <w:sz w:val="21"/>
+          <w:szCs w:val="21"/>
+        </w:rPr>
+        <w:t xml:space="preserve"> .NET Core</w:t>
+      </w:r>
+      <w:r>
+        <w:rPr>
+          <w:bCs/>
+          <w:sz w:val="21"/>
+          <w:szCs w:val="21"/>
+        </w:rPr>
+        <w:t>,</w:t>
+      </w:r>
+      <w:r>
+        <w:rPr>
+          <w:bCs/>
+          <w:sz w:val="21"/>
+          <w:szCs w:val="21"/>
+        </w:rPr>
+        <w:t xml:space="preserve"> MYSQL,  HTML, CSS, </w:t>
+      </w:r>
+      <w:r>
+        <w:rPr>
+          <w:bCs/>
+          <w:sz w:val="21"/>
+          <w:szCs w:val="21"/>
+        </w:rPr>
+        <w:t>JavaScript</w:t>
+      </w:r>
+      <w:r>
+        <w:rPr>
+          <w:bCs/>
+          <w:sz w:val="21"/>
+          <w:szCs w:val="21"/>
+        </w:rPr>
+        <w:t>, Jquery, Bootstrap</w:t>
+      </w:r>
+      <w:r>
+        <w:rPr>
+          <w:bCs/>
+          <w:sz w:val="21"/>
+          <w:szCs w:val="21"/>
+        </w:rPr>
+        <w:t xml:space="preserve">, </w:t>
+      </w:r>
+      <w:r>
+        <w:rPr>
+          <w:bCs/>
+          <w:color w:val="000000"/>
+        </w:rPr>
+        <w:t>ef core</w:t>
       </w:r>
     </w:p>
     <w:p>
@@ -1035,17 +1307,16 @@
         <w:ind w:left="-720" w:right="-720"/>
         <w:jc w:val="both"/>
         <w:rPr>
-          <w:b/>
-          <w:sz w:val="21"/>
-          <w:szCs w:val="21"/>
-          <w:u w:val="single"/>
-        </w:rPr>
-      </w:pPr>
-      <w:r>
-        <w:rPr>
-          <w:b/>
-        </w:rPr>
-        <w:t>Designations:</w:t>
+          <w:bCs/>
+          <w:sz w:val="21"/>
+          <w:szCs w:val="21"/>
+        </w:rPr>
+      </w:pPr>
+      <w:r>
+        <w:rPr>
+          <w:b/>
+        </w:rPr>
+        <w:t>Description:</w:t>
       </w:r>
       <w:r>
         <w:rPr>
@@ -1057,225 +1328,12 @@
       </w:r>
       <w:r>
         <w:rPr>
-          <w:bCs/>
-          <w:sz w:val="21"/>
-          <w:szCs w:val="21"/>
-        </w:rPr>
-        <w:t xml:space="preserve">Trainee Software Engineer             </w:t>
-      </w:r>
-      <w:r>
-        <w:rPr>
-          <w:bCs/>
-          <w:sz w:val="21"/>
-          <w:szCs w:val="21"/>
-        </w:rPr>
-        <w:t xml:space="preserve"> </w:t>
-      </w:r>
-      <w:r>
-        <w:rPr>
-          <w:bCs/>
-          <w:sz w:val="21"/>
-          <w:szCs w:val="21"/>
-        </w:rPr>
-        <w:t xml:space="preserve">                                                                                           </w:t>
-      </w:r>
-      <w:r>
-        <w:rPr>
-          <w:bCs/>
-          <w:sz w:val="21"/>
-          <w:szCs w:val="21"/>
-        </w:rPr>
-        <w:t xml:space="preserve">          </w:t>
-      </w:r>
-      <w:r>
-        <w:rPr>
-          <w:bCs/>
-          <w:sz w:val="21"/>
-          <w:szCs w:val="21"/>
-        </w:rPr>
-        <w:t>Jan</w:t>
-      </w:r>
-      <w:r>
-        <w:rPr>
-          <w:bCs/>
-          <w:sz w:val="21"/>
-          <w:szCs w:val="21"/>
-        </w:rPr>
-        <w:t xml:space="preserve"> 2023 - June 2023</w:t>
-      </w:r>
-    </w:p>
-    <w:p>
-      <w:pPr>
-        <w:spacing w:after="0"/>
-        <w:ind w:left="-720" w:right="-720"/>
-        <w:jc w:val="both"/>
-        <w:rPr>
-          <w:b/>
-          <w:sz w:val="21"/>
-          <w:szCs w:val="21"/>
-        </w:rPr>
-      </w:pPr>
-      <w:r>
-        <w:rPr>
-          <w:b/>
-        </w:rPr>
-        <w:t>Technologies:</w:t>
-      </w:r>
-      <w:r>
-        <w:rPr>
-          <w:b/>
-          <w:sz w:val="21"/>
-          <w:szCs w:val="21"/>
-        </w:rPr>
-        <w:t xml:space="preserve"> </w:t>
-      </w:r>
-      <w:r>
-        <w:rPr>
-          <w:bCs/>
-          <w:sz w:val="21"/>
-          <w:szCs w:val="21"/>
-        </w:rPr>
-        <w:t>C#</w:t>
-      </w:r>
-      <w:r>
-        <w:rPr>
-          <w:bCs/>
-          <w:sz w:val="21"/>
-          <w:szCs w:val="21"/>
-        </w:rPr>
-        <w:t>,</w:t>
-      </w:r>
-      <w:r>
-        <w:rPr>
-          <w:bCs/>
-          <w:sz w:val="21"/>
-          <w:szCs w:val="21"/>
-        </w:rPr>
-        <w:t xml:space="preserve"> .NET Core</w:t>
-      </w:r>
-      <w:r>
-        <w:rPr>
-          <w:bCs/>
-          <w:sz w:val="21"/>
-          <w:szCs w:val="21"/>
-        </w:rPr>
-        <w:t>,</w:t>
-      </w:r>
-      <w:r>
-        <w:rPr>
-          <w:bCs/>
-          <w:sz w:val="21"/>
-          <w:szCs w:val="21"/>
-        </w:rPr>
-        <w:t xml:space="preserve"> MYSQL</w:t>
-      </w:r>
-      <w:proofErr w:type="gramStart"/>
-      <w:r>
-        <w:rPr>
-          <w:bCs/>
-          <w:sz w:val="21"/>
-          <w:szCs w:val="21"/>
-        </w:rPr>
-        <w:t>,  HTML</w:t>
-      </w:r>
-      <w:proofErr w:type="gramEnd"/>
-      <w:r>
-        <w:rPr>
-          <w:bCs/>
-          <w:sz w:val="21"/>
-          <w:szCs w:val="21"/>
-        </w:rPr>
-        <w:t xml:space="preserve">, CSS, </w:t>
-      </w:r>
-      <w:r>
-        <w:rPr>
-          <w:bCs/>
-          <w:sz w:val="21"/>
-          <w:szCs w:val="21"/>
-        </w:rPr>
-        <w:t>JavaScript</w:t>
-      </w:r>
-      <w:r>
-        <w:rPr>
-          <w:bCs/>
-          <w:sz w:val="21"/>
-          <w:szCs w:val="21"/>
-        </w:rPr>
-        <w:t xml:space="preserve">, </w:t>
-      </w:r>
-      <w:proofErr w:type="spellStart"/>
-      <w:r>
-        <w:rPr>
-          <w:bCs/>
-          <w:sz w:val="21"/>
-          <w:szCs w:val="21"/>
-        </w:rPr>
-        <w:t>Jquery</w:t>
-      </w:r>
-      <w:proofErr w:type="spellEnd"/>
-      <w:r>
-        <w:rPr>
-          <w:bCs/>
-          <w:sz w:val="21"/>
-          <w:szCs w:val="21"/>
-        </w:rPr>
-        <w:t>, Bootstrap</w:t>
-      </w:r>
-      <w:r>
-        <w:rPr>
-          <w:bCs/>
-          <w:sz w:val="21"/>
-          <w:szCs w:val="21"/>
-        </w:rPr>
-        <w:t>.</w:t>
-      </w:r>
-    </w:p>
-    <w:p>
-      <w:pPr>
-        <w:spacing w:after="0"/>
-        <w:ind w:left="-720" w:right="-720"/>
-        <w:jc w:val="both"/>
-        <w:rPr>
-          <w:bCs/>
-          <w:sz w:val="21"/>
-          <w:szCs w:val="21"/>
-        </w:rPr>
-      </w:pPr>
-      <w:r>
-        <w:rPr>
-          <w:b/>
-        </w:rPr>
-        <w:t>Description:</w:t>
-      </w:r>
-      <w:r>
-        <w:rPr>
-          <w:b/>
-          <w:sz w:val="21"/>
-          <w:szCs w:val="21"/>
-        </w:rPr>
-        <w:t xml:space="preserve"> </w:t>
-      </w:r>
-      <w:r>
-        <w:rPr>
-          <w:sz w:val="21"/>
-          <w:szCs w:val="21"/>
-        </w:rPr>
-        <w:t xml:space="preserve">Developed and enhanced web applications </w:t>
-      </w:r>
-      <w:r>
-        <w:rPr>
-          <w:sz w:val="21"/>
-          <w:szCs w:val="21"/>
-        </w:rPr>
-        <w:t xml:space="preserve">and reducing API response time by </w:t>
-      </w:r>
-      <w:r>
-        <w:rPr>
           <w:rStyle w:val="Strong"/>
-          <w:sz w:val="21"/>
-          <w:szCs w:val="21"/>
-        </w:rPr>
-        <w:t>40%.</w:t>
+          <w:b w:val="0"/>
+          <w:sz w:val="21"/>
+          <w:szCs w:val="21"/>
+        </w:rPr>
+        <w:t>Designed and implemented an inventory management module with features for product tracking.</w:t>
       </w:r>
     </w:p>
     <w:p>
@@ -1311,15 +1369,11 @@
         <w:rPr>
           <w:b/>
           <w:color w:val="000000"/>
-          <w:sz w:val="24"/>
-          <w:szCs w:val="24"/>
-        </w:rPr>
-      </w:pPr>
-      <w:r>
-        <w:rPr>
-          <w:b/>
-          <w:sz w:val="24"/>
-          <w:szCs w:val="24"/>
+        </w:rPr>
+      </w:pPr>
+      <w:r>
+        <w:rPr>
+          <w:b/>
           <w:u w:val="single"/>
         </w:rPr>
         <w:t>SKILLS</w:t>
@@ -1327,8 +1381,6 @@
       <w:r>
         <w:rPr>
           <w:b/>
-          <w:sz w:val="24"/>
-          <w:szCs w:val="24"/>
           <w:u w:val="single"/>
         </w:rPr>
         <w:t xml:space="preserve">: </w:t>
@@ -1337,8 +1389,6 @@
         <w:rPr>
           <w:b/>
           <w:color w:val="000000"/>
-          <w:sz w:val="24"/>
-          <w:szCs w:val="24"/>
         </w:rPr>
         <w:t xml:space="preserve">     </w:t>
       </w:r>
@@ -1400,21 +1450,12 @@
           <w:color w:val="000000"/>
         </w:rPr>
       </w:pPr>
-      <w:proofErr w:type="spellStart"/>
       <w:r>
         <w:rPr>
           <w:bCs/>
           <w:color w:val="000000"/>
         </w:rPr>
-        <w:t>Dotnet</w:t>
-      </w:r>
-      <w:proofErr w:type="spellEnd"/>
-      <w:r>
-        <w:rPr>
-          <w:bCs/>
-          <w:color w:val="000000"/>
-        </w:rPr>
-        <w:t xml:space="preserve"> MVC,  ASP .NET Core</w:t>
+        <w:t>Dotnet MVC,  ASP .NET Core</w:t>
       </w:r>
     </w:p>
     <w:p>
@@ -1459,8 +1500,20 @@
         </w:rPr>
         <w:t xml:space="preserve"> Server</w:t>
       </w:r>
-      <w:bookmarkStart w:id="0" w:name="_GoBack"/>
-      <w:bookmarkEnd w:id="0"/>
+      <w:r>
+        <w:rPr>
+          <w:bCs/>
+          <w:color w:val="000000"/>
+        </w:rPr>
+        <w:t>, Oracle</w:t>
+      </w:r>
+      <w:r>
+        <w:rPr>
+          <w:bCs/>
+          <w:color w:val="000000"/>
+        </w:rPr>
+        <w:t>, Redis</w:t>
+      </w:r>
     </w:p>
     <w:p>
       <w:pPr>
@@ -1488,7 +1541,14 @@
           <w:bCs/>
           <w:color w:val="000000"/>
         </w:rPr>
-        <w:t>ADO.Net, Entity Framework Core, LINQ</w:t>
+        <w:t>Dapper, A</w:t>
+      </w:r>
+      <w:r>
+        <w:rPr>
+          <w:bCs/>
+          <w:color w:val="000000"/>
+        </w:rPr>
+        <w:t>DO.Net, Entity Framework Core</w:t>
       </w:r>
     </w:p>
     <w:p>
@@ -1517,23 +1577,49 @@
           <w:bCs/>
           <w:color w:val="000000"/>
         </w:rPr>
-        <w:t xml:space="preserve">React.js, Angular, Bootstrap, </w:t>
-      </w:r>
-      <w:proofErr w:type="spellStart"/>
+        <w:t>React</w:t>
+      </w:r>
       <w:r>
         <w:rPr>
           <w:bCs/>
           <w:color w:val="000000"/>
         </w:rPr>
-        <w:t>JQuery</w:t>
-      </w:r>
-      <w:proofErr w:type="spellEnd"/>
+        <w:t>.js</w:t>
+      </w:r>
       <w:r>
         <w:rPr>
           <w:bCs/>
           <w:color w:val="000000"/>
         </w:rPr>
-        <w:t xml:space="preserve"> , JavaScript, CSS, HTML</w:t>
+        <w:t xml:space="preserve">, Angular, </w:t>
+      </w:r>
+      <w:r>
+        <w:rPr>
+          <w:bCs/>
+          <w:color w:val="000000"/>
+        </w:rPr>
+        <w:t xml:space="preserve">Tailwind, </w:t>
+      </w:r>
+      <w:r>
+        <w:rPr>
+          <w:bCs/>
+          <w:color w:val="000000"/>
+        </w:rPr>
+        <w:t xml:space="preserve">Bootstrap, JQuery , JavaScript, </w:t>
+      </w:r>
+      <w:r>
+        <w:rPr>
+          <w:bCs/>
+          <w:color w:val="000000"/>
+        </w:rPr>
+        <w:t xml:space="preserve">TypeScript, </w:t>
+      </w:r>
+      <w:r>
+        <w:rPr>
+          <w:bCs/>
+          <w:color w:val="000000"/>
+        </w:rPr>
+        <w:t>CSS, HTML</w:t>
       </w:r>
     </w:p>
     <w:p>
@@ -1562,21 +1648,21 @@
           <w:bCs/>
           <w:color w:val="000000"/>
         </w:rPr>
-        <w:t>SMS Integration</w:t>
+        <w:t>Web API / REST API</w:t>
       </w:r>
       <w:r>
         <w:rPr>
           <w:bCs/>
           <w:color w:val="000000"/>
         </w:rPr>
-        <w:t>, Web API / REST</w:t>
+        <w:t>, AI Integration, Email</w:t>
       </w:r>
       <w:r>
         <w:rPr>
           <w:bCs/>
           <w:color w:val="000000"/>
         </w:rPr>
-        <w:t xml:space="preserve"> API</w:t>
+        <w:t xml:space="preserve"> Integration</w:t>
       </w:r>
     </w:p>
     <w:p>
@@ -1598,6 +1684,36 @@
         <w:rPr>
           <w:bCs/>
           <w:color w:val="000000"/>
+          <w:sz w:val="4"/>
+          <w:szCs w:val="4"/>
+        </w:rPr>
+      </w:pPr>
+      <w:r>
+        <w:t xml:space="preserve">Microsoft </w:t>
+      </w:r>
+      <w:r>
+        <w:t>Azure, IIS</w:t>
+      </w:r>
+    </w:p>
+    <w:p>
+      <w:pPr>
+        <w:numPr>
+          <w:ilvl w:val="0"/>
+          <w:numId w:val="3"/>
+        </w:numPr>
+        <w:pBdr>
+          <w:top w:val="nil"/>
+          <w:left w:val="nil"/>
+          <w:bottom w:val="nil"/>
+          <w:right w:val="nil"/>
+          <w:between w:val="nil"/>
+        </w:pBdr>
+        <w:spacing w:after="0"/>
+        <w:ind w:left="0" w:right="-720"/>
+        <w:jc w:val="both"/>
+        <w:rPr>
+          <w:bCs/>
+          <w:color w:val="000000"/>
         </w:rPr>
       </w:pPr>
       <w:r>
@@ -1652,16 +1768,12 @@
         <w:jc w:val="both"/>
         <w:rPr>
           <w:b/>
-          <w:sz w:val="24"/>
-          <w:szCs w:val="24"/>
           <w:u w:val="single"/>
         </w:rPr>
       </w:pPr>
       <w:r>
         <w:rPr>
           <w:b/>
-          <w:sz w:val="24"/>
-          <w:szCs w:val="24"/>
           <w:u w:val="single"/>
         </w:rPr>
         <w:t>LATEST PROJECTS</w:t>
@@ -1669,8 +1781,6 @@
       <w:r>
         <w:rPr>
           <w:b/>
-          <w:sz w:val="24"/>
-          <w:szCs w:val="24"/>
           <w:u w:val="single"/>
         </w:rPr>
         <w:t>:</w:t>
@@ -1682,7 +1792,7 @@
           <w:ilvl w:val="0"/>
           <w:numId w:val="9"/>
         </w:numPr>
-        <w:spacing w:after="0" w:line="276" w:lineRule="auto"/>
+        <w:spacing w:after="0"/>
         <w:ind w:left="0" w:right="-720"/>
         <w:jc w:val="both"/>
         <w:rPr>
@@ -1694,8 +1804,6 @@
         <w:rPr>
           <w:rFonts w:cs="Times New Roman"/>
           <w:b/>
-          <w:sz w:val="21"/>
-          <w:szCs w:val="21"/>
         </w:rPr>
         <w:t>Web Order</w:t>
       </w:r>
@@ -1703,8 +1811,6 @@
         <w:rPr>
           <w:rFonts w:cs="Times New Roman"/>
           <w:b/>
-          <w:sz w:val="21"/>
-          <w:szCs w:val="21"/>
         </w:rPr>
         <w:t>-</w:t>
       </w:r>
@@ -1721,23 +1827,35 @@
           <w:sz w:val="21"/>
           <w:szCs w:val="21"/>
         </w:rPr>
-        <w:t xml:space="preserve">Developed a complete online ordering system for bars and restaurants, supporting home delivery, takeaway, and </w:t>
-      </w:r>
-      <w:proofErr w:type="spellStart"/>
-      <w:r>
-        <w:rPr>
-          <w:sz w:val="21"/>
-          <w:szCs w:val="21"/>
-        </w:rPr>
-        <w:t>Paytm</w:t>
-      </w:r>
-      <w:proofErr w:type="spellEnd"/>
-      <w:r>
-        <w:rPr>
-          <w:sz w:val="21"/>
-          <w:szCs w:val="21"/>
-        </w:rPr>
-        <w:t xml:space="preserve"> payment integration.</w:t>
+        <w:t xml:space="preserve">Developed a complete online ordering system for bars and restaurants, supporting home delivery, takeaway </w:t>
+      </w:r>
+      <w:r>
+        <w:rPr>
+          <w:sz w:val="21"/>
+          <w:szCs w:val="21"/>
+        </w:rPr>
+        <w:t>with</w:t>
+      </w:r>
+      <w:r>
+        <w:rPr>
+          <w:sz w:val="21"/>
+          <w:szCs w:val="21"/>
+        </w:rPr>
+        <w:t xml:space="preserve"> Paytm payment integration</w:t>
+      </w:r>
+      <w:r>
+        <w:rPr>
+          <w:sz w:val="21"/>
+          <w:szCs w:val="21"/>
+        </w:rPr>
+        <w:t xml:space="preserve"> facilities</w:t>
+      </w:r>
+      <w:r>
+        <w:rPr>
+          <w:sz w:val="21"/>
+          <w:szCs w:val="21"/>
+        </w:rPr>
+        <w:t>.</w:t>
       </w:r>
     </w:p>
     <w:p>
@@ -1746,7 +1864,7 @@
           <w:ilvl w:val="0"/>
           <w:numId w:val="9"/>
         </w:numPr>
-        <w:spacing w:after="0" w:line="276" w:lineRule="auto"/>
+        <w:spacing w:after="0"/>
         <w:ind w:left="0" w:right="-720"/>
         <w:jc w:val="both"/>
         <w:rPr>
@@ -1757,16 +1875,12 @@
       <w:r>
         <w:rPr>
           <w:b/>
-          <w:sz w:val="21"/>
-          <w:szCs w:val="21"/>
-        </w:rPr>
-        <w:t>QR Scan</w:t>
-      </w:r>
-      <w:r>
-        <w:rPr>
-          <w:b/>
-          <w:sz w:val="21"/>
-          <w:szCs w:val="21"/>
+        </w:rPr>
+        <w:t>Hand Held</w:t>
+      </w:r>
+      <w:r>
+        <w:rPr>
+          <w:b/>
         </w:rPr>
         <w:t>-</w:t>
       </w:r>
@@ -1782,7 +1896,7 @@
           <w:sz w:val="21"/>
           <w:szCs w:val="21"/>
         </w:rPr>
-        <w:t>Built a QR code-based ordering solution allowing customers to scan and view the restaurant menu and place dining orders seamlessly.</w:t>
+        <w:t>Created a mobile Point-of-Sale (POS) system for bars and restaurants, enabling users to place orders, manage tables/rooms, generate and cancel bills, and print KOTs and invoices.</w:t>
       </w:r>
     </w:p>
     <w:p>
@@ -1791,7 +1905,7 @@
           <w:ilvl w:val="0"/>
           <w:numId w:val="9"/>
         </w:numPr>
-        <w:spacing w:after="0" w:line="276" w:lineRule="auto"/>
+        <w:spacing w:after="0"/>
         <w:ind w:left="0" w:right="-720"/>
         <w:jc w:val="both"/>
         <w:rPr>
@@ -1801,33 +1915,33 @@
       </w:pPr>
       <w:r>
         <w:rPr>
-          <w:b/>
-          <w:sz w:val="21"/>
-          <w:szCs w:val="21"/>
-        </w:rPr>
-        <w:t>Hand Held</w:t>
-      </w:r>
-      <w:r>
-        <w:rPr>
-          <w:b/>
-          <w:sz w:val="21"/>
-          <w:szCs w:val="21"/>
-        </w:rPr>
-        <w:t>-</w:t>
-      </w:r>
-      <w:r>
-        <w:rPr>
-          <w:sz w:val="21"/>
-          <w:szCs w:val="21"/>
-        </w:rPr>
-        <w:t xml:space="preserve"> </w:t>
-      </w:r>
-      <w:r>
-        <w:rPr>
-          <w:sz w:val="21"/>
-          <w:szCs w:val="21"/>
-        </w:rPr>
-        <w:t>Created a mobile Point-of-Sale (POS) system for bars and restaurants, enabling users to place orders, manage tables/rooms, generate and cancel bills, and print KOTs and invoices.</w:t>
+          <w:rStyle w:val="Strong"/>
+        </w:rPr>
+        <w:t>Kitchen Display System (KDS)</w:t>
+      </w:r>
+      <w:r>
+        <w:t>:-</w:t>
+      </w:r>
+      <w:r>
+        <w:rPr>
+          <w:sz w:val="21"/>
+          <w:szCs w:val="21"/>
+        </w:rPr>
+        <w:t xml:space="preserve"> Developed a real-time Kitchen Display System to streamline o</w:t>
+      </w:r>
+      <w:r>
+        <w:rPr>
+          <w:sz w:val="21"/>
+          <w:szCs w:val="21"/>
+        </w:rPr>
+        <w:t xml:space="preserve">rder management in the kitchen to </w:t>
+      </w:r>
+      <w:r>
+        <w:rPr>
+          <w:sz w:val="21"/>
+          <w:szCs w:val="21"/>
+        </w:rPr>
+        <w:t>reducing manual errors and improving kitchen workflow.</w:t>
       </w:r>
     </w:p>
     <w:p>
@@ -1836,73 +1950,26 @@
           <w:ilvl w:val="0"/>
           <w:numId w:val="9"/>
         </w:numPr>
-        <w:spacing w:after="0" w:line="276" w:lineRule="auto"/>
+        <w:spacing w:after="0"/>
         <w:ind w:left="0" w:right="-720"/>
         <w:jc w:val="both"/>
-        <w:rPr>
-          <w:sz w:val="21"/>
-          <w:szCs w:val="21"/>
-        </w:rPr>
-      </w:pPr>
-      <w:r>
-        <w:rPr>
-          <w:b/>
-          <w:sz w:val="21"/>
-          <w:szCs w:val="21"/>
-        </w:rPr>
-        <w:t>Dashboard</w:t>
-      </w:r>
-      <w:r>
-        <w:rPr>
-          <w:b/>
-          <w:sz w:val="21"/>
-          <w:szCs w:val="21"/>
-        </w:rPr>
-        <w:t>-</w:t>
-      </w:r>
-      <w:r>
-        <w:rPr>
-          <w:sz w:val="21"/>
-          <w:szCs w:val="21"/>
-        </w:rPr>
-        <w:t xml:space="preserve"> </w:t>
-      </w:r>
-      <w:r>
-        <w:rPr>
-          <w:sz w:val="21"/>
-          <w:szCs w:val="21"/>
-        </w:rPr>
-        <w:t xml:space="preserve">Designed a dashboard software to manage daily, monthly, and </w:t>
-      </w:r>
-      <w:proofErr w:type="gramStart"/>
-      <w:r>
-        <w:rPr>
-          <w:sz w:val="21"/>
-          <w:szCs w:val="21"/>
-        </w:rPr>
-        <w:t>periodic</w:t>
-      </w:r>
-      <w:r>
-        <w:rPr>
-          <w:sz w:val="21"/>
-          <w:szCs w:val="21"/>
-        </w:rPr>
-        <w:t xml:space="preserve"> </w:t>
-      </w:r>
-      <w:r>
-        <w:rPr>
-          <w:sz w:val="21"/>
-          <w:szCs w:val="21"/>
-        </w:rPr>
-        <w:t xml:space="preserve"> purchase</w:t>
-      </w:r>
-      <w:proofErr w:type="gramEnd"/>
-      <w:r>
-        <w:rPr>
-          <w:sz w:val="21"/>
-          <w:szCs w:val="21"/>
-        </w:rPr>
-        <w:t xml:space="preserve"> reports, ideal for small and large businesses, hotels, and restaurants.</w:t>
+      </w:pPr>
+      <w:r>
+        <w:rPr>
+          <w:b/>
+          <w:bCs/>
+        </w:rPr>
+        <w:t>Airport Management System</w:t>
+      </w:r>
+      <w:r>
+        <w:t xml:space="preserve">:- </w:t>
+      </w:r>
+      <w:r>
+        <w:rPr>
+          <w:sz w:val="21"/>
+          <w:szCs w:val="21"/>
+        </w:rPr>
+        <w:t>Developed an Airport Management System for pavement and runway management, including runway crack assignment, location tracking.</w:t>
       </w:r>
     </w:p>
     <w:p>
@@ -1911,54 +1978,37 @@
           <w:ilvl w:val="0"/>
           <w:numId w:val="9"/>
         </w:numPr>
-        <w:spacing w:after="0" w:line="276" w:lineRule="auto"/>
+        <w:spacing w:after="0" w:line="240" w:lineRule="auto"/>
         <w:ind w:left="0" w:right="-720"/>
         <w:jc w:val="both"/>
         <w:rPr>
-          <w:sz w:val="21"/>
-          <w:szCs w:val="21"/>
-        </w:rPr>
-      </w:pPr>
-      <w:r>
-        <w:rPr>
-          <w:rStyle w:val="Strong"/>
-          <w:sz w:val="21"/>
-          <w:szCs w:val="21"/>
-        </w:rPr>
-        <w:t>Kitchen Display System (KDS)</w:t>
-      </w:r>
-      <w:r>
-        <w:rPr>
-          <w:sz w:val="21"/>
-          <w:szCs w:val="21"/>
-        </w:rPr>
-        <w:t>:- Developed a real-time Kitchen Display System to streamline o</w:t>
-      </w:r>
-      <w:r>
-        <w:rPr>
-          <w:sz w:val="21"/>
-          <w:szCs w:val="21"/>
-        </w:rPr>
-        <w:t xml:space="preserve">rder management in the kitchen to </w:t>
-      </w:r>
-      <w:r>
-        <w:rPr>
-          <w:sz w:val="21"/>
-          <w:szCs w:val="21"/>
-        </w:rPr>
-        <w:t>reducing manual errors and improving kitchen workflow.</w:t>
-      </w:r>
-    </w:p>
-    <w:p>
-      <w:pPr>
-        <w:spacing w:after="0" w:line="240" w:lineRule="auto"/>
-        <w:ind w:right="-720"/>
-        <w:jc w:val="both"/>
-        <w:rPr>
           <w:sz w:val="10"/>
           <w:szCs w:val="10"/>
         </w:rPr>
       </w:pPr>
+      <w:r>
+        <w:rPr>
+          <w:rStyle w:val="Strong"/>
+        </w:rPr>
+        <w:t>DMS</w:t>
+      </w:r>
+      <w:r>
+        <w:t>:-</w:t>
+      </w:r>
+      <w:r>
+        <w:rPr>
+          <w:sz w:val="21"/>
+          <w:szCs w:val="21"/>
+        </w:rPr>
+        <w:t xml:space="preserve"> </w:t>
+      </w:r>
+      <w:r>
+        <w:rPr>
+          <w:sz w:val="21"/>
+          <w:szCs w:val="21"/>
+        </w:rPr>
+        <w:t>Developed a Document Management System to manage projects, folders, and document uploads with secure file sharing and role-based access permissions for efficient collaboration and document organization.</w:t>
+      </w:r>
     </w:p>
     <w:p>
       <w:pPr>
@@ -1966,16 +2016,10 @@
         <w:spacing w:after="0"/>
         <w:ind w:left="-720" w:right="-720"/>
         <w:jc w:val="both"/>
-        <w:rPr>
-          <w:sz w:val="24"/>
-          <w:szCs w:val="24"/>
-        </w:rPr>
-      </w:pPr>
-      <w:r>
-        <w:rPr>
-          <w:b/>
-          <w:sz w:val="24"/>
-          <w:szCs w:val="24"/>
+      </w:pPr>
+      <w:r>
+        <w:rPr>
+          <w:b/>
           <w:u w:val="single"/>
         </w:rPr>
         <w:t>EDUCATION</w:t>
@@ -1983,8 +2027,6 @@
       <w:r>
         <w:rPr>
           <w:b/>
-          <w:sz w:val="24"/>
-          <w:szCs w:val="24"/>
           <w:u w:val="single"/>
         </w:rPr>
         <w:t xml:space="preserve"> </w:t>
@@ -2001,7 +2043,6 @@
           <w:szCs w:val="21"/>
         </w:rPr>
       </w:pPr>
-      <w:proofErr w:type="spellStart"/>
       <w:r>
         <w:rPr>
           <w:b/>
@@ -2009,7 +2050,6 @@
         </w:rPr>
         <w:t>B.Tech</w:t>
       </w:r>
-      <w:proofErr w:type="spellEnd"/>
       <w:r>
         <w:rPr>
           <w:b/>
@@ -2037,21 +2077,12 @@
         </w:rPr>
         <w:t xml:space="preserve"> </w:t>
       </w:r>
-      <w:proofErr w:type="spellStart"/>
-      <w:r>
-        <w:rPr>
-          <w:sz w:val="21"/>
-          <w:szCs w:val="21"/>
-        </w:rPr>
-        <w:t>Galgotias</w:t>
-      </w:r>
-      <w:proofErr w:type="spellEnd"/>
-      <w:r>
-        <w:rPr>
-          <w:sz w:val="21"/>
-          <w:szCs w:val="21"/>
-        </w:rPr>
-        <w:t xml:space="preserve"> Universi</w:t>
+      <w:r>
+        <w:rPr>
+          <w:sz w:val="21"/>
+          <w:szCs w:val="21"/>
+        </w:rPr>
+        <w:t>Galgotias Universi</w:t>
       </w:r>
       <w:r>
         <w:rPr>
@@ -2274,21 +2305,12 @@
         </w:rPr>
         <w:t xml:space="preserve">HD Jain College, </w:t>
       </w:r>
-      <w:proofErr w:type="spellStart"/>
-      <w:r>
-        <w:rPr>
-          <w:sz w:val="21"/>
-          <w:szCs w:val="21"/>
-        </w:rPr>
-        <w:t>Ara</w:t>
-      </w:r>
-      <w:proofErr w:type="spellEnd"/>
-      <w:r>
-        <w:rPr>
-          <w:sz w:val="21"/>
-          <w:szCs w:val="21"/>
-        </w:rPr>
-        <w:t xml:space="preserve">                        </w:t>
+      <w:r>
+        <w:rPr>
+          <w:sz w:val="21"/>
+          <w:szCs w:val="21"/>
+        </w:rPr>
+        <w:t xml:space="preserve">Ara                        </w:t>
       </w:r>
       <w:r>
         <w:rPr>
@@ -2424,30 +2446,14 @@
           <w:sz w:val="21"/>
           <w:szCs w:val="21"/>
         </w:rPr>
-        <w:t xml:space="preserve">ol, </w:t>
-      </w:r>
-      <w:proofErr w:type="spellStart"/>
-      <w:r>
-        <w:rPr>
-          <w:sz w:val="21"/>
-          <w:szCs w:val="21"/>
-        </w:rPr>
-        <w:t>Ja</w:t>
-      </w:r>
-      <w:r>
-        <w:rPr>
-          <w:sz w:val="21"/>
-          <w:szCs w:val="21"/>
-        </w:rPr>
-        <w:t>gdishpur</w:t>
-      </w:r>
-      <w:proofErr w:type="spellEnd"/>
-      <w:r>
-        <w:rPr>
-          <w:sz w:val="21"/>
-          <w:szCs w:val="21"/>
-        </w:rPr>
-        <w:t xml:space="preserve">             </w:t>
+        <w:t>ol, Ja</w:t>
+      </w:r>
+      <w:r>
+        <w:rPr>
+          <w:sz w:val="21"/>
+          <w:szCs w:val="21"/>
+        </w:rPr>
+        <w:t xml:space="preserve">gdishpur             </w:t>
       </w:r>
       <w:r>
         <w:rPr>
@@ -2585,7 +2591,6 @@
           <w:szCs w:val="21"/>
         </w:rPr>
       </w:pPr>
-      <w:proofErr w:type="spellStart"/>
       <w:r>
         <w:rPr>
           <w:b/>
@@ -2593,17 +2598,7 @@
           <w:szCs w:val="21"/>
           <w:u w:val="single"/>
         </w:rPr>
-        <w:t>Cerifications</w:t>
-      </w:r>
-      <w:proofErr w:type="spellEnd"/>
-      <w:r>
-        <w:rPr>
-          <w:b/>
-          <w:sz w:val="21"/>
-          <w:szCs w:val="21"/>
-          <w:u w:val="single"/>
-        </w:rPr>
-        <w:t>:</w:t>
+        <w:t>Cerifications:</w:t>
       </w:r>
       <w:r>
         <w:rPr>
@@ -2750,8 +2745,8 @@
 </file>
 
 <file path=word/numbering.xml><?xml version="1.0" encoding="utf-8"?>
-<w:numbering xmlns:wpc="http://schemas.microsoft.com/office/word/2010/wordprocessingCanvas" xmlns:mc="http://schemas.openxmlformats.org/markup-compatibility/2006" xmlns:o="urn:schemas-microsoft-com:office:office" xmlns:r="http://schemas.openxmlformats.org/officeDocument/2006/relationships" xmlns:m="http://schemas.openxmlformats.org/officeDocument/2006/math" xmlns:v="urn:schemas-microsoft-com:vml" xmlns:wp14="http://schemas.microsoft.com/office/word/2010/wordprocessingDrawing" xmlns:wp="http://schemas.openxmlformats.org/drawingml/2006/wordprocessingDrawing" xmlns:w10="urn:schemas-microsoft-com:office:word" xmlns:w="http://schemas.openxmlformats.org/wordprocessingml/2006/main" xmlns:w14="http://schemas.microsoft.com/office/word/2010/wordml" xmlns:wpg="http://schemas.microsoft.com/office/word/2010/wordprocessingGroup" xmlns:wpi="http://schemas.microsoft.com/office/word/2010/wordprocessingInk" xmlns:wne="http://schemas.microsoft.com/office/word/2006/wordml" xmlns:wps="http://schemas.microsoft.com/office/word/2010/wordprocessingShape" mc:Ignorable="w14 wp14">
-  <w:abstractNum w:abstractNumId="0">
+<w:numbering xmlns:wpc="http://schemas.microsoft.com/office/word/2010/wordprocessingCanvas" xmlns:cx="http://schemas.microsoft.com/office/drawing/2014/chartex" xmlns:cx1="http://schemas.microsoft.com/office/drawing/2015/9/8/chartex" xmlns:cx2="http://schemas.microsoft.com/office/drawing/2015/10/21/chartex" xmlns:cx3="http://schemas.microsoft.com/office/drawing/2016/5/9/chartex" xmlns:cx4="http://schemas.microsoft.com/office/drawing/2016/5/10/chartex" xmlns:cx5="http://schemas.microsoft.com/office/drawing/2016/5/11/chartex" xmlns:cx6="http://schemas.microsoft.com/office/drawing/2016/5/12/chartex" xmlns:cx7="http://schemas.microsoft.com/office/drawing/2016/5/13/chartex" xmlns:cx8="http://schemas.microsoft.com/office/drawing/2016/5/14/chartex" xmlns:mc="http://schemas.openxmlformats.org/markup-compatibility/2006" xmlns:aink="http://schemas.microsoft.com/office/drawing/2016/ink" xmlns:am3d="http://schemas.microsoft.com/office/drawing/2017/model3d" xmlns:o="urn:schemas-microsoft-com:office:office" xmlns:oel="http://schemas.microsoft.com/office/2019/extlst" xmlns:r="http://schemas.openxmlformats.org/officeDocument/2006/relationships" xmlns:m="http://schemas.openxmlformats.org/officeDocument/2006/math" xmlns:v="urn:schemas-microsoft-com:vml" xmlns:wp14="http://schemas.microsoft.com/office/word/2010/wordprocessingDrawing" xmlns:wp="http://schemas.openxmlformats.org/drawingml/2006/wordprocessingDrawing" xmlns:w10="urn:schemas-microsoft-com:office:word" xmlns:w="http://schemas.openxmlformats.org/wordprocessingml/2006/main" xmlns:w14="http://schemas.microsoft.com/office/word/2010/wordml" xmlns:w15="http://schemas.microsoft.com/office/word/2012/wordml" xmlns:w16cex="http://schemas.microsoft.com/office/word/2018/wordml/cex" xmlns:w16cid="http://schemas.microsoft.com/office/word/2016/wordml/cid" xmlns:w16="http://schemas.microsoft.com/office/word/2018/wordml" xmlns:w16du="http://schemas.microsoft.com/office/word/2023/wordml/word16du" xmlns:w16sdtdh="http://schemas.microsoft.com/office/word/2020/wordml/sdtdatahash" xmlns:w16sdtfl="http://schemas.microsoft.com/office/word/2024/wordml/sdtformatlock" xmlns:w16se="http://schemas.microsoft.com/office/word/2015/wordml/symex" xmlns:wpg="http://schemas.microsoft.com/office/word/2010/wordprocessingGroup" xmlns:wpi="http://schemas.microsoft.com/office/word/2010/wordprocessingInk" xmlns:wne="http://schemas.microsoft.com/office/word/2006/wordml" xmlns:wps="http://schemas.microsoft.com/office/word/2010/wordprocessingShape" mc:Ignorable="w14 w15 w16se w16cid w16 w16cex w16sdtdh w16sdtfl w16du wp14">
+  <w:abstractNum w:abstractNumId="0" w15:restartNumberingAfterBreak="0">
     <w:nsid w:val="03E75A97"/>
     <w:multiLevelType w:val="multilevel"/>
     <w:tmpl w:val="2A80FBDC"/>
@@ -2866,7 +2861,7 @@
       </w:rPr>
     </w:lvl>
   </w:abstractNum>
-  <w:abstractNum w:abstractNumId="1">
+  <w:abstractNum w:abstractNumId="1" w15:restartNumberingAfterBreak="0">
     <w:nsid w:val="0EB72C12"/>
     <w:multiLevelType w:val="multilevel"/>
     <w:tmpl w:val="A010F4FC"/>
@@ -2981,7 +2976,7 @@
       </w:rPr>
     </w:lvl>
   </w:abstractNum>
-  <w:abstractNum w:abstractNumId="2">
+  <w:abstractNum w:abstractNumId="2" w15:restartNumberingAfterBreak="0">
     <w:nsid w:val="3901097B"/>
     <w:multiLevelType w:val="multilevel"/>
     <w:tmpl w:val="BD502DBC"/>
@@ -3094,7 +3089,7 @@
       </w:rPr>
     </w:lvl>
   </w:abstractNum>
-  <w:abstractNum w:abstractNumId="3">
+  <w:abstractNum w:abstractNumId="3" w15:restartNumberingAfterBreak="0">
     <w:nsid w:val="3B1A0614"/>
     <w:multiLevelType w:val="multilevel"/>
     <w:tmpl w:val="B04E2928"/>
@@ -3209,7 +3204,7 @@
       </w:rPr>
     </w:lvl>
   </w:abstractNum>
-  <w:abstractNum w:abstractNumId="4">
+  <w:abstractNum w:abstractNumId="4" w15:restartNumberingAfterBreak="0">
     <w:nsid w:val="4C3B4329"/>
     <w:multiLevelType w:val="multilevel"/>
     <w:tmpl w:val="B04E2928"/>
@@ -3324,7 +3319,7 @@
       </w:rPr>
     </w:lvl>
   </w:abstractNum>
-  <w:abstractNum w:abstractNumId="5">
+  <w:abstractNum w:abstractNumId="5" w15:restartNumberingAfterBreak="0">
     <w:nsid w:val="5BDB8010"/>
     <w:multiLevelType w:val="multilevel"/>
     <w:tmpl w:val="9D2C1220"/>
@@ -3333,7 +3328,6 @@
       <w:lvlText w:val="●"/>
       <w:lvlJc w:val="left"/>
       <w:pPr>
-        <w:spacing w:line="240" w:lineRule="auto"/>
         <w:ind w:left="720" w:hanging="360"/>
       </w:pPr>
       <w:rPr>
@@ -3355,7 +3349,6 @@
       <w:lvlText w:val="o"/>
       <w:lvlJc w:val="left"/>
       <w:pPr>
-        <w:spacing w:line="240" w:lineRule="auto"/>
         <w:ind w:left="1440" w:hanging="360"/>
       </w:pPr>
       <w:rPr>
@@ -3377,7 +3370,6 @@
       <w:lvlText w:val="▪"/>
       <w:lvlJc w:val="left"/>
       <w:pPr>
-        <w:spacing w:line="240" w:lineRule="auto"/>
         <w:ind w:left="2160" w:hanging="360"/>
       </w:pPr>
       <w:rPr>
@@ -3399,7 +3391,6 @@
       <w:lvlText w:val="●"/>
       <w:lvlJc w:val="left"/>
       <w:pPr>
-        <w:spacing w:line="240" w:lineRule="auto"/>
         <w:ind w:left="2880" w:hanging="360"/>
       </w:pPr>
       <w:rPr>
@@ -3421,7 +3412,6 @@
       <w:lvlText w:val="o"/>
       <w:lvlJc w:val="left"/>
       <w:pPr>
-        <w:spacing w:line="240" w:lineRule="auto"/>
         <w:ind w:left="3600" w:hanging="360"/>
       </w:pPr>
       <w:rPr>
@@ -3443,7 +3433,6 @@
       <w:lvlText w:val="▪"/>
       <w:lvlJc w:val="left"/>
       <w:pPr>
-        <w:spacing w:line="240" w:lineRule="auto"/>
         <w:ind w:left="4320" w:hanging="360"/>
       </w:pPr>
       <w:rPr>
@@ -3465,7 +3454,6 @@
       <w:lvlText w:val="●"/>
       <w:lvlJc w:val="left"/>
       <w:pPr>
-        <w:spacing w:line="240" w:lineRule="auto"/>
         <w:ind w:left="5040" w:hanging="360"/>
       </w:pPr>
       <w:rPr>
@@ -3487,7 +3475,6 @@
       <w:lvlText w:val="o"/>
       <w:lvlJc w:val="left"/>
       <w:pPr>
-        <w:spacing w:line="240" w:lineRule="auto"/>
         <w:ind w:left="5760" w:hanging="360"/>
       </w:pPr>
       <w:rPr>
@@ -3509,7 +3496,6 @@
       <w:lvlText w:val="▪"/>
       <w:lvlJc w:val="left"/>
       <w:pPr>
-        <w:spacing w:line="240" w:lineRule="auto"/>
         <w:ind w:left="6480" w:hanging="360"/>
       </w:pPr>
       <w:rPr>
@@ -3527,7 +3513,7 @@
       </w:rPr>
     </w:lvl>
   </w:abstractNum>
-  <w:abstractNum w:abstractNumId="6">
+  <w:abstractNum w:abstractNumId="6" w15:restartNumberingAfterBreak="0">
     <w:nsid w:val="621A5437"/>
     <w:multiLevelType w:val="multilevel"/>
     <w:tmpl w:val="B04E2928"/>
@@ -3642,7 +3628,7 @@
       </w:rPr>
     </w:lvl>
   </w:abstractNum>
-  <w:abstractNum w:abstractNumId="7">
+  <w:abstractNum w:abstractNumId="7" w15:restartNumberingAfterBreak="0">
     <w:nsid w:val="65390816"/>
     <w:multiLevelType w:val="multilevel"/>
     <w:tmpl w:val="CECAB826"/>
@@ -3758,7 +3744,7 @@
       </w:rPr>
     </w:lvl>
   </w:abstractNum>
-  <w:abstractNum w:abstractNumId="8">
+  <w:abstractNum w:abstractNumId="8" w15:restartNumberingAfterBreak="0">
     <w:nsid w:val="6C8B50AE"/>
     <w:multiLevelType w:val="hybridMultilevel"/>
     <w:tmpl w:val="A30A5070"/>
@@ -3871,38 +3857,38 @@
       </w:rPr>
     </w:lvl>
   </w:abstractNum>
-  <w:num w:numId="1">
+  <w:num w:numId="1" w16cid:durableId="746153662">
     <w:abstractNumId w:val="2"/>
   </w:num>
-  <w:num w:numId="2">
+  <w:num w:numId="2" w16cid:durableId="475340391">
     <w:abstractNumId w:val="0"/>
   </w:num>
-  <w:num w:numId="3">
+  <w:num w:numId="3" w16cid:durableId="23946586">
     <w:abstractNumId w:val="6"/>
   </w:num>
-  <w:num w:numId="4">
+  <w:num w:numId="4" w16cid:durableId="1398894208">
     <w:abstractNumId w:val="1"/>
   </w:num>
-  <w:num w:numId="5">
+  <w:num w:numId="5" w16cid:durableId="1120874704">
     <w:abstractNumId w:val="7"/>
   </w:num>
-  <w:num w:numId="6">
+  <w:num w:numId="6" w16cid:durableId="1865167572">
     <w:abstractNumId w:val="8"/>
   </w:num>
-  <w:num w:numId="7">
+  <w:num w:numId="7" w16cid:durableId="543371697">
     <w:abstractNumId w:val="4"/>
   </w:num>
-  <w:num w:numId="8">
+  <w:num w:numId="8" w16cid:durableId="1404452573">
     <w:abstractNumId w:val="3"/>
   </w:num>
-  <w:num w:numId="9">
+  <w:num w:numId="9" w16cid:durableId="154688703">
     <w:abstractNumId w:val="5"/>
   </w:num>
 </w:numbering>
 </file>
 
 <file path=word/styles.xml><?xml version="1.0" encoding="utf-8"?>
-<w:styles xmlns:mc="http://schemas.openxmlformats.org/markup-compatibility/2006" xmlns:r="http://schemas.openxmlformats.org/officeDocument/2006/relationships" xmlns:w="http://schemas.openxmlformats.org/wordprocessingml/2006/main" xmlns:w14="http://schemas.microsoft.com/office/word/2010/wordml" mc:Ignorable="w14">
+<w:styles xmlns:mc="http://schemas.openxmlformats.org/markup-compatibility/2006" xmlns:r="http://schemas.openxmlformats.org/officeDocument/2006/relationships" xmlns:w="http://schemas.openxmlformats.org/wordprocessingml/2006/main" xmlns:w14="http://schemas.microsoft.com/office/word/2010/wordml" xmlns:w15="http://schemas.microsoft.com/office/word/2012/wordml" xmlns:w16cex="http://schemas.microsoft.com/office/word/2018/wordml/cex" xmlns:w16cid="http://schemas.microsoft.com/office/word/2016/wordml/cid" xmlns:w16="http://schemas.microsoft.com/office/word/2018/wordml" xmlns:w16du="http://schemas.microsoft.com/office/word/2023/wordml/word16du" xmlns:w16sdtdh="http://schemas.microsoft.com/office/word/2020/wordml/sdtdatahash" xmlns:w16sdtfl="http://schemas.microsoft.com/office/word/2024/wordml/sdtformatlock" xmlns:w16se="http://schemas.microsoft.com/office/word/2015/wordml/symex" mc:Ignorable="w14 w15 w16se w16cid w16 w16cex w16sdtdh w16sdtfl w16du">
   <w:docDefaults>
     <w:rPrDefault>
       <w:rPr>
@@ -3918,144 +3904,383 @@
       </w:pPr>
     </w:pPrDefault>
   </w:docDefaults>
-  <w:latentStyles w:defLockedState="0" w:defUIPriority="99" w:defSemiHidden="1" w:defUnhideWhenUsed="1" w:defQFormat="0" w:count="267">
-    <w:lsdException w:name="Normal" w:semiHidden="0" w:uiPriority="0" w:unhideWhenUsed="0" w:qFormat="1"/>
-    <w:lsdException w:name="heading 1" w:semiHidden="0" w:uiPriority="9" w:unhideWhenUsed="0" w:qFormat="1"/>
-    <w:lsdException w:name="heading 2" w:uiPriority="9" w:qFormat="1"/>
-    <w:lsdException w:name="heading 3" w:uiPriority="9" w:qFormat="1"/>
-    <w:lsdException w:name="heading 4" w:uiPriority="9" w:qFormat="1"/>
-    <w:lsdException w:name="heading 5" w:uiPriority="9" w:qFormat="1"/>
-    <w:lsdException w:name="heading 6" w:uiPriority="9" w:qFormat="1"/>
-    <w:lsdException w:name="heading 7" w:uiPriority="9" w:qFormat="1"/>
-    <w:lsdException w:name="heading 8" w:uiPriority="9" w:qFormat="1"/>
-    <w:lsdException w:name="heading 9" w:uiPriority="9" w:qFormat="1"/>
-    <w:lsdException w:name="toc 1" w:uiPriority="39"/>
-    <w:lsdException w:name="toc 2" w:uiPriority="39"/>
-    <w:lsdException w:name="toc 3" w:uiPriority="39"/>
-    <w:lsdException w:name="toc 4" w:uiPriority="39"/>
-    <w:lsdException w:name="toc 5" w:uiPriority="39"/>
-    <w:lsdException w:name="toc 6" w:uiPriority="39"/>
-    <w:lsdException w:name="toc 7" w:uiPriority="39"/>
-    <w:lsdException w:name="toc 8" w:uiPriority="39"/>
-    <w:lsdException w:name="toc 9" w:uiPriority="39"/>
-    <w:lsdException w:name="caption" w:uiPriority="35" w:qFormat="1"/>
-    <w:lsdException w:name="Title" w:semiHidden="0" w:uiPriority="10" w:unhideWhenUsed="0" w:qFormat="1"/>
-    <w:lsdException w:name="Default Paragraph Font" w:uiPriority="1"/>
-    <w:lsdException w:name="Subtitle" w:semiHidden="0" w:uiPriority="11" w:unhideWhenUsed="0" w:qFormat="1"/>
-    <w:lsdException w:name="Strong" w:semiHidden="0" w:uiPriority="22" w:unhideWhenUsed="0" w:qFormat="1"/>
-    <w:lsdException w:name="Emphasis" w:semiHidden="0" w:uiPriority="20" w:unhideWhenUsed="0" w:qFormat="1"/>
-    <w:lsdException w:name="Table Grid" w:semiHidden="0" w:uiPriority="39" w:unhideWhenUsed="0"/>
-    <w:lsdException w:name="Placeholder Text" w:unhideWhenUsed="0"/>
-    <w:lsdException w:name="No Spacing" w:semiHidden="0" w:uiPriority="1" w:unhideWhenUsed="0" w:qFormat="1"/>
-    <w:lsdException w:name="Light Shading" w:semiHidden="0" w:uiPriority="60" w:unhideWhenUsed="0"/>
-    <w:lsdException w:name="Light List" w:semiHidden="0" w:uiPriority="61" w:unhideWhenUsed="0"/>
-    <w:lsdException w:name="Light Grid" w:semiHidden="0" w:uiPriority="62" w:unhideWhenUsed="0"/>
-    <w:lsdException w:name="Medium Shading 1" w:semiHidden="0" w:uiPriority="63" w:unhideWhenUsed="0"/>
-    <w:lsdException w:name="Medium Shading 2" w:semiHidden="0" w:uiPriority="64" w:unhideWhenUsed="0"/>
-    <w:lsdException w:name="Medium List 1" w:semiHidden="0" w:uiPriority="65" w:unhideWhenUsed="0"/>
-    <w:lsdException w:name="Medium List 2" w:semiHidden="0" w:uiPriority="66" w:unhideWhenUsed="0"/>
-    <w:lsdException w:name="Medium Grid 1" w:semiHidden="0" w:uiPriority="67" w:unhideWhenUsed="0"/>
-    <w:lsdException w:name="Medium Grid 2" w:semiHidden="0" w:uiPriority="68" w:unhideWhenUsed="0"/>
-    <w:lsdException w:name="Medium Grid 3" w:semiHidden="0" w:uiPriority="69" w:unhideWhenUsed="0"/>
-    <w:lsdException w:name="Dark List" w:semiHidden="0" w:uiPriority="70" w:unhideWhenUsed="0"/>
-    <w:lsdException w:name="Colorful Shading" w:semiHidden="0" w:uiPriority="71" w:unhideWhenUsed="0"/>
-    <w:lsdException w:name="Colorful List" w:semiHidden="0" w:uiPriority="72" w:unhideWhenUsed="0"/>
-    <w:lsdException w:name="Colorful Grid" w:semiHidden="0" w:uiPriority="73" w:unhideWhenUsed="0"/>
-    <w:lsdException w:name="Light Shading Accent 1" w:semiHidden="0" w:uiPriority="60" w:unhideWhenUsed="0"/>
-    <w:lsdException w:name="Light List Accent 1" w:semiHidden="0" w:uiPriority="61" w:unhideWhenUsed="0"/>
-    <w:lsdException w:name="Light Grid Accent 1" w:semiHidden="0" w:uiPriority="62" w:unhideWhenUsed="0"/>
-    <w:lsdException w:name="Medium Shading 1 Accent 1" w:semiHidden="0" w:uiPriority="63" w:unhideWhenUsed="0"/>
-    <w:lsdException w:name="Medium Shading 2 Accent 1" w:semiHidden="0" w:uiPriority="64" w:unhideWhenUsed="0"/>
-    <w:lsdException w:name="Medium List 1 Accent 1" w:semiHidden="0" w:uiPriority="65" w:unhideWhenUsed="0"/>
-    <w:lsdException w:name="Revision" w:unhideWhenUsed="0"/>
-    <w:lsdException w:name="List Paragraph" w:semiHidden="0" w:uiPriority="34" w:unhideWhenUsed="0" w:qFormat="1"/>
-    <w:lsdException w:name="Quote" w:semiHidden="0" w:uiPriority="29" w:unhideWhenUsed="0" w:qFormat="1"/>
-    <w:lsdException w:name="Intense Quote" w:semiHidden="0" w:uiPriority="30" w:unhideWhenUsed="0" w:qFormat="1"/>
-    <w:lsdException w:name="Medium List 2 Accent 1" w:semiHidden="0" w:uiPriority="66" w:unhideWhenUsed="0"/>
-    <w:lsdException w:name="Medium Grid 1 Accent 1" w:semiHidden="0" w:uiPriority="67" w:unhideWhenUsed="0"/>
-    <w:lsdException w:name="Medium Grid 2 Accent 1" w:semiHidden="0" w:uiPriority="68" w:unhideWhenUsed="0"/>
-    <w:lsdException w:name="Medium Grid 3 Accent 1" w:semiHidden="0" w:uiPriority="69" w:unhideWhenUsed="0"/>
-    <w:lsdException w:name="Dark List Accent 1" w:semiHidden="0" w:uiPriority="70" w:unhideWhenUsed="0"/>
-    <w:lsdException w:name="Colorful Shading Accent 1" w:semiHidden="0" w:uiPriority="71" w:unhideWhenUsed="0"/>
-    <w:lsdException w:name="Colorful List Accent 1" w:semiHidden="0" w:uiPriority="72" w:unhideWhenUsed="0"/>
-    <w:lsdException w:name="Colorful Grid Accent 1" w:semiHidden="0" w:uiPriority="73" w:unhideWhenUsed="0"/>
-    <w:lsdException w:name="Light Shading Accent 2" w:semiHidden="0" w:uiPriority="60" w:unhideWhenUsed="0"/>
-    <w:lsdException w:name="Light List Accent 2" w:semiHidden="0" w:uiPriority="61" w:unhideWhenUsed="0"/>
-    <w:lsdException w:name="Light Grid Accent 2" w:semiHidden="0" w:uiPriority="62" w:unhideWhenUsed="0"/>
-    <w:lsdException w:name="Medium Shading 1 Accent 2" w:semiHidden="0" w:uiPriority="63" w:unhideWhenUsed="0"/>
-    <w:lsdException w:name="Medium Shading 2 Accent 2" w:semiHidden="0" w:uiPriority="64" w:unhideWhenUsed="0"/>
-    <w:lsdException w:name="Medium List 1 Accent 2" w:semiHidden="0" w:uiPriority="65" w:unhideWhenUsed="0"/>
-    <w:lsdException w:name="Medium List 2 Accent 2" w:semiHidden="0" w:uiPriority="66" w:unhideWhenUsed="0"/>
-    <w:lsdException w:name="Medium Grid 1 Accent 2" w:semiHidden="0" w:uiPriority="67" w:unhideWhenUsed="0"/>
-    <w:lsdException w:name="Medium Grid 2 Accent 2" w:semiHidden="0" w:uiPriority="68" w:unhideWhenUsed="0"/>
-    <w:lsdException w:name="Medium Grid 3 Accent 2" w:semiHidden="0" w:uiPriority="69" w:unhideWhenUsed="0"/>
-    <w:lsdException w:name="Dark List Accent 2" w:semiHidden="0" w:uiPriority="70" w:unhideWhenUsed="0"/>
-    <w:lsdException w:name="Colorful Shading Accent 2" w:semiHidden="0" w:uiPriority="71" w:unhideWhenUsed="0"/>
-    <w:lsdException w:name="Colorful List Accent 2" w:semiHidden="0" w:uiPriority="72" w:unhideWhenUsed="0"/>
-    <w:lsdException w:name="Colorful Grid Accent 2" w:semiHidden="0" w:uiPriority="73" w:unhideWhenUsed="0"/>
-    <w:lsdException w:name="Light Shading Accent 3" w:semiHidden="0" w:uiPriority="60" w:unhideWhenUsed="0"/>
-    <w:lsdException w:name="Light List Accent 3" w:semiHidden="0" w:uiPriority="61" w:unhideWhenUsed="0"/>
-    <w:lsdException w:name="Light Grid Accent 3" w:semiHidden="0" w:uiPriority="62" w:unhideWhenUsed="0"/>
-    <w:lsdException w:name="Medium Shading 1 Accent 3" w:semiHidden="0" w:uiPriority="63" w:unhideWhenUsed="0"/>
-    <w:lsdException w:name="Medium Shading 2 Accent 3" w:semiHidden="0" w:uiPriority="64" w:unhideWhenUsed="0"/>
-    <w:lsdException w:name="Medium List 1 Accent 3" w:semiHidden="0" w:uiPriority="65" w:unhideWhenUsed="0"/>
-    <w:lsdException w:name="Medium List 2 Accent 3" w:semiHidden="0" w:uiPriority="66" w:unhideWhenUsed="0"/>
-    <w:lsdException w:name="Medium Grid 1 Accent 3" w:semiHidden="0" w:uiPriority="67" w:unhideWhenUsed="0"/>
-    <w:lsdException w:name="Medium Grid 2 Accent 3" w:semiHidden="0" w:uiPriority="68" w:unhideWhenUsed="0"/>
-    <w:lsdException w:name="Medium Grid 3 Accent 3" w:semiHidden="0" w:uiPriority="69" w:unhideWhenUsed="0"/>
-    <w:lsdException w:name="Dark List Accent 3" w:semiHidden="0" w:uiPriority="70" w:unhideWhenUsed="0"/>
-    <w:lsdException w:name="Colorful Shading Accent 3" w:semiHidden="0" w:uiPriority="71" w:unhideWhenUsed="0"/>
-    <w:lsdException w:name="Colorful List Accent 3" w:semiHidden="0" w:uiPriority="72" w:unhideWhenUsed="0"/>
-    <w:lsdException w:name="Colorful Grid Accent 3" w:semiHidden="0" w:uiPriority="73" w:unhideWhenUsed="0"/>
-    <w:lsdException w:name="Light Shading Accent 4" w:semiHidden="0" w:uiPriority="60" w:unhideWhenUsed="0"/>
-    <w:lsdException w:name="Light List Accent 4" w:semiHidden="0" w:uiPriority="61" w:unhideWhenUsed="0"/>
-    <w:lsdException w:name="Light Grid Accent 4" w:semiHidden="0" w:uiPriority="62" w:unhideWhenUsed="0"/>
-    <w:lsdException w:name="Medium Shading 1 Accent 4" w:semiHidden="0" w:uiPriority="63" w:unhideWhenUsed="0"/>
-    <w:lsdException w:name="Medium Shading 2 Accent 4" w:semiHidden="0" w:uiPriority="64" w:unhideWhenUsed="0"/>
-    <w:lsdException w:name="Medium List 1 Accent 4" w:semiHidden="0" w:uiPriority="65" w:unhideWhenUsed="0"/>
-    <w:lsdException w:name="Medium List 2 Accent 4" w:semiHidden="0" w:uiPriority="66" w:unhideWhenUsed="0"/>
-    <w:lsdException w:name="Medium Grid 1 Accent 4" w:semiHidden="0" w:uiPriority="67" w:unhideWhenUsed="0"/>
-    <w:lsdException w:name="Medium Grid 2 Accent 4" w:semiHidden="0" w:uiPriority="68" w:unhideWhenUsed="0"/>
-    <w:lsdException w:name="Medium Grid 3 Accent 4" w:semiHidden="0" w:uiPriority="69" w:unhideWhenUsed="0"/>
-    <w:lsdException w:name="Dark List Accent 4" w:semiHidden="0" w:uiPriority="70" w:unhideWhenUsed="0"/>
-    <w:lsdException w:name="Colorful Shading Accent 4" w:semiHidden="0" w:uiPriority="71" w:unhideWhenUsed="0"/>
-    <w:lsdException w:name="Colorful List Accent 4" w:semiHidden="0" w:uiPriority="72" w:unhideWhenUsed="0"/>
-    <w:lsdException w:name="Colorful Grid Accent 4" w:semiHidden="0" w:uiPriority="73" w:unhideWhenUsed="0"/>
-    <w:lsdException w:name="Light Shading Accent 5" w:semiHidden="0" w:uiPriority="60" w:unhideWhenUsed="0"/>
-    <w:lsdException w:name="Light List Accent 5" w:semiHidden="0" w:uiPriority="61" w:unhideWhenUsed="0"/>
-    <w:lsdException w:name="Light Grid Accent 5" w:semiHidden="0" w:uiPriority="62" w:unhideWhenUsed="0"/>
-    <w:lsdException w:name="Medium Shading 1 Accent 5" w:semiHidden="0" w:uiPriority="63" w:unhideWhenUsed="0"/>
-    <w:lsdException w:name="Medium Shading 2 Accent 5" w:semiHidden="0" w:uiPriority="64" w:unhideWhenUsed="0"/>
-    <w:lsdException w:name="Medium List 1 Accent 5" w:semiHidden="0" w:uiPriority="65" w:unhideWhenUsed="0"/>
-    <w:lsdException w:name="Medium List 2 Accent 5" w:semiHidden="0" w:uiPriority="66" w:unhideWhenUsed="0"/>
-    <w:lsdException w:name="Medium Grid 1 Accent 5" w:semiHidden="0" w:uiPriority="67" w:unhideWhenUsed="0"/>
-    <w:lsdException w:name="Medium Grid 2 Accent 5" w:semiHidden="0" w:uiPriority="68" w:unhideWhenUsed="0"/>
-    <w:lsdException w:name="Medium Grid 3 Accent 5" w:semiHidden="0" w:uiPriority="69" w:unhideWhenUsed="0"/>
-    <w:lsdException w:name="Dark List Accent 5" w:semiHidden="0" w:uiPriority="70" w:unhideWhenUsed="0"/>
-    <w:lsdException w:name="Colorful Shading Accent 5" w:semiHidden="0" w:uiPriority="71" w:unhideWhenUsed="0"/>
-    <w:lsdException w:name="Colorful List Accent 5" w:semiHidden="0" w:uiPriority="72" w:unhideWhenUsed="0"/>
-    <w:lsdException w:name="Colorful Grid Accent 5" w:semiHidden="0" w:uiPriority="73" w:unhideWhenUsed="0"/>
-    <w:lsdException w:name="Light Shading Accent 6" w:semiHidden="0" w:uiPriority="60" w:unhideWhenUsed="0"/>
-    <w:lsdException w:name="Light List Accent 6" w:semiHidden="0" w:uiPriority="61" w:unhideWhenUsed="0"/>
-    <w:lsdException w:name="Light Grid Accent 6" w:semiHidden="0" w:uiPriority="62" w:unhideWhenUsed="0"/>
-    <w:lsdException w:name="Medium Shading 1 Accent 6" w:semiHidden="0" w:uiPriority="63" w:unhideWhenUsed="0"/>
-    <w:lsdException w:name="Medium Shading 2 Accent 6" w:semiHidden="0" w:uiPriority="64" w:unhideWhenUsed="0"/>
-    <w:lsdException w:name="Medium List 1 Accent 6" w:semiHidden="0" w:uiPriority="65" w:unhideWhenUsed="0"/>
-    <w:lsdException w:name="Medium List 2 Accent 6" w:semiHidden="0" w:uiPriority="66" w:unhideWhenUsed="0"/>
-    <w:lsdException w:name="Medium Grid 1 Accent 6" w:semiHidden="0" w:uiPriority="67" w:unhideWhenUsed="0"/>
-    <w:lsdException w:name="Medium Grid 2 Accent 6" w:semiHidden="0" w:uiPriority="68" w:unhideWhenUsed="0"/>
-    <w:lsdException w:name="Medium Grid 3 Accent 6" w:semiHidden="0" w:uiPriority="69" w:unhideWhenUsed="0"/>
-    <w:lsdException w:name="Dark List Accent 6" w:semiHidden="0" w:uiPriority="70" w:unhideWhenUsed="0"/>
-    <w:lsdException w:name="Colorful Shading Accent 6" w:semiHidden="0" w:uiPriority="71" w:unhideWhenUsed="0"/>
-    <w:lsdException w:name="Colorful List Accent 6" w:semiHidden="0" w:uiPriority="72" w:unhideWhenUsed="0"/>
-    <w:lsdException w:name="Colorful Grid Accent 6" w:semiHidden="0" w:uiPriority="73" w:unhideWhenUsed="0"/>
-    <w:lsdException w:name="Subtle Emphasis" w:semiHidden="0" w:uiPriority="19" w:unhideWhenUsed="0" w:qFormat="1"/>
-    <w:lsdException w:name="Intense Emphasis" w:semiHidden="0" w:uiPriority="21" w:unhideWhenUsed="0" w:qFormat="1"/>
-    <w:lsdException w:name="Subtle Reference" w:semiHidden="0" w:uiPriority="31" w:unhideWhenUsed="0" w:qFormat="1"/>
-    <w:lsdException w:name="Intense Reference" w:semiHidden="0" w:uiPriority="32" w:unhideWhenUsed="0" w:qFormat="1"/>
-    <w:lsdException w:name="Book Title" w:semiHidden="0" w:uiPriority="33" w:unhideWhenUsed="0" w:qFormat="1"/>
-    <w:lsdException w:name="Bibliography" w:uiPriority="37"/>
-    <w:lsdException w:name="TOC Heading" w:uiPriority="39" w:qFormat="1"/>
+  <w:latentStyles w:defLockedState="0" w:defUIPriority="99" w:defSemiHidden="0" w:defUnhideWhenUsed="0" w:defQFormat="0" w:count="376">
+    <w:lsdException w:name="Normal" w:uiPriority="0" w:qFormat="1"/>
+    <w:lsdException w:name="heading 1" w:uiPriority="9" w:qFormat="1"/>
+    <w:lsdException w:name="heading 2" w:semiHidden="1" w:uiPriority="9" w:unhideWhenUsed="1" w:qFormat="1"/>
+    <w:lsdException w:name="heading 3" w:semiHidden="1" w:uiPriority="9" w:unhideWhenUsed="1" w:qFormat="1"/>
+    <w:lsdException w:name="heading 4" w:semiHidden="1" w:uiPriority="9" w:unhideWhenUsed="1" w:qFormat="1"/>
+    <w:lsdException w:name="heading 5" w:semiHidden="1" w:uiPriority="9" w:unhideWhenUsed="1" w:qFormat="1"/>
+    <w:lsdException w:name="heading 6" w:semiHidden="1" w:uiPriority="9" w:unhideWhenUsed="1" w:qFormat="1"/>
+    <w:lsdException w:name="heading 7" w:semiHidden="1" w:uiPriority="9" w:unhideWhenUsed="1" w:qFormat="1"/>
+    <w:lsdException w:name="heading 8" w:semiHidden="1" w:uiPriority="9" w:unhideWhenUsed="1" w:qFormat="1"/>
+    <w:lsdException w:name="heading 9" w:semiHidden="1" w:uiPriority="9" w:unhideWhenUsed="1" w:qFormat="1"/>
+    <w:lsdException w:name="index 1" w:semiHidden="1" w:unhideWhenUsed="1"/>
+    <w:lsdException w:name="index 2" w:semiHidden="1" w:unhideWhenUsed="1"/>
+    <w:lsdException w:name="index 3" w:semiHidden="1" w:unhideWhenUsed="1"/>
+    <w:lsdException w:name="index 4" w:semiHidden="1" w:unhideWhenUsed="1"/>
+    <w:lsdException w:name="index 5" w:semiHidden="1" w:unhideWhenUsed="1"/>
+    <w:lsdException w:name="index 6" w:semiHidden="1" w:unhideWhenUsed="1"/>
+    <w:lsdException w:name="index 7" w:semiHidden="1" w:unhideWhenUsed="1"/>
+    <w:lsdException w:name="index 8" w:semiHidden="1" w:unhideWhenUsed="1"/>
+    <w:lsdException w:name="index 9" w:semiHidden="1" w:unhideWhenUsed="1"/>
+    <w:lsdException w:name="toc 1" w:semiHidden="1" w:uiPriority="39" w:unhideWhenUsed="1"/>
+    <w:lsdException w:name="toc 2" w:semiHidden="1" w:uiPriority="39" w:unhideWhenUsed="1"/>
+    <w:lsdException w:name="toc 3" w:semiHidden="1" w:uiPriority="39" w:unhideWhenUsed="1"/>
+    <w:lsdException w:name="toc 4" w:semiHidden="1" w:uiPriority="39" w:unhideWhenUsed="1"/>
+    <w:lsdException w:name="toc 5" w:semiHidden="1" w:uiPriority="39" w:unhideWhenUsed="1"/>
+    <w:lsdException w:name="toc 6" w:semiHidden="1" w:uiPriority="39" w:unhideWhenUsed="1"/>
+    <w:lsdException w:name="toc 7" w:semiHidden="1" w:uiPriority="39" w:unhideWhenUsed="1"/>
+    <w:lsdException w:name="toc 8" w:semiHidden="1" w:uiPriority="39" w:unhideWhenUsed="1"/>
+    <w:lsdException w:name="toc 9" w:semiHidden="1" w:uiPriority="39" w:unhideWhenUsed="1"/>
+    <w:lsdException w:name="Normal Indent" w:semiHidden="1" w:unhideWhenUsed="1"/>
+    <w:lsdException w:name="footnote text" w:semiHidden="1" w:unhideWhenUsed="1"/>
+    <w:lsdException w:name="annotation text" w:semiHidden="1" w:unhideWhenUsed="1"/>
+    <w:lsdException w:name="header" w:semiHidden="1" w:unhideWhenUsed="1"/>
+    <w:lsdException w:name="footer" w:semiHidden="1" w:unhideWhenUsed="1"/>
+    <w:lsdException w:name="index heading" w:semiHidden="1" w:unhideWhenUsed="1"/>
+    <w:lsdException w:name="caption" w:semiHidden="1" w:uiPriority="35" w:unhideWhenUsed="1" w:qFormat="1"/>
+    <w:lsdException w:name="table of figures" w:semiHidden="1" w:unhideWhenUsed="1"/>
+    <w:lsdException w:name="envelope address" w:semiHidden="1" w:unhideWhenUsed="1"/>
+    <w:lsdException w:name="envelope return" w:semiHidden="1" w:unhideWhenUsed="1"/>
+    <w:lsdException w:name="footnote reference" w:semiHidden="1" w:unhideWhenUsed="1"/>
+    <w:lsdException w:name="annotation reference" w:semiHidden="1" w:unhideWhenUsed="1"/>
+    <w:lsdException w:name="line number" w:semiHidden="1" w:unhideWhenUsed="1"/>
+    <w:lsdException w:name="page number" w:semiHidden="1" w:unhideWhenUsed="1"/>
+    <w:lsdException w:name="endnote reference" w:semiHidden="1" w:unhideWhenUsed="1"/>
+    <w:lsdException w:name="endnote text" w:semiHidden="1" w:unhideWhenUsed="1"/>
+    <w:lsdException w:name="table of authorities" w:semiHidden="1" w:unhideWhenUsed="1"/>
+    <w:lsdException w:name="macro" w:semiHidden="1" w:unhideWhenUsed="1"/>
+    <w:lsdException w:name="toa heading" w:semiHidden="1" w:unhideWhenUsed="1"/>
+    <w:lsdException w:name="List" w:semiHidden="1" w:unhideWhenUsed="1"/>
+    <w:lsdException w:name="List Bullet" w:semiHidden="1" w:unhideWhenUsed="1"/>
+    <w:lsdException w:name="List Number" w:semiHidden="1" w:unhideWhenUsed="1"/>
+    <w:lsdException w:name="List 2" w:semiHidden="1" w:unhideWhenUsed="1"/>
+    <w:lsdException w:name="List 3" w:semiHidden="1" w:unhideWhenUsed="1"/>
+    <w:lsdException w:name="List 4" w:semiHidden="1" w:unhideWhenUsed="1"/>
+    <w:lsdException w:name="List 5" w:semiHidden="1" w:unhideWhenUsed="1"/>
+    <w:lsdException w:name="List Bullet 2" w:semiHidden="1" w:unhideWhenUsed="1"/>
+    <w:lsdException w:name="List Bullet 3" w:semiHidden="1" w:unhideWhenUsed="1"/>
+    <w:lsdException w:name="List Bullet 4" w:semiHidden="1" w:unhideWhenUsed="1"/>
+    <w:lsdException w:name="List Bullet 5" w:semiHidden="1" w:unhideWhenUsed="1"/>
+    <w:lsdException w:name="List Number 2" w:semiHidden="1" w:unhideWhenUsed="1"/>
+    <w:lsdException w:name="List Number 3" w:semiHidden="1" w:unhideWhenUsed="1"/>
+    <w:lsdException w:name="List Number 4" w:semiHidden="1" w:unhideWhenUsed="1"/>
+    <w:lsdException w:name="List Number 5" w:semiHidden="1" w:unhideWhenUsed="1"/>
+    <w:lsdException w:name="Title" w:uiPriority="10" w:qFormat="1"/>
+    <w:lsdException w:name="Closing" w:semiHidden="1" w:unhideWhenUsed="1"/>
+    <w:lsdException w:name="Signature" w:semiHidden="1" w:unhideWhenUsed="1"/>
+    <w:lsdException w:name="Default Paragraph Font" w:semiHidden="1" w:uiPriority="1" w:unhideWhenUsed="1"/>
+    <w:lsdException w:name="Body Text" w:semiHidden="1" w:unhideWhenUsed="1"/>
+    <w:lsdException w:name="Body Text Indent" w:semiHidden="1" w:unhideWhenUsed="1"/>
+    <w:lsdException w:name="List Continue" w:semiHidden="1" w:unhideWhenUsed="1"/>
+    <w:lsdException w:name="List Continue 2" w:semiHidden="1" w:unhideWhenUsed="1"/>
+    <w:lsdException w:name="List Continue 3" w:semiHidden="1" w:unhideWhenUsed="1"/>
+    <w:lsdException w:name="List Continue 4" w:semiHidden="1" w:unhideWhenUsed="1"/>
+    <w:lsdException w:name="List Continue 5" w:semiHidden="1" w:unhideWhenUsed="1"/>
+    <w:lsdException w:name="Message Header" w:semiHidden="1" w:unhideWhenUsed="1"/>
+    <w:lsdException w:name="Subtitle" w:uiPriority="11" w:qFormat="1"/>
+    <w:lsdException w:name="Salutation" w:semiHidden="1" w:unhideWhenUsed="1"/>
+    <w:lsdException w:name="Date" w:semiHidden="1" w:unhideWhenUsed="1"/>
+    <w:lsdException w:name="Body Text First Indent" w:semiHidden="1" w:unhideWhenUsed="1"/>
+    <w:lsdException w:name="Body Text First Indent 2" w:semiHidden="1" w:unhideWhenUsed="1"/>
+    <w:lsdException w:name="Note Heading" w:semiHidden="1" w:unhideWhenUsed="1"/>
+    <w:lsdException w:name="Body Text 2" w:semiHidden="1" w:unhideWhenUsed="1"/>
+    <w:lsdException w:name="Body Text 3" w:semiHidden="1" w:unhideWhenUsed="1"/>
+    <w:lsdException w:name="Body Text Indent 2" w:semiHidden="1" w:unhideWhenUsed="1"/>
+    <w:lsdException w:name="Body Text Indent 3" w:semiHidden="1" w:unhideWhenUsed="1"/>
+    <w:lsdException w:name="Block Text" w:semiHidden="1" w:unhideWhenUsed="1"/>
+    <w:lsdException w:name="Hyperlink" w:semiHidden="1" w:unhideWhenUsed="1"/>
+    <w:lsdException w:name="FollowedHyperlink" w:semiHidden="1" w:unhideWhenUsed="1"/>
+    <w:lsdException w:name="Strong" w:uiPriority="22" w:qFormat="1"/>
+    <w:lsdException w:name="Emphasis" w:uiPriority="20" w:qFormat="1"/>
+    <w:lsdException w:name="Document Map" w:semiHidden="1" w:unhideWhenUsed="1"/>
+    <w:lsdException w:name="Plain Text" w:semiHidden="1" w:unhideWhenUsed="1"/>
+    <w:lsdException w:name="E-mail Signature" w:semiHidden="1" w:unhideWhenUsed="1"/>
+    <w:lsdException w:name="HTML Top of Form" w:semiHidden="1" w:unhideWhenUsed="1"/>
+    <w:lsdException w:name="HTML Bottom of Form" w:semiHidden="1" w:unhideWhenUsed="1"/>
+    <w:lsdException w:name="Normal (Web)" w:semiHidden="1" w:unhideWhenUsed="1"/>
+    <w:lsdException w:name="HTML Acronym" w:semiHidden="1" w:unhideWhenUsed="1"/>
+    <w:lsdException w:name="HTML Address" w:semiHidden="1" w:unhideWhenUsed="1"/>
+    <w:lsdException w:name="HTML Cite" w:semiHidden="1" w:unhideWhenUsed="1"/>
+    <w:lsdException w:name="HTML Code" w:semiHidden="1" w:unhideWhenUsed="1"/>
+    <w:lsdException w:name="HTML Definition" w:semiHidden="1" w:unhideWhenUsed="1"/>
+    <w:lsdException w:name="HTML Keyboard" w:semiHidden="1" w:unhideWhenUsed="1"/>
+    <w:lsdException w:name="HTML Preformatted" w:semiHidden="1" w:unhideWhenUsed="1"/>
+    <w:lsdException w:name="HTML Sample" w:semiHidden="1" w:unhideWhenUsed="1"/>
+    <w:lsdException w:name="HTML Typewriter" w:semiHidden="1" w:unhideWhenUsed="1"/>
+    <w:lsdException w:name="HTML Variable" w:semiHidden="1" w:unhideWhenUsed="1"/>
+    <w:lsdException w:name="Normal Table" w:semiHidden="1" w:unhideWhenUsed="1"/>
+    <w:lsdException w:name="annotation subject" w:semiHidden="1" w:unhideWhenUsed="1"/>
+    <w:lsdException w:name="No List" w:semiHidden="1" w:unhideWhenUsed="1"/>
+    <w:lsdException w:name="Outline List 1" w:semiHidden="1" w:unhideWhenUsed="1"/>
+    <w:lsdException w:name="Outline List 2" w:semiHidden="1" w:unhideWhenUsed="1"/>
+    <w:lsdException w:name="Outline List 3" w:semiHidden="1" w:unhideWhenUsed="1"/>
+    <w:lsdException w:name="Table Simple 1" w:semiHidden="1" w:unhideWhenUsed="1"/>
+    <w:lsdException w:name="Table Simple 2" w:semiHidden="1" w:unhideWhenUsed="1"/>
+    <w:lsdException w:name="Table Simple 3" w:semiHidden="1" w:unhideWhenUsed="1"/>
+    <w:lsdException w:name="Table Classic 1" w:semiHidden="1" w:unhideWhenUsed="1"/>
+    <w:lsdException w:name="Table Classic 2" w:semiHidden="1" w:unhideWhenUsed="1"/>
+    <w:lsdException w:name="Table Classic 3" w:semiHidden="1" w:unhideWhenUsed="1"/>
+    <w:lsdException w:name="Table Classic 4" w:semiHidden="1" w:unhideWhenUsed="1"/>
+    <w:lsdException w:name="Table Colorful 1" w:semiHidden="1" w:unhideWhenUsed="1"/>
+    <w:lsdException w:name="Table Colorful 2" w:semiHidden="1" w:unhideWhenUsed="1"/>
+    <w:lsdException w:name="Table Colorful 3" w:semiHidden="1" w:unhideWhenUsed="1"/>
+    <w:lsdException w:name="Table Columns 1" w:semiHidden="1" w:unhideWhenUsed="1"/>
+    <w:lsdException w:name="Table Columns 2" w:semiHidden="1" w:unhideWhenUsed="1"/>
+    <w:lsdException w:name="Table Columns 3" w:semiHidden="1" w:unhideWhenUsed="1"/>
+    <w:lsdException w:name="Table Columns 4" w:semiHidden="1" w:unhideWhenUsed="1"/>
+    <w:lsdException w:name="Table Columns 5" w:semiHidden="1" w:unhideWhenUsed="1"/>
+    <w:lsdException w:name="Table Grid 1" w:semiHidden="1" w:unhideWhenUsed="1"/>
+    <w:lsdException w:name="Table Grid 2" w:semiHidden="1" w:unhideWhenUsed="1"/>
+    <w:lsdException w:name="Table Grid 3" w:semiHidden="1" w:unhideWhenUsed="1"/>
+    <w:lsdException w:name="Table Grid 4" w:semiHidden="1" w:unhideWhenUsed="1"/>
+    <w:lsdException w:name="Table Grid 5" w:semiHidden="1" w:unhideWhenUsed="1"/>
+    <w:lsdException w:name="Table Grid 6" w:semiHidden="1" w:unhideWhenUsed="1"/>
+    <w:lsdException w:name="Table Grid 7" w:semiHidden="1" w:unhideWhenUsed="1"/>
+    <w:lsdException w:name="Table Grid 8" w:semiHidden="1" w:unhideWhenUsed="1"/>
+    <w:lsdException w:name="Table List 1" w:semiHidden="1" w:unhideWhenUsed="1"/>
+    <w:lsdException w:name="Table List 2" w:semiHidden="1" w:unhideWhenUsed="1"/>
+    <w:lsdException w:name="Table List 3" w:semiHidden="1" w:unhideWhenUsed="1"/>
+    <w:lsdException w:name="Table List 4" w:semiHidden="1" w:unhideWhenUsed="1"/>
+    <w:lsdException w:name="Table List 5" w:semiHidden="1" w:unhideWhenUsed="1"/>
+    <w:lsdException w:name="Table List 6" w:semiHidden="1" w:unhideWhenUsed="1"/>
+    <w:lsdException w:name="Table List 7" w:semiHidden="1" w:unhideWhenUsed="1"/>
+    <w:lsdException w:name="Table List 8" w:semiHidden="1" w:unhideWhenUsed="1"/>
+    <w:lsdException w:name="Table 3D effects 1" w:semiHidden="1" w:unhideWhenUsed="1"/>
+    <w:lsdException w:name="Table 3D effects 2" w:semiHidden="1" w:unhideWhenUsed="1"/>
+    <w:lsdException w:name="Table 3D effects 3" w:semiHidden="1" w:unhideWhenUsed="1"/>
+    <w:lsdException w:name="Table Contemporary" w:semiHidden="1" w:unhideWhenUsed="1"/>
+    <w:lsdException w:name="Table Elegant" w:semiHidden="1" w:unhideWhenUsed="1"/>
+    <w:lsdException w:name="Table Professional" w:semiHidden="1" w:unhideWhenUsed="1"/>
+    <w:lsdException w:name="Table Subtle 1" w:semiHidden="1" w:unhideWhenUsed="1"/>
+    <w:lsdException w:name="Table Subtle 2" w:semiHidden="1" w:unhideWhenUsed="1"/>
+    <w:lsdException w:name="Table Web 1" w:semiHidden="1" w:unhideWhenUsed="1"/>
+    <w:lsdException w:name="Table Web 2" w:semiHidden="1" w:unhideWhenUsed="1"/>
+    <w:lsdException w:name="Table Web 3" w:semiHidden="1" w:unhideWhenUsed="1"/>
+    <w:lsdException w:name="Balloon Text" w:semiHidden="1" w:unhideWhenUsed="1"/>
+    <w:lsdException w:name="Table Grid" w:uiPriority="39"/>
+    <w:lsdException w:name="Table Theme" w:semiHidden="1" w:unhideWhenUsed="1"/>
+    <w:lsdException w:name="Placeholder Text" w:semiHidden="1"/>
+    <w:lsdException w:name="No Spacing" w:uiPriority="1" w:qFormat="1"/>
+    <w:lsdException w:name="Light Shading" w:uiPriority="60"/>
+    <w:lsdException w:name="Light List" w:uiPriority="61"/>
+    <w:lsdException w:name="Light Grid" w:uiPriority="62"/>
+    <w:lsdException w:name="Medium Shading 1" w:uiPriority="63"/>
+    <w:lsdException w:name="Medium Shading 2" w:uiPriority="64"/>
+    <w:lsdException w:name="Medium List 1" w:uiPriority="65"/>
+    <w:lsdException w:name="Medium List 2" w:uiPriority="66"/>
+    <w:lsdException w:name="Medium Grid 1" w:uiPriority="67"/>
+    <w:lsdException w:name="Medium Grid 2" w:uiPriority="68"/>
+    <w:lsdException w:name="Medium Grid 3" w:uiPriority="69"/>
+    <w:lsdException w:name="Dark List" w:uiPriority="70"/>
+    <w:lsdException w:name="Colorful Shading" w:uiPriority="71"/>
+    <w:lsdException w:name="Colorful List" w:uiPriority="72"/>
+    <w:lsdException w:name="Colorful Grid" w:uiPriority="73"/>
+    <w:lsdException w:name="Light Shading Accent 1" w:uiPriority="60"/>
+    <w:lsdException w:name="Light List Accent 1" w:uiPriority="61"/>
+    <w:lsdException w:name="Light Grid Accent 1" w:uiPriority="62"/>
+    <w:lsdException w:name="Medium Shading 1 Accent 1" w:uiPriority="63"/>
+    <w:lsdException w:name="Medium Shading 2 Accent 1" w:uiPriority="64"/>
+    <w:lsdException w:name="Medium List 1 Accent 1" w:uiPriority="65"/>
+    <w:lsdException w:name="Revision" w:semiHidden="1"/>
+    <w:lsdException w:name="List Paragraph" w:uiPriority="34" w:qFormat="1"/>
+    <w:lsdException w:name="Quote" w:uiPriority="29" w:qFormat="1"/>
+    <w:lsdException w:name="Intense Quote" w:uiPriority="30" w:qFormat="1"/>
+    <w:lsdException w:name="Medium List 2 Accent 1" w:uiPriority="66"/>
+    <w:lsdException w:name="Medium Grid 1 Accent 1" w:uiPriority="67"/>
+    <w:lsdException w:name="Medium Grid 2 Accent 1" w:uiPriority="68"/>
+    <w:lsdException w:name="Medium Grid 3 Accent 1" w:uiPriority="69"/>
+    <w:lsdException w:name="Dark List Accent 1" w:uiPriority="70"/>
+    <w:lsdException w:name="Colorful Shading Accent 1" w:uiPriority="71"/>
+    <w:lsdException w:name="Colorful List Accent 1" w:uiPriority="72"/>
+    <w:lsdException w:name="Colorful Grid Accent 1" w:uiPriority="73"/>
+    <w:lsdException w:name="Light Shading Accent 2" w:uiPriority="60"/>
+    <w:lsdException w:name="Light List Accent 2" w:uiPriority="61"/>
+    <w:lsdException w:name="Light Grid Accent 2" w:uiPriority="62"/>
+    <w:lsdException w:name="Medium Shading 1 Accent 2" w:uiPriority="63"/>
+    <w:lsdException w:name="Medium Shading 2 Accent 2" w:uiPriority="64"/>
+    <w:lsdException w:name="Medium List 1 Accent 2" w:uiPriority="65"/>
+    <w:lsdException w:name="Medium List 2 Accent 2" w:uiPriority="66"/>
+    <w:lsdException w:name="Medium Grid 1 Accent 2" w:uiPriority="67"/>
+    <w:lsdException w:name="Medium Grid 2 Accent 2" w:uiPriority="68"/>
+    <w:lsdException w:name="Medium Grid 3 Accent 2" w:uiPriority="69"/>
+    <w:lsdException w:name="Dark List Accent 2" w:uiPriority="70"/>
+    <w:lsdException w:name="Colorful Shading Accent 2" w:uiPriority="71"/>
+    <w:lsdException w:name="Colorful List Accent 2" w:uiPriority="72"/>
+    <w:lsdException w:name="Colorful Grid Accent 2" w:uiPriority="73"/>
+    <w:lsdException w:name="Light Shading Accent 3" w:uiPriority="60"/>
+    <w:lsdException w:name="Light List Accent 3" w:uiPriority="61"/>
+    <w:lsdException w:name="Light Grid Accent 3" w:uiPriority="62"/>
+    <w:lsdException w:name="Medium Shading 1 Accent 3" w:uiPriority="63"/>
+    <w:lsdException w:name="Medium Shading 2 Accent 3" w:uiPriority="64"/>
+    <w:lsdException w:name="Medium List 1 Accent 3" w:uiPriority="65"/>
+    <w:lsdException w:name="Medium List 2 Accent 3" w:uiPriority="66"/>
+    <w:lsdException w:name="Medium Grid 1 Accent 3" w:uiPriority="67"/>
+    <w:lsdException w:name="Medium Grid 2 Accent 3" w:uiPriority="68"/>
+    <w:lsdException w:name="Medium Grid 3 Accent 3" w:uiPriority="69"/>
+    <w:lsdException w:name="Dark List Accent 3" w:uiPriority="70"/>
+    <w:lsdException w:name="Colorful Shading Accent 3" w:uiPriority="71"/>
+    <w:lsdException w:name="Colorful List Accent 3" w:uiPriority="72"/>
+    <w:lsdException w:name="Colorful Grid Accent 3" w:uiPriority="73"/>
+    <w:lsdException w:name="Light Shading Accent 4" w:uiPriority="60"/>
+    <w:lsdException w:name="Light List Accent 4" w:uiPriority="61"/>
+    <w:lsdException w:name="Light Grid Accent 4" w:uiPriority="62"/>
+    <w:lsdException w:name="Medium Shading 1 Accent 4" w:uiPriority="63"/>
+    <w:lsdException w:name="Medium Shading 2 Accent 4" w:uiPriority="64"/>
+    <w:lsdException w:name="Medium List 1 Accent 4" w:uiPriority="65"/>
+    <w:lsdException w:name="Medium List 2 Accent 4" w:uiPriority="66"/>
+    <w:lsdException w:name="Medium Grid 1 Accent 4" w:uiPriority="67"/>
+    <w:lsdException w:name="Medium Grid 2 Accent 4" w:uiPriority="68"/>
+    <w:lsdException w:name="Medium Grid 3 Accent 4" w:uiPriority="69"/>
+    <w:lsdException w:name="Dark List Accent 4" w:uiPriority="70"/>
+    <w:lsdException w:name="Colorful Shading Accent 4" w:uiPriority="71"/>
+    <w:lsdException w:name="Colorful List Accent 4" w:uiPriority="72"/>
+    <w:lsdException w:name="Colorful Grid Accent 4" w:uiPriority="73"/>
+    <w:lsdException w:name="Light Shading Accent 5" w:uiPriority="60"/>
+    <w:lsdException w:name="Light List Accent 5" w:uiPriority="61"/>
+    <w:lsdException w:name="Light Grid Accent 5" w:uiPriority="62"/>
+    <w:lsdException w:name="Medium Shading 1 Accent 5" w:uiPriority="63"/>
+    <w:lsdException w:name="Medium Shading 2 Accent 5" w:uiPriority="64"/>
+    <w:lsdException w:name="Medium List 1 Accent 5" w:uiPriority="65"/>
+    <w:lsdException w:name="Medium List 2 Accent 5" w:uiPriority="66"/>
+    <w:lsdException w:name="Medium Grid 1 Accent 5" w:uiPriority="67"/>
+    <w:lsdException w:name="Medium Grid 2 Accent 5" w:uiPriority="68"/>
+    <w:lsdException w:name="Medium Grid 3 Accent 5" w:uiPriority="69"/>
+    <w:lsdException w:name="Dark List Accent 5" w:uiPriority="70"/>
+    <w:lsdException w:name="Colorful Shading Accent 5" w:uiPriority="71"/>
+    <w:lsdException w:name="Colorful List Accent 5" w:uiPriority="72"/>
+    <w:lsdException w:name="Colorful Grid Accent 5" w:uiPriority="73"/>
+    <w:lsdException w:name="Light Shading Accent 6" w:uiPriority="60"/>
+    <w:lsdException w:name="Light List Accent 6" w:uiPriority="61"/>
+    <w:lsdException w:name="Light Grid Accent 6" w:uiPriority="62"/>
+    <w:lsdException w:name="Medium Shading 1 Accent 6" w:uiPriority="63"/>
+    <w:lsdException w:name="Medium Shading 2 Accent 6" w:uiPriority="64"/>
+    <w:lsdException w:name="Medium List 1 Accent 6" w:uiPriority="65"/>
+    <w:lsdException w:name="Medium List 2 Accent 6" w:uiPriority="66"/>
+    <w:lsdException w:name="Medium Grid 1 Accent 6" w:uiPriority="67"/>
+    <w:lsdException w:name="Medium Grid 2 Accent 6" w:uiPriority="68"/>
+    <w:lsdException w:name="Medium Grid 3 Accent 6" w:uiPriority="69"/>
+    <w:lsdException w:name="Dark List Accent 6" w:uiPriority="70"/>
+    <w:lsdException w:name="Colorful Shading Accent 6" w:uiPriority="71"/>
+    <w:lsdException w:name="Colorful List Accent 6" w:uiPriority="72"/>
+    <w:lsdException w:name="Colorful Grid Accent 6" w:uiPriority="73"/>
+    <w:lsdException w:name="Subtle Emphasis" w:uiPriority="19" w:qFormat="1"/>
+    <w:lsdException w:name="Intense Emphasis" w:uiPriority="21" w:qFormat="1"/>
+    <w:lsdException w:name="Subtle Reference" w:uiPriority="31" w:qFormat="1"/>
+    <w:lsdException w:name="Intense Reference" w:uiPriority="32" w:qFormat="1"/>
+    <w:lsdException w:name="Book Title" w:uiPriority="33" w:qFormat="1"/>
+    <w:lsdException w:name="Bibliography" w:semiHidden="1" w:uiPriority="37" w:unhideWhenUsed="1"/>
+    <w:lsdException w:name="TOC Heading" w:semiHidden="1" w:uiPriority="39" w:unhideWhenUsed="1" w:qFormat="1"/>
+    <w:lsdException w:name="Plain Table 1" w:uiPriority="41"/>
+    <w:lsdException w:name="Plain Table 2" w:uiPriority="42"/>
+    <w:lsdException w:name="Plain Table 3" w:uiPriority="43"/>
+    <w:lsdException w:name="Plain Table 4" w:uiPriority="44"/>
+    <w:lsdException w:name="Plain Table 5" w:uiPriority="45"/>
+    <w:lsdException w:name="Grid Table Light" w:uiPriority="40"/>
+    <w:lsdException w:name="Grid Table 1 Light" w:uiPriority="46"/>
+    <w:lsdException w:name="Grid Table 2" w:uiPriority="47"/>
+    <w:lsdException w:name="Grid Table 3" w:uiPriority="48"/>
+    <w:lsdException w:name="Grid Table 4" w:uiPriority="49"/>
+    <w:lsdException w:name="Grid Table 5 Dark" w:uiPriority="50"/>
+    <w:lsdException w:name="Grid Table 6 Colorful" w:uiPriority="51"/>
+    <w:lsdException w:name="Grid Table 7 Colorful" w:uiPriority="52"/>
+    <w:lsdException w:name="Grid Table 1 Light Accent 1" w:uiPriority="46"/>
+    <w:lsdException w:name="Grid Table 2 Accent 1" w:uiPriority="47"/>
+    <w:lsdException w:name="Grid Table 3 Accent 1" w:uiPriority="48"/>
+    <w:lsdException w:name="Grid Table 4 Accent 1" w:uiPriority="49"/>
+    <w:lsdException w:name="Grid Table 5 Dark Accent 1" w:uiPriority="50"/>
+    <w:lsdException w:name="Grid Table 6 Colorful Accent 1" w:uiPriority="51"/>
+    <w:lsdException w:name="Grid Table 7 Colorful Accent 1" w:uiPriority="52"/>
+    <w:lsdException w:name="Grid Table 1 Light Accent 2" w:uiPriority="46"/>
+    <w:lsdException w:name="Grid Table 2 Accent 2" w:uiPriority="47"/>
+    <w:lsdException w:name="Grid Table 3 Accent 2" w:uiPriority="48"/>
+    <w:lsdException w:name="Grid Table 4 Accent 2" w:uiPriority="49"/>
+    <w:lsdException w:name="Grid Table 5 Dark Accent 2" w:uiPriority="50"/>
+    <w:lsdException w:name="Grid Table 6 Colorful Accent 2" w:uiPriority="51"/>
+    <w:lsdException w:name="Grid Table 7 Colorful Accent 2" w:uiPriority="52"/>
+    <w:lsdException w:name="Grid Table 1 Light Accent 3" w:uiPriority="46"/>
+    <w:lsdException w:name="Grid Table 2 Accent 3" w:uiPriority="47"/>
+    <w:lsdException w:name="Grid Table 3 Accent 3" w:uiPriority="48"/>
+    <w:lsdException w:name="Grid Table 4 Accent 3" w:uiPriority="49"/>
+    <w:lsdException w:name="Grid Table 5 Dark Accent 3" w:uiPriority="50"/>
+    <w:lsdException w:name="Grid Table 6 Colorful Accent 3" w:uiPriority="51"/>
+    <w:lsdException w:name="Grid Table 7 Colorful Accent 3" w:uiPriority="52"/>
+    <w:lsdException w:name="Grid Table 1 Light Accent 4" w:uiPriority="46"/>
+    <w:lsdException w:name="Grid Table 2 Accent 4" w:uiPriority="47"/>
+    <w:lsdException w:name="Grid Table 3 Accent 4" w:uiPriority="48"/>
+    <w:lsdException w:name="Grid Table 4 Accent 4" w:uiPriority="49"/>
+    <w:lsdException w:name="Grid Table 5 Dark Accent 4" w:uiPriority="50"/>
+    <w:lsdException w:name="Grid Table 6 Colorful Accent 4" w:uiPriority="51"/>
+    <w:lsdException w:name="Grid Table 7 Colorful Accent 4" w:uiPriority="52"/>
+    <w:lsdException w:name="Grid Table 1 Light Accent 5" w:uiPriority="46"/>
+    <w:lsdException w:name="Grid Table 2 Accent 5" w:uiPriority="47"/>
+    <w:lsdException w:name="Grid Table 3 Accent 5" w:uiPriority="48"/>
+    <w:lsdException w:name="Grid Table 4 Accent 5" w:uiPriority="49"/>
+    <w:lsdException w:name="Grid Table 5 Dark Accent 5" w:uiPriority="50"/>
+    <w:lsdException w:name="Grid Table 6 Colorful Accent 5" w:uiPriority="51"/>
+    <w:lsdException w:name="Grid Table 7 Colorful Accent 5" w:uiPriority="52"/>
+    <w:lsdException w:name="Grid Table 1 Light Accent 6" w:uiPriority="46"/>
+    <w:lsdException w:name="Grid Table 2 Accent 6" w:uiPriority="47"/>
+    <w:lsdException w:name="Grid Table 3 Accent 6" w:uiPriority="48"/>
+    <w:lsdException w:name="Grid Table 4 Accent 6" w:uiPriority="49"/>
+    <w:lsdException w:name="Grid Table 5 Dark Accent 6" w:uiPriority="50"/>
+    <w:lsdException w:name="Grid Table 6 Colorful Accent 6" w:uiPriority="51"/>
+    <w:lsdException w:name="Grid Table 7 Colorful Accent 6" w:uiPriority="52"/>
+    <w:lsdException w:name="List Table 1 Light" w:uiPriority="46"/>
+    <w:lsdException w:name="List Table 2" w:uiPriority="47"/>
+    <w:lsdException w:name="List Table 3" w:uiPriority="48"/>
+    <w:lsdException w:name="List Table 4" w:uiPriority="49"/>
+    <w:lsdException w:name="List Table 5 Dark" w:uiPriority="50"/>
+    <w:lsdException w:name="List Table 6 Colorful" w:uiPriority="51"/>
+    <w:lsdException w:name="List Table 7 Colorful" w:uiPriority="52"/>
+    <w:lsdException w:name="List Table 1 Light Accent 1" w:uiPriority="46"/>
+    <w:lsdException w:name="List Table 2 Accent 1" w:uiPriority="47"/>
+    <w:lsdException w:name="List Table 3 Accent 1" w:uiPriority="48"/>
+    <w:lsdException w:name="List Table 4 Accent 1" w:uiPriority="49"/>
+    <w:lsdException w:name="List Table 5 Dark Accent 1" w:uiPriority="50"/>
+    <w:lsdException w:name="List Table 6 Colorful Accent 1" w:uiPriority="51"/>
+    <w:lsdException w:name="List Table 7 Colorful Accent 1" w:uiPriority="52"/>
+    <w:lsdException w:name="List Table 1 Light Accent 2" w:uiPriority="46"/>
+    <w:lsdException w:name="List Table 2 Accent 2" w:uiPriority="47"/>
+    <w:lsdException w:name="List Table 3 Accent 2" w:uiPriority="48"/>
+    <w:lsdException w:name="List Table 4 Accent 2" w:uiPriority="49"/>
+    <w:lsdException w:name="List Table 5 Dark Accent 2" w:uiPriority="50"/>
+    <w:lsdException w:name="List Table 6 Colorful Accent 2" w:uiPriority="51"/>
+    <w:lsdException w:name="List Table 7 Colorful Accent 2" w:uiPriority="52"/>
+    <w:lsdException w:name="List Table 1 Light Accent 3" w:uiPriority="46"/>
+    <w:lsdException w:name="List Table 2 Accent 3" w:uiPriority="47"/>
+    <w:lsdException w:name="List Table 3 Accent 3" w:uiPriority="48"/>
+    <w:lsdException w:name="List Table 4 Accent 3" w:uiPriority="49"/>
+    <w:lsdException w:name="List Table 5 Dark Accent 3" w:uiPriority="50"/>
+    <w:lsdException w:name="List Table 6 Colorful Accent 3" w:uiPriority="51"/>
+    <w:lsdException w:name="List Table 7 Colorful Accent 3" w:uiPriority="52"/>
+    <w:lsdException w:name="List Table 1 Light Accent 4" w:uiPriority="46"/>
+    <w:lsdException w:name="List Table 2 Accent 4" w:uiPriority="47"/>
+    <w:lsdException w:name="List Table 3 Accent 4" w:uiPriority="48"/>
+    <w:lsdException w:name="List Table 4 Accent 4" w:uiPriority="49"/>
+    <w:lsdException w:name="List Table 5 Dark Accent 4" w:uiPriority="50"/>
+    <w:lsdException w:name="List Table 6 Colorful Accent 4" w:uiPriority="51"/>
+    <w:lsdException w:name="List Table 7 Colorful Accent 4" w:uiPriority="52"/>
+    <w:lsdException w:name="List Table 1 Light Accent 5" w:uiPriority="46"/>
+    <w:lsdException w:name="List Table 2 Accent 5" w:uiPriority="47"/>
+    <w:lsdException w:name="List Table 3 Accent 5" w:uiPriority="48"/>
+    <w:lsdException w:name="List Table 4 Accent 5" w:uiPriority="49"/>
+    <w:lsdException w:name="List Table 5 Dark Accent 5" w:uiPriority="50"/>
+    <w:lsdException w:name="List Table 6 Colorful Accent 5" w:uiPriority="51"/>
+    <w:lsdException w:name="List Table 7 Colorful Accent 5" w:uiPriority="52"/>
+    <w:lsdException w:name="List Table 1 Light Accent 6" w:uiPriority="46"/>
+    <w:lsdException w:name="List Table 2 Accent 6" w:uiPriority="47"/>
+    <w:lsdException w:name="List Table 3 Accent 6" w:uiPriority="48"/>
+    <w:lsdException w:name="List Table 4 Accent 6" w:uiPriority="49"/>
+    <w:lsdException w:name="List Table 5 Dark Accent 6" w:uiPriority="50"/>
+    <w:lsdException w:name="List Table 6 Colorful Accent 6" w:uiPriority="51"/>
+    <w:lsdException w:name="List Table 7 Colorful Accent 6" w:uiPriority="52"/>
+    <w:lsdException w:name="Mention" w:semiHidden="1" w:unhideWhenUsed="1"/>
+    <w:lsdException w:name="Smart Hyperlink" w:semiHidden="1" w:unhideWhenUsed="1"/>
+    <w:lsdException w:name="Hashtag" w:semiHidden="1" w:unhideWhenUsed="1"/>
+    <w:lsdException w:name="Unresolved Mention" w:semiHidden="1" w:unhideWhenUsed="1"/>
+    <w:lsdException w:name="Smart Link" w:semiHidden="1" w:unhideWhenUsed="1"/>
   </w:latentStyles>
   <w:style w:type="paragraph" w:default="1" w:styleId="Normal">
     <w:name w:val="Normal"/>
@@ -4243,11 +4468,8 @@
     <w:tblPr>
       <w:tblStyleRowBandSize w:val="1"/>
       <w:tblStyleColBandSize w:val="1"/>
-      <w:tblInd w:w="0" w:type="dxa"/>
       <w:tblCellMar>
-        <w:top w:w="0" w:type="dxa"/>
         <w:left w:w="115" w:type="dxa"/>
-        <w:bottom w:w="0" w:type="dxa"/>
         <w:right w:w="115" w:type="dxa"/>
       </w:tblCellMar>
     </w:tblPr>
@@ -4332,439 +4554,30 @@
     <w:basedOn w:val="DefaultParagraphFont"/>
     <w:rsid w:val="007A3DF3"/>
   </w:style>
-</w:styles>
-</file>
-
-<file path=word/stylesWithEffects.xml><?xml version="1.0" encoding="utf-8"?>
-<w:styles xmlns:wpc="http://schemas.microsoft.com/office/word/2010/wordprocessingCanvas" xmlns:mc="http://schemas.openxmlformats.org/markup-compatibility/2006" xmlns:o="urn:schemas-microsoft-com:office:office" xmlns:r="http://schemas.openxmlformats.org/officeDocument/2006/relationships" xmlns:m="http://schemas.openxmlformats.org/officeDocument/2006/math" xmlns:v="urn:schemas-microsoft-com:vml" xmlns:wp14="http://schemas.microsoft.com/office/word/2010/wordprocessingDrawing" xmlns:wp="http://schemas.openxmlformats.org/drawingml/2006/wordprocessingDrawing" xmlns:w10="urn:schemas-microsoft-com:office:word" xmlns:w="http://schemas.openxmlformats.org/wordprocessingml/2006/main" xmlns:w14="http://schemas.microsoft.com/office/word/2010/wordml" xmlns:wpg="http://schemas.microsoft.com/office/word/2010/wordprocessingGroup" xmlns:wpi="http://schemas.microsoft.com/office/word/2010/wordprocessingInk" xmlns:wne="http://schemas.microsoft.com/office/word/2006/wordml" xmlns:wps="http://schemas.microsoft.com/office/word/2010/wordprocessingShape" mc:Ignorable="w14 wp14">
-  <w:docDefaults>
-    <w:rPrDefault>
-      <w:rPr>
-        <w:rFonts w:ascii="Calibri" w:eastAsia="Calibri" w:hAnsi="Calibri" w:cs="Calibri"/>
-        <w:sz w:val="22"/>
-        <w:szCs w:val="22"/>
-        <w:lang w:val="en-IN" w:eastAsia="en-IN" w:bidi="ar-SA"/>
-      </w:rPr>
-    </w:rPrDefault>
-    <w:pPrDefault>
-      <w:pPr>
-        <w:spacing w:after="200" w:line="276" w:lineRule="auto"/>
-      </w:pPr>
-    </w:pPrDefault>
-  </w:docDefaults>
-  <w:latentStyles w:defLockedState="0" w:defUIPriority="99" w:defSemiHidden="1" w:defUnhideWhenUsed="1" w:defQFormat="0" w:count="267">
-    <w:lsdException w:name="Normal" w:semiHidden="0" w:uiPriority="0" w:unhideWhenUsed="0" w:qFormat="1"/>
-    <w:lsdException w:name="heading 1" w:semiHidden="0" w:uiPriority="9" w:unhideWhenUsed="0" w:qFormat="1"/>
-    <w:lsdException w:name="heading 2" w:uiPriority="9" w:qFormat="1"/>
-    <w:lsdException w:name="heading 3" w:uiPriority="9" w:qFormat="1"/>
-    <w:lsdException w:name="heading 4" w:uiPriority="9" w:qFormat="1"/>
-    <w:lsdException w:name="heading 5" w:uiPriority="9" w:qFormat="1"/>
-    <w:lsdException w:name="heading 6" w:uiPriority="9" w:qFormat="1"/>
-    <w:lsdException w:name="heading 7" w:uiPriority="9" w:qFormat="1"/>
-    <w:lsdException w:name="heading 8" w:uiPriority="9" w:qFormat="1"/>
-    <w:lsdException w:name="heading 9" w:uiPriority="9" w:qFormat="1"/>
-    <w:lsdException w:name="toc 1" w:uiPriority="39"/>
-    <w:lsdException w:name="toc 2" w:uiPriority="39"/>
-    <w:lsdException w:name="toc 3" w:uiPriority="39"/>
-    <w:lsdException w:name="toc 4" w:uiPriority="39"/>
-    <w:lsdException w:name="toc 5" w:uiPriority="39"/>
-    <w:lsdException w:name="toc 6" w:uiPriority="39"/>
-    <w:lsdException w:name="toc 7" w:uiPriority="39"/>
-    <w:lsdException w:name="toc 8" w:uiPriority="39"/>
-    <w:lsdException w:name="toc 9" w:uiPriority="39"/>
-    <w:lsdException w:name="caption" w:uiPriority="35" w:qFormat="1"/>
-    <w:lsdException w:name="Title" w:semiHidden="0" w:uiPriority="10" w:unhideWhenUsed="0" w:qFormat="1"/>
-    <w:lsdException w:name="Default Paragraph Font" w:uiPriority="1"/>
-    <w:lsdException w:name="Subtitle" w:semiHidden="0" w:uiPriority="11" w:unhideWhenUsed="0" w:qFormat="1"/>
-    <w:lsdException w:name="Strong" w:semiHidden="0" w:uiPriority="22" w:unhideWhenUsed="0" w:qFormat="1"/>
-    <w:lsdException w:name="Emphasis" w:semiHidden="0" w:uiPriority="20" w:unhideWhenUsed="0" w:qFormat="1"/>
-    <w:lsdException w:name="Table Grid" w:semiHidden="0" w:uiPriority="39" w:unhideWhenUsed="0"/>
-    <w:lsdException w:name="Placeholder Text" w:unhideWhenUsed="0"/>
-    <w:lsdException w:name="No Spacing" w:semiHidden="0" w:uiPriority="1" w:unhideWhenUsed="0" w:qFormat="1"/>
-    <w:lsdException w:name="Light Shading" w:semiHidden="0" w:uiPriority="60" w:unhideWhenUsed="0"/>
-    <w:lsdException w:name="Light List" w:semiHidden="0" w:uiPriority="61" w:unhideWhenUsed="0"/>
-    <w:lsdException w:name="Light Grid" w:semiHidden="0" w:uiPriority="62" w:unhideWhenUsed="0"/>
-    <w:lsdException w:name="Medium Shading 1" w:semiHidden="0" w:uiPriority="63" w:unhideWhenUsed="0"/>
-    <w:lsdException w:name="Medium Shading 2" w:semiHidden="0" w:uiPriority="64" w:unhideWhenUsed="0"/>
-    <w:lsdException w:name="Medium List 1" w:semiHidden="0" w:uiPriority="65" w:unhideWhenUsed="0"/>
-    <w:lsdException w:name="Medium List 2" w:semiHidden="0" w:uiPriority="66" w:unhideWhenUsed="0"/>
-    <w:lsdException w:name="Medium Grid 1" w:semiHidden="0" w:uiPriority="67" w:unhideWhenUsed="0"/>
-    <w:lsdException w:name="Medium Grid 2" w:semiHidden="0" w:uiPriority="68" w:unhideWhenUsed="0"/>
-    <w:lsdException w:name="Medium Grid 3" w:semiHidden="0" w:uiPriority="69" w:unhideWhenUsed="0"/>
-    <w:lsdException w:name="Dark List" w:semiHidden="0" w:uiPriority="70" w:unhideWhenUsed="0"/>
-    <w:lsdException w:name="Colorful Shading" w:semiHidden="0" w:uiPriority="71" w:unhideWhenUsed="0"/>
-    <w:lsdException w:name="Colorful List" w:semiHidden="0" w:uiPriority="72" w:unhideWhenUsed="0"/>
-    <w:lsdException w:name="Colorful Grid" w:semiHidden="0" w:uiPriority="73" w:unhideWhenUsed="0"/>
-    <w:lsdException w:name="Light Shading Accent 1" w:semiHidden="0" w:uiPriority="60" w:unhideWhenUsed="0"/>
-    <w:lsdException w:name="Light List Accent 1" w:semiHidden="0" w:uiPriority="61" w:unhideWhenUsed="0"/>
-    <w:lsdException w:name="Light Grid Accent 1" w:semiHidden="0" w:uiPriority="62" w:unhideWhenUsed="0"/>
-    <w:lsdException w:name="Medium Shading 1 Accent 1" w:semiHidden="0" w:uiPriority="63" w:unhideWhenUsed="0"/>
-    <w:lsdException w:name="Medium Shading 2 Accent 1" w:semiHidden="0" w:uiPriority="64" w:unhideWhenUsed="0"/>
-    <w:lsdException w:name="Medium List 1 Accent 1" w:semiHidden="0" w:uiPriority="65" w:unhideWhenUsed="0"/>
-    <w:lsdException w:name="Revision" w:unhideWhenUsed="0"/>
-    <w:lsdException w:name="List Paragraph" w:semiHidden="0" w:uiPriority="34" w:unhideWhenUsed="0" w:qFormat="1"/>
-    <w:lsdException w:name="Quote" w:semiHidden="0" w:uiPriority="29" w:unhideWhenUsed="0" w:qFormat="1"/>
-    <w:lsdException w:name="Intense Quote" w:semiHidden="0" w:uiPriority="30" w:unhideWhenUsed="0" w:qFormat="1"/>
-    <w:lsdException w:name="Medium List 2 Accent 1" w:semiHidden="0" w:uiPriority="66" w:unhideWhenUsed="0"/>
-    <w:lsdException w:name="Medium Grid 1 Accent 1" w:semiHidden="0" w:uiPriority="67" w:unhideWhenUsed="0"/>
-    <w:lsdException w:name="Medium Grid 2 Accent 1" w:semiHidden="0" w:uiPriority="68" w:unhideWhenUsed="0"/>
-    <w:lsdException w:name="Medium Grid 3 Accent 1" w:semiHidden="0" w:uiPriority="69" w:unhideWhenUsed="0"/>
-    <w:lsdException w:name="Dark List Accent 1" w:semiHidden="0" w:uiPriority="70" w:unhideWhenUsed="0"/>
-    <w:lsdException w:name="Colorful Shading Accent 1" w:semiHidden="0" w:uiPriority="71" w:unhideWhenUsed="0"/>
-    <w:lsdException w:name="Colorful List Accent 1" w:semiHidden="0" w:uiPriority="72" w:unhideWhenUsed="0"/>
-    <w:lsdException w:name="Colorful Grid Accent 1" w:semiHidden="0" w:uiPriority="73" w:unhideWhenUsed="0"/>
-    <w:lsdException w:name="Light Shading Accent 2" w:semiHidden="0" w:uiPriority="60" w:unhideWhenUsed="0"/>
-    <w:lsdException w:name="Light List Accent 2" w:semiHidden="0" w:uiPriority="61" w:unhideWhenUsed="0"/>
-    <w:lsdException w:name="Light Grid Accent 2" w:semiHidden="0" w:uiPriority="62" w:unhideWhenUsed="0"/>
-    <w:lsdException w:name="Medium Shading 1 Accent 2" w:semiHidden="0" w:uiPriority="63" w:unhideWhenUsed="0"/>
-    <w:lsdException w:name="Medium Shading 2 Accent 2" w:semiHidden="0" w:uiPriority="64" w:unhideWhenUsed="0"/>
-    <w:lsdException w:name="Medium List 1 Accent 2" w:semiHidden="0" w:uiPriority="65" w:unhideWhenUsed="0"/>
-    <w:lsdException w:name="Medium List 2 Accent 2" w:semiHidden="0" w:uiPriority="66" w:unhideWhenUsed="0"/>
-    <w:lsdException w:name="Medium Grid 1 Accent 2" w:semiHidden="0" w:uiPriority="67" w:unhideWhenUsed="0"/>
-    <w:lsdException w:name="Medium Grid 2 Accent 2" w:semiHidden="0" w:uiPriority="68" w:unhideWhenUsed="0"/>
-    <w:lsdException w:name="Medium Grid 3 Accent 2" w:semiHidden="0" w:uiPriority="69" w:unhideWhenUsed="0"/>
-    <w:lsdException w:name="Dark List Accent 2" w:semiHidden="0" w:uiPriority="70" w:unhideWhenUsed="0"/>
-    <w:lsdException w:name="Colorful Shading Accent 2" w:semiHidden="0" w:uiPriority="71" w:unhideWhenUsed="0"/>
-    <w:lsdException w:name="Colorful List Accent 2" w:semiHidden="0" w:uiPriority="72" w:unhideWhenUsed="0"/>
-    <w:lsdException w:name="Colorful Grid Accent 2" w:semiHidden="0" w:uiPriority="73" w:unhideWhenUsed="0"/>
-    <w:lsdException w:name="Light Shading Accent 3" w:semiHidden="0" w:uiPriority="60" w:unhideWhenUsed="0"/>
-    <w:lsdException w:name="Light List Accent 3" w:semiHidden="0" w:uiPriority="61" w:unhideWhenUsed="0"/>
-    <w:lsdException w:name="Light Grid Accent 3" w:semiHidden="0" w:uiPriority="62" w:unhideWhenUsed="0"/>
-    <w:lsdException w:name="Medium Shading 1 Accent 3" w:semiHidden="0" w:uiPriority="63" w:unhideWhenUsed="0"/>
-    <w:lsdException w:name="Medium Shading 2 Accent 3" w:semiHidden="0" w:uiPriority="64" w:unhideWhenUsed="0"/>
-    <w:lsdException w:name="Medium List 1 Accent 3" w:semiHidden="0" w:uiPriority="65" w:unhideWhenUsed="0"/>
-    <w:lsdException w:name="Medium List 2 Accent 3" w:semiHidden="0" w:uiPriority="66" w:unhideWhenUsed="0"/>
-    <w:lsdException w:name="Medium Grid 1 Accent 3" w:semiHidden="0" w:uiPriority="67" w:unhideWhenUsed="0"/>
-    <w:lsdException w:name="Medium Grid 2 Accent 3" w:semiHidden="0" w:uiPriority="68" w:unhideWhenUsed="0"/>
-    <w:lsdException w:name="Medium Grid 3 Accent 3" w:semiHidden="0" w:uiPriority="69" w:unhideWhenUsed="0"/>
-    <w:lsdException w:name="Dark List Accent 3" w:semiHidden="0" w:uiPriority="70" w:unhideWhenUsed="0"/>
-    <w:lsdException w:name="Colorful Shading Accent 3" w:semiHidden="0" w:uiPriority="71" w:unhideWhenUsed="0"/>
-    <w:lsdException w:name="Colorful List Accent 3" w:semiHidden="0" w:uiPriority="72" w:unhideWhenUsed="0"/>
-    <w:lsdException w:name="Colorful Grid Accent 3" w:semiHidden="0" w:uiPriority="73" w:unhideWhenUsed="0"/>
-    <w:lsdException w:name="Light Shading Accent 4" w:semiHidden="0" w:uiPriority="60" w:unhideWhenUsed="0"/>
-    <w:lsdException w:name="Light List Accent 4" w:semiHidden="0" w:uiPriority="61" w:unhideWhenUsed="0"/>
-    <w:lsdException w:name="Light Grid Accent 4" w:semiHidden="0" w:uiPriority="62" w:unhideWhenUsed="0"/>
-    <w:lsdException w:name="Medium Shading 1 Accent 4" w:semiHidden="0" w:uiPriority="63" w:unhideWhenUsed="0"/>
-    <w:lsdException w:name="Medium Shading 2 Accent 4" w:semiHidden="0" w:uiPriority="64" w:unhideWhenUsed="0"/>
-    <w:lsdException w:name="Medium List 1 Accent 4" w:semiHidden="0" w:uiPriority="65" w:unhideWhenUsed="0"/>
-    <w:lsdException w:name="Medium List 2 Accent 4" w:semiHidden="0" w:uiPriority="66" w:unhideWhenUsed="0"/>
-    <w:lsdException w:name="Medium Grid 1 Accent 4" w:semiHidden="0" w:uiPriority="67" w:unhideWhenUsed="0"/>
-    <w:lsdException w:name="Medium Grid 2 Accent 4" w:semiHidden="0" w:uiPriority="68" w:unhideWhenUsed="0"/>
-    <w:lsdException w:name="Medium Grid 3 Accent 4" w:semiHidden="0" w:uiPriority="69" w:unhideWhenUsed="0"/>
-    <w:lsdException w:name="Dark List Accent 4" w:semiHidden="0" w:uiPriority="70" w:unhideWhenUsed="0"/>
-    <w:lsdException w:name="Colorful Shading Accent 4" w:semiHidden="0" w:uiPriority="71" w:unhideWhenUsed="0"/>
-    <w:lsdException w:name="Colorful List Accent 4" w:semiHidden="0" w:uiPriority="72" w:unhideWhenUsed="0"/>
-    <w:lsdException w:name="Colorful Grid Accent 4" w:semiHidden="0" w:uiPriority="73" w:unhideWhenUsed="0"/>
-    <w:lsdException w:name="Light Shading Accent 5" w:semiHidden="0" w:uiPriority="60" w:unhideWhenUsed="0"/>
-    <w:lsdException w:name="Light List Accent 5" w:semiHidden="0" w:uiPriority="61" w:unhideWhenUsed="0"/>
-    <w:lsdException w:name="Light Grid Accent 5" w:semiHidden="0" w:uiPriority="62" w:unhideWhenUsed="0"/>
-    <w:lsdException w:name="Medium Shading 1 Accent 5" w:semiHidden="0" w:uiPriority="63" w:unhideWhenUsed="0"/>
-    <w:lsdException w:name="Medium Shading 2 Accent 5" w:semiHidden="0" w:uiPriority="64" w:unhideWhenUsed="0"/>
-    <w:lsdException w:name="Medium List 1 Accent 5" w:semiHidden="0" w:uiPriority="65" w:unhideWhenUsed="0"/>
-    <w:lsdException w:name="Medium List 2 Accent 5" w:semiHidden="0" w:uiPriority="66" w:unhideWhenUsed="0"/>
-    <w:lsdException w:name="Medium Grid 1 Accent 5" w:semiHidden="0" w:uiPriority="67" w:unhideWhenUsed="0"/>
-    <w:lsdException w:name="Medium Grid 2 Accent 5" w:semiHidden="0" w:uiPriority="68" w:unhideWhenUsed="0"/>
-    <w:lsdException w:name="Medium Grid 3 Accent 5" w:semiHidden="0" w:uiPriority="69" w:unhideWhenUsed="0"/>
-    <w:lsdException w:name="Dark List Accent 5" w:semiHidden="0" w:uiPriority="70" w:unhideWhenUsed="0"/>
-    <w:lsdException w:name="Colorful Shading Accent 5" w:semiHidden="0" w:uiPriority="71" w:unhideWhenUsed="0"/>
-    <w:lsdException w:name="Colorful List Accent 5" w:semiHidden="0" w:uiPriority="72" w:unhideWhenUsed="0"/>
-    <w:lsdException w:name="Colorful Grid Accent 5" w:semiHidden="0" w:uiPriority="73" w:unhideWhenUsed="0"/>
-    <w:lsdException w:name="Light Shading Accent 6" w:semiHidden="0" w:uiPriority="60" w:unhideWhenUsed="0"/>
-    <w:lsdException w:name="Light List Accent 6" w:semiHidden="0" w:uiPriority="61" w:unhideWhenUsed="0"/>
-    <w:lsdException w:name="Light Grid Accent 6" w:semiHidden="0" w:uiPriority="62" w:unhideWhenUsed="0"/>
-    <w:lsdException w:name="Medium Shading 1 Accent 6" w:semiHidden="0" w:uiPriority="63" w:unhideWhenUsed="0"/>
-    <w:lsdException w:name="Medium Shading 2 Accent 6" w:semiHidden="0" w:uiPriority="64" w:unhideWhenUsed="0"/>
-    <w:lsdException w:name="Medium List 1 Accent 6" w:semiHidden="0" w:uiPriority="65" w:unhideWhenUsed="0"/>
-    <w:lsdException w:name="Medium List 2 Accent 6" w:semiHidden="0" w:uiPriority="66" w:unhideWhenUsed="0"/>
-    <w:lsdException w:name="Medium Grid 1 Accent 6" w:semiHidden="0" w:uiPriority="67" w:unhideWhenUsed="0"/>
-    <w:lsdException w:name="Medium Grid 2 Accent 6" w:semiHidden="0" w:uiPriority="68" w:unhideWhenUsed="0"/>
-    <w:lsdException w:name="Medium Grid 3 Accent 6" w:semiHidden="0" w:uiPriority="69" w:unhideWhenUsed="0"/>
-    <w:lsdException w:name="Dark List Accent 6" w:semiHidden="0" w:uiPriority="70" w:unhideWhenUsed="0"/>
-    <w:lsdException w:name="Colorful Shading Accent 6" w:semiHidden="0" w:uiPriority="71" w:unhideWhenUsed="0"/>
-    <w:lsdException w:name="Colorful List Accent 6" w:semiHidden="0" w:uiPriority="72" w:unhideWhenUsed="0"/>
-    <w:lsdException w:name="Colorful Grid Accent 6" w:semiHidden="0" w:uiPriority="73" w:unhideWhenUsed="0"/>
-    <w:lsdException w:name="Subtle Emphasis" w:semiHidden="0" w:uiPriority="19" w:unhideWhenUsed="0" w:qFormat="1"/>
-    <w:lsdException w:name="Intense Emphasis" w:semiHidden="0" w:uiPriority="21" w:unhideWhenUsed="0" w:qFormat="1"/>
-    <w:lsdException w:name="Subtle Reference" w:semiHidden="0" w:uiPriority="31" w:unhideWhenUsed="0" w:qFormat="1"/>
-    <w:lsdException w:name="Intense Reference" w:semiHidden="0" w:uiPriority="32" w:unhideWhenUsed="0" w:qFormat="1"/>
-    <w:lsdException w:name="Book Title" w:semiHidden="0" w:uiPriority="33" w:unhideWhenUsed="0" w:qFormat="1"/>
-    <w:lsdException w:name="Bibliography" w:uiPriority="37"/>
-    <w:lsdException w:name="TOC Heading" w:uiPriority="39" w:qFormat="1"/>
-  </w:latentStyles>
-  <w:style w:type="paragraph" w:default="1" w:styleId="Normal">
-    <w:name w:val="Normal"/>
-    <w:qFormat/>
-    <w:rsid w:val="002763C8"/>
-  </w:style>
-  <w:style w:type="paragraph" w:styleId="Heading1">
-    <w:name w:val="heading 1"/>
-    <w:basedOn w:val="Normal"/>
-    <w:next w:val="Normal"/>
-    <w:uiPriority w:val="9"/>
-    <w:qFormat/>
-    <w:pPr>
-      <w:keepNext/>
-      <w:keepLines/>
-      <w:spacing w:before="480" w:after="120"/>
-      <w:outlineLvl w:val="0"/>
-    </w:pPr>
-    <w:rPr>
-      <w:b/>
-      <w:sz w:val="48"/>
-      <w:szCs w:val="48"/>
-    </w:rPr>
-  </w:style>
-  <w:style w:type="paragraph" w:styleId="Heading2">
-    <w:name w:val="heading 2"/>
-    <w:basedOn w:val="Normal"/>
-    <w:next w:val="Normal"/>
-    <w:uiPriority w:val="9"/>
-    <w:unhideWhenUsed/>
-    <w:qFormat/>
-    <w:pPr>
-      <w:keepNext/>
-      <w:keepLines/>
-      <w:spacing w:before="360" w:after="80"/>
-      <w:outlineLvl w:val="1"/>
-    </w:pPr>
-    <w:rPr>
-      <w:b/>
-      <w:sz w:val="36"/>
-      <w:szCs w:val="36"/>
-    </w:rPr>
-  </w:style>
-  <w:style w:type="paragraph" w:styleId="Heading3">
-    <w:name w:val="heading 3"/>
-    <w:basedOn w:val="Normal"/>
-    <w:next w:val="Normal"/>
-    <w:uiPriority w:val="9"/>
-    <w:unhideWhenUsed/>
-    <w:qFormat/>
-    <w:pPr>
-      <w:keepNext/>
-      <w:keepLines/>
-      <w:spacing w:before="280" w:after="80"/>
-      <w:outlineLvl w:val="2"/>
-    </w:pPr>
-    <w:rPr>
-      <w:b/>
-      <w:sz w:val="28"/>
-      <w:szCs w:val="28"/>
-    </w:rPr>
-  </w:style>
-  <w:style w:type="paragraph" w:styleId="Heading4">
-    <w:name w:val="heading 4"/>
-    <w:basedOn w:val="Normal"/>
-    <w:next w:val="Normal"/>
-    <w:uiPriority w:val="9"/>
-    <w:unhideWhenUsed/>
-    <w:qFormat/>
-    <w:pPr>
-      <w:keepNext/>
-      <w:keepLines/>
-      <w:spacing w:before="240" w:after="40"/>
-      <w:outlineLvl w:val="3"/>
-    </w:pPr>
-    <w:rPr>
-      <w:b/>
-      <w:sz w:val="24"/>
-      <w:szCs w:val="24"/>
-    </w:rPr>
-  </w:style>
-  <w:style w:type="paragraph" w:styleId="Heading5">
-    <w:name w:val="heading 5"/>
-    <w:basedOn w:val="Normal"/>
-    <w:next w:val="Normal"/>
-    <w:uiPriority w:val="9"/>
-    <w:unhideWhenUsed/>
-    <w:qFormat/>
-    <w:pPr>
-      <w:keepNext/>
-      <w:keepLines/>
-      <w:spacing w:before="200" w:after="0"/>
-      <w:outlineLvl w:val="4"/>
-    </w:pPr>
-    <w:rPr>
-      <w:rFonts w:ascii="Cambria" w:eastAsia="Cambria" w:hAnsi="Cambria" w:cs="Cambria"/>
-      <w:color w:val="243F61"/>
-    </w:rPr>
-  </w:style>
-  <w:style w:type="paragraph" w:styleId="Heading6">
-    <w:name w:val="heading 6"/>
-    <w:basedOn w:val="Normal"/>
-    <w:next w:val="Normal"/>
-    <w:uiPriority w:val="9"/>
-    <w:semiHidden/>
-    <w:unhideWhenUsed/>
-    <w:qFormat/>
-    <w:pPr>
-      <w:keepNext/>
-      <w:keepLines/>
-      <w:spacing w:before="200" w:after="40"/>
-      <w:outlineLvl w:val="5"/>
-    </w:pPr>
-    <w:rPr>
-      <w:b/>
-      <w:sz w:val="20"/>
-      <w:szCs w:val="20"/>
-    </w:rPr>
-  </w:style>
-  <w:style w:type="character" w:default="1" w:styleId="DefaultParagraphFont">
-    <w:name w:val="Default Paragraph Font"/>
-    <w:uiPriority w:val="1"/>
-    <w:semiHidden/>
-    <w:unhideWhenUsed/>
-  </w:style>
-  <w:style w:type="table" w:default="1" w:styleId="TableNormal">
-    <w:name w:val="Normal Table"/>
-    <w:uiPriority w:val="99"/>
-    <w:semiHidden/>
-    <w:unhideWhenUsed/>
-    <w:tblPr>
-      <w:tblInd w:w="0" w:type="dxa"/>
-      <w:tblCellMar>
-        <w:top w:w="0" w:type="dxa"/>
-        <w:left w:w="108" w:type="dxa"/>
-        <w:bottom w:w="0" w:type="dxa"/>
-        <w:right w:w="108" w:type="dxa"/>
-      </w:tblCellMar>
-    </w:tblPr>
-  </w:style>
-  <w:style w:type="numbering" w:default="1" w:styleId="NoList">
-    <w:name w:val="No List"/>
-    <w:uiPriority w:val="99"/>
-    <w:semiHidden/>
-    <w:unhideWhenUsed/>
-  </w:style>
-  <w:style w:type="paragraph" w:styleId="Title">
-    <w:name w:val="Title"/>
-    <w:basedOn w:val="Normal"/>
-    <w:next w:val="Normal"/>
-    <w:uiPriority w:val="10"/>
-    <w:qFormat/>
-    <w:pPr>
-      <w:keepNext/>
-      <w:keepLines/>
-      <w:spacing w:before="480" w:after="120"/>
-    </w:pPr>
-    <w:rPr>
-      <w:b/>
-      <w:sz w:val="72"/>
-      <w:szCs w:val="72"/>
-    </w:rPr>
-  </w:style>
-  <w:style w:type="paragraph" w:styleId="Subtitle">
-    <w:name w:val="Subtitle"/>
-    <w:basedOn w:val="Normal"/>
-    <w:next w:val="Normal"/>
-    <w:uiPriority w:val="11"/>
-    <w:qFormat/>
-    <w:pPr>
-      <w:keepNext/>
-      <w:keepLines/>
-      <w:spacing w:before="360" w:after="80"/>
-    </w:pPr>
-    <w:rPr>
-      <w:rFonts w:ascii="Georgia" w:eastAsia="Georgia" w:hAnsi="Georgia" w:cs="Georgia"/>
-      <w:i/>
-      <w:color w:val="666666"/>
-      <w:sz w:val="48"/>
-      <w:szCs w:val="48"/>
-    </w:rPr>
-  </w:style>
-  <w:style w:type="table" w:customStyle="1" w:styleId="a">
-    <w:basedOn w:val="TableNormal"/>
-    <w:tblPr>
-      <w:tblStyleRowBandSize w:val="1"/>
-      <w:tblStyleColBandSize w:val="1"/>
-      <w:tblInd w:w="0" w:type="dxa"/>
-      <w:tblCellMar>
-        <w:top w:w="0" w:type="dxa"/>
-        <w:left w:w="115" w:type="dxa"/>
-        <w:bottom w:w="0" w:type="dxa"/>
-        <w:right w:w="115" w:type="dxa"/>
-      </w:tblCellMar>
-    </w:tblPr>
-  </w:style>
-  <w:style w:type="paragraph" w:styleId="ListParagraph">
-    <w:name w:val="List Paragraph"/>
-    <w:basedOn w:val="Normal"/>
-    <w:uiPriority w:val="34"/>
-    <w:qFormat/>
-    <w:rsid w:val="00CD5C35"/>
-    <w:pPr>
-      <w:ind w:left="720"/>
-      <w:contextualSpacing/>
-    </w:pPr>
-  </w:style>
-  <w:style w:type="character" w:styleId="Hyperlink">
-    <w:name w:val="Hyperlink"/>
-    <w:basedOn w:val="DefaultParagraphFont"/>
-    <w:uiPriority w:val="99"/>
-    <w:unhideWhenUsed/>
-    <w:rsid w:val="00ED635B"/>
-    <w:rPr>
-      <w:color w:val="0000FF"/>
-      <w:u w:val="single"/>
-    </w:rPr>
-  </w:style>
-  <w:style w:type="character" w:styleId="FollowedHyperlink">
-    <w:name w:val="FollowedHyperlink"/>
+  <w:style w:type="character" w:styleId="UnresolvedMention">
+    <w:name w:val="Unresolved Mention"/>
     <w:basedOn w:val="DefaultParagraphFont"/>
     <w:uiPriority w:val="99"/>
     <w:semiHidden/>
     <w:unhideWhenUsed/>
-    <w:rsid w:val="00ED635B"/>
+    <w:rsid w:val="000E11D0"/>
     <w:rPr>
-      <w:color w:val="B2B2B2" w:themeColor="followedHyperlink"/>
-      <w:u w:val="single"/>
+      <w:color w:val="605E5C"/>
+      <w:shd w:val="clear" w:color="auto" w:fill="E1DFDD"/>
     </w:rPr>
   </w:style>
-  <w:style w:type="paragraph" w:styleId="BalloonText">
-    <w:name w:val="Balloon Text"/>
+  <w:style w:type="paragraph" w:styleId="NormalWeb">
+    <w:name w:val="Normal (Web)"/>
     <w:basedOn w:val="Normal"/>
-    <w:link w:val="BalloonTextChar"/>
     <w:uiPriority w:val="99"/>
     <w:semiHidden/>
     <w:unhideWhenUsed/>
-    <w:rsid w:val="00AB7CAE"/>
-    <w:pPr>
-      <w:spacing w:after="0" w:line="240" w:lineRule="auto"/>
-    </w:pPr>
+    <w:rsid w:val="00D834CF"/>
     <w:rPr>
-      <w:rFonts w:ascii="Tahoma" w:hAnsi="Tahoma" w:cs="Tahoma"/>
-      <w:sz w:val="16"/>
-      <w:szCs w:val="16"/>
+      <w:rFonts w:ascii="Times New Roman" w:hAnsi="Times New Roman" w:cs="Times New Roman"/>
+      <w:sz w:val="24"/>
+      <w:szCs w:val="24"/>
     </w:rPr>
-  </w:style>
-  <w:style w:type="character" w:customStyle="1" w:styleId="BalloonTextChar">
-    <w:name w:val="Balloon Text Char"/>
-    <w:basedOn w:val="DefaultParagraphFont"/>
-    <w:link w:val="BalloonText"/>
-    <w:uiPriority w:val="99"/>
-    <w:semiHidden/>
-    <w:rsid w:val="00AB7CAE"/>
-    <w:rPr>
-      <w:rFonts w:ascii="Tahoma" w:hAnsi="Tahoma" w:cs="Tahoma"/>
-      <w:sz w:val="16"/>
-      <w:szCs w:val="16"/>
-    </w:rPr>
-  </w:style>
-  <w:style w:type="character" w:styleId="Strong">
-    <w:name w:val="Strong"/>
-    <w:basedOn w:val="DefaultParagraphFont"/>
-    <w:uiPriority w:val="22"/>
-    <w:qFormat/>
-    <w:rsid w:val="001B0F19"/>
-    <w:rPr>
-      <w:b/>
-      <w:bCs/>
-    </w:rPr>
-  </w:style>
-  <w:style w:type="character" w:customStyle="1" w:styleId="gscittxt">
-    <w:name w:val="gs_cit_txt"/>
-    <w:basedOn w:val="DefaultParagraphFont"/>
-    <w:rsid w:val="007A3DF3"/>
   </w:style>
 </w:styles>
 </file>

--- a/Resume_UmeshSingh.docx
+++ b/Resume_UmeshSingh.docx
@@ -71,6 +71,7 @@
           <w:lang w:val="en-US"/>
         </w:rPr>
       </w:pPr>
+      <w:proofErr w:type="spellStart"/>
       <w:r>
         <w:rPr>
           <w:color w:val="000000"/>
@@ -78,6 +79,7 @@
         </w:rPr>
         <w:t>Govindpuri</w:t>
       </w:r>
+      <w:proofErr w:type="spellEnd"/>
       <w:r>
         <w:rPr>
           <w:color w:val="000000"/>
@@ -131,46 +133,180 @@
       </w:pPr>
       <w:r>
         <w:rPr>
+          <w:rFonts w:ascii="Segoe UI Emoji" w:hAnsi="Segoe UI Emoji" w:cs="Segoe UI Emoji"/>
+          <w:color w:val="000000"/>
+        </w:rPr>
+        <w:t>📞</w:t>
+      </w:r>
+      <w:r>
+        <w:rPr>
           <w:color w:val="000000"/>
           <w:lang w:val="en-US"/>
         </w:rPr>
-        <w:t>+91-</w:t>
-      </w:r>
-      <w:r>
-        <w:rPr>
-          <w:color w:val="000000"/>
-          <w:lang w:val="en-US"/>
-        </w:rPr>
-        <w:t xml:space="preserve"> </w:t>
-      </w:r>
-      <w:r>
-        <w:rPr>
-          <w:color w:val="000000"/>
-          <w:lang w:val="en-US"/>
-        </w:rPr>
-        <w:t>9708306322</w:t>
-      </w:r>
-      <w:r>
-        <w:rPr>
-          <w:color w:val="000000"/>
-        </w:rPr>
-        <w:t xml:space="preserve"> | </w:t>
+        <w:t xml:space="preserve"> </w:t>
       </w:r>
       <w:hyperlink r:id="rId6" w:history="1">
         <w:r>
           <w:rPr>
             <w:rStyle w:val="Hyperlink"/>
+            <w:lang w:val="en-US"/>
           </w:rPr>
-          <w:t>umeshkes91@gmail.com</w:t>
+          <w:t>+91-</w:t>
+        </w:r>
+        <w:r>
+          <w:rPr>
+            <w:rStyle w:val="Hyperlink"/>
+            <w:lang w:val="en-US"/>
+          </w:rPr>
+          <w:t xml:space="preserve"> </w:t>
+        </w:r>
+        <w:r>
+          <w:rPr>
+            <w:rStyle w:val="Hyperlink"/>
+            <w:lang w:val="en-US"/>
+          </w:rPr>
+          <w:t>97083</w:t>
+        </w:r>
+        <w:r>
+          <w:rPr>
+            <w:rStyle w:val="Hyperlink"/>
+            <w:lang w:val="en-US"/>
+          </w:rPr>
+          <w:t>0</w:t>
+        </w:r>
+        <w:r>
+          <w:rPr>
+            <w:rStyle w:val="Hyperlink"/>
+            <w:lang w:val="en-US"/>
+          </w:rPr>
+          <w:t>6322</w:t>
         </w:r>
       </w:hyperlink>
       <w:r>
         <w:rPr>
           <w:color w:val="000000"/>
         </w:rPr>
-        <w:t xml:space="preserve"> | </w:t>
+        <w:t xml:space="preserve"> |</w:t>
+      </w:r>
+      <w:r>
+        <w:rPr>
+          <w:rFonts w:ascii="Segoe UI Emoji" w:hAnsi="Segoe UI Emoji" w:cs="Segoe UI Emoji"/>
+          <w:color w:val="000000"/>
+        </w:rPr>
+        <w:t>📧</w:t>
+      </w:r>
+      <w:r>
+        <w:rPr>
+          <w:color w:val="000000"/>
+        </w:rPr>
+        <w:t xml:space="preserve"> </w:t>
       </w:r>
       <w:hyperlink r:id="rId7" w:history="1">
+        <w:r>
+          <w:rPr>
+            <w:rStyle w:val="Hyperlink"/>
+          </w:rPr>
+          <w:t>Umeshkes91</w:t>
+        </w:r>
+        <w:r>
+          <w:rPr>
+            <w:rStyle w:val="Hyperlink"/>
+          </w:rPr>
+          <w:t>@</w:t>
+        </w:r>
+        <w:r>
+          <w:rPr>
+            <w:rStyle w:val="Hyperlink"/>
+          </w:rPr>
+          <w:t>gmail.com</w:t>
+        </w:r>
+      </w:hyperlink>
+      <w:r>
+        <w:rPr>
+          <w:color w:val="000000"/>
+        </w:rPr>
+        <w:t xml:space="preserve"> </w:t>
+      </w:r>
+      <w:r>
+        <w:rPr>
+          <w:color w:val="000000"/>
+        </w:rPr>
+        <w:t>|</w:t>
+      </w:r>
+      <w:r>
+        <w:rPr>
+          <w:color w:val="000000"/>
+        </w:rPr>
+        <w:t xml:space="preserve"> </w:t>
+      </w:r>
+      <w:hyperlink r:id="rId8" w:history="1">
+        <w:r>
+          <w:rPr>
+            <w:rStyle w:val="Hyperlink"/>
+          </w:rPr>
+          <w:t>Git</w:t>
+        </w:r>
+        <w:r>
+          <w:rPr>
+            <w:rStyle w:val="Hyperlink"/>
+          </w:rPr>
+          <w:t>h</w:t>
+        </w:r>
+        <w:r>
+          <w:rPr>
+            <w:rStyle w:val="Hyperlink"/>
+          </w:rPr>
+          <w:t>u</w:t>
+        </w:r>
+        <w:r>
+          <w:rPr>
+            <w:rStyle w:val="Hyperlink"/>
+          </w:rPr>
+          <w:t>b</w:t>
+        </w:r>
+      </w:hyperlink>
+      <w:r>
+        <w:t xml:space="preserve"> </w:t>
+      </w:r>
+      <w:r>
+        <w:t>|</w:t>
+      </w:r>
+      <w:r>
+        <w:t xml:space="preserve"> </w:t>
+      </w:r>
+      <w:hyperlink r:id="rId9" w:history="1">
+        <w:r>
+          <w:rPr>
+            <w:rStyle w:val="Hyperlink"/>
+          </w:rPr>
+          <w:t>Linke</w:t>
+        </w:r>
+        <w:r>
+          <w:rPr>
+            <w:rStyle w:val="Hyperlink"/>
+          </w:rPr>
+          <w:t>d</w:t>
+        </w:r>
+        <w:r>
+          <w:rPr>
+            <w:rStyle w:val="Hyperlink"/>
+          </w:rPr>
+          <w:t>in</w:t>
+        </w:r>
+      </w:hyperlink>
+      <w:r>
+        <w:t xml:space="preserve"> </w:t>
+      </w:r>
+      <w:r>
+        <w:t>|</w:t>
+      </w:r>
+      <w:r>
+        <w:rPr>
+          <w:color w:val="000000"/>
+        </w:rPr>
+        <w:t xml:space="preserve"> </w:t>
+      </w:r>
+      <w:hyperlink r:id="rId10" w:history="1">
         <w:r>
           <w:rPr>
             <w:rStyle w:val="Hyperlink"/>
@@ -247,7 +383,7 @@
           </mc:Choice>
           <mc:Fallback>
             <w:pict>
-              <v:shapetype w14:anchorId="7F69C640" id="_x0000_t32" coordsize="21600,21600" o:spt="32" o:oned="t" path="m,l21600,21600e" filled="f">
+              <v:shapetype w14:anchorId="7A909D22" id="_x0000_t32" coordsize="21600,21600" o:spt="32" o:oned="t" path="m,l21600,21600e" filled="f">
                 <v:path arrowok="t" fillok="f" o:connecttype="none"/>
                 <o:lock v:ext="edit" shapetype="t"/>
               </v:shapetype>
@@ -349,8 +485,17 @@
           <w:sz w:val="21"/>
           <w:szCs w:val="21"/>
         </w:rPr>
-        <w:t xml:space="preserve"> JQuery</w:t>
-      </w:r>
+        <w:t xml:space="preserve"> </w:t>
+      </w:r>
+      <w:proofErr w:type="spellStart"/>
+      <w:r>
+        <w:rPr>
+          <w:sz w:val="21"/>
+          <w:szCs w:val="21"/>
+        </w:rPr>
+        <w:t>JQuery</w:t>
+      </w:r>
+      <w:proofErr w:type="spellEnd"/>
       <w:r>
         <w:rPr>
           <w:sz w:val="21"/>
@@ -460,14 +605,37 @@
         <w:rPr>
           <w:b/>
         </w:rPr>
-        <w:t xml:space="preserve">3. Nextgen Esolutions </w:t>
-      </w:r>
-      <w:r>
-        <w:rPr>
-          <w:b/>
-          <w:bCs/>
-        </w:rPr>
-        <w:t>Pvt. Ltd.</w:t>
+        <w:t xml:space="preserve">3. Nextgen </w:t>
+      </w:r>
+      <w:proofErr w:type="spellStart"/>
+      <w:r>
+        <w:rPr>
+          <w:b/>
+        </w:rPr>
+        <w:t>Esolutions</w:t>
+      </w:r>
+      <w:proofErr w:type="spellEnd"/>
+      <w:r>
+        <w:rPr>
+          <w:b/>
+        </w:rPr>
+        <w:t xml:space="preserve"> </w:t>
+      </w:r>
+      <w:proofErr w:type="spellStart"/>
+      <w:r>
+        <w:rPr>
+          <w:b/>
+          <w:bCs/>
+        </w:rPr>
+        <w:t>Pvt.</w:t>
+      </w:r>
+      <w:proofErr w:type="spellEnd"/>
+      <w:r>
+        <w:rPr>
+          <w:b/>
+          <w:bCs/>
+        </w:rPr>
+        <w:t xml:space="preserve"> Ltd.</w:t>
       </w:r>
       <w:r>
         <w:rPr>
@@ -664,8 +832,9 @@
           <w:sz w:val="21"/>
           <w:szCs w:val="21"/>
         </w:rPr>
-        <w:t>, MS Sql</w:t>
-      </w:r>
+        <w:t xml:space="preserve">, MS </w:t>
+      </w:r>
+      <w:proofErr w:type="spellStart"/>
       <w:r>
         <w:rPr>
           <w:rStyle w:val="Strong"/>
@@ -673,8 +842,9 @@
           <w:sz w:val="21"/>
           <w:szCs w:val="21"/>
         </w:rPr>
-        <w:t xml:space="preserve">, </w:t>
-      </w:r>
+        <w:t>Sql</w:t>
+      </w:r>
+      <w:proofErr w:type="spellEnd"/>
       <w:r>
         <w:rPr>
           <w:rStyle w:val="Strong"/>
@@ -682,7 +852,7 @@
           <w:sz w:val="21"/>
           <w:szCs w:val="21"/>
         </w:rPr>
-        <w:t>Angular, React,</w:t>
+        <w:t xml:space="preserve">, </w:t>
       </w:r>
       <w:r>
         <w:rPr>
@@ -691,7 +861,36 @@
           <w:sz w:val="21"/>
           <w:szCs w:val="21"/>
         </w:rPr>
-        <w:t xml:space="preserve"> ef core,</w:t>
+        <w:t>Angular, React,</w:t>
+      </w:r>
+      <w:r>
+        <w:rPr>
+          <w:rStyle w:val="Strong"/>
+          <w:b w:val="0"/>
+          <w:sz w:val="21"/>
+          <w:szCs w:val="21"/>
+        </w:rPr>
+        <w:t xml:space="preserve"> </w:t>
+      </w:r>
+      <w:proofErr w:type="spellStart"/>
+      <w:r>
+        <w:rPr>
+          <w:rStyle w:val="Strong"/>
+          <w:b w:val="0"/>
+          <w:sz w:val="21"/>
+          <w:szCs w:val="21"/>
+        </w:rPr>
+        <w:t>ef</w:t>
+      </w:r>
+      <w:proofErr w:type="spellEnd"/>
+      <w:r>
+        <w:rPr>
+          <w:rStyle w:val="Strong"/>
+          <w:b w:val="0"/>
+          <w:sz w:val="21"/>
+          <w:szCs w:val="21"/>
+        </w:rPr>
+        <w:t xml:space="preserve"> core,</w:t>
       </w:r>
       <w:r>
         <w:rPr>
@@ -794,7 +993,23 @@
           <w:b/>
           <w:bCs/>
         </w:rPr>
-        <w:t xml:space="preserve">. CSAT Systems Pvt. Ltd.                                                  </w:t>
+        <w:t xml:space="preserve">. CSAT Systems </w:t>
+      </w:r>
+      <w:proofErr w:type="spellStart"/>
+      <w:r>
+        <w:rPr>
+          <w:b/>
+          <w:bCs/>
+        </w:rPr>
+        <w:t>Pvt.</w:t>
+      </w:r>
+      <w:proofErr w:type="spellEnd"/>
+      <w:r>
+        <w:rPr>
+          <w:b/>
+          <w:bCs/>
+        </w:rPr>
+        <w:t xml:space="preserve"> Ltd.                                                  </w:t>
       </w:r>
       <w:r>
         <w:rPr>
@@ -943,23 +1158,87 @@
           <w:sz w:val="21"/>
           <w:szCs w:val="21"/>
         </w:rPr>
-        <w:t>C#, .NET MVC,  S</w:t>
-      </w:r>
-      <w:r>
-        <w:rPr>
-          <w:bCs/>
-          <w:sz w:val="21"/>
-          <w:szCs w:val="21"/>
-        </w:rPr>
-        <w:t>ql Server</w:t>
-      </w:r>
-      <w:r>
-        <w:rPr>
-          <w:bCs/>
-          <w:sz w:val="21"/>
-          <w:szCs w:val="21"/>
-        </w:rPr>
-        <w:t>,  HTML, CSS, Bootstrap, JavaScript, Jquery, Ajax.</w:t>
+        <w:t xml:space="preserve">C#, .NET </w:t>
+      </w:r>
+      <w:proofErr w:type="gramStart"/>
+      <w:r>
+        <w:rPr>
+          <w:bCs/>
+          <w:sz w:val="21"/>
+          <w:szCs w:val="21"/>
+        </w:rPr>
+        <w:t xml:space="preserve">MVC,  </w:t>
+      </w:r>
+      <w:proofErr w:type="spellStart"/>
+      <w:r>
+        <w:rPr>
+          <w:bCs/>
+          <w:sz w:val="21"/>
+          <w:szCs w:val="21"/>
+        </w:rPr>
+        <w:t>S</w:t>
+      </w:r>
+      <w:r>
+        <w:rPr>
+          <w:bCs/>
+          <w:sz w:val="21"/>
+          <w:szCs w:val="21"/>
+        </w:rPr>
+        <w:t>ql</w:t>
+      </w:r>
+      <w:proofErr w:type="spellEnd"/>
+      <w:proofErr w:type="gramEnd"/>
+      <w:r>
+        <w:rPr>
+          <w:bCs/>
+          <w:sz w:val="21"/>
+          <w:szCs w:val="21"/>
+        </w:rPr>
+        <w:t xml:space="preserve"> </w:t>
+      </w:r>
+      <w:proofErr w:type="gramStart"/>
+      <w:r>
+        <w:rPr>
+          <w:bCs/>
+          <w:sz w:val="21"/>
+          <w:szCs w:val="21"/>
+        </w:rPr>
+        <w:t>Server</w:t>
+      </w:r>
+      <w:r>
+        <w:rPr>
+          <w:bCs/>
+          <w:sz w:val="21"/>
+          <w:szCs w:val="21"/>
+        </w:rPr>
+        <w:t>,  HTML</w:t>
+      </w:r>
+      <w:proofErr w:type="gramEnd"/>
+      <w:r>
+        <w:rPr>
+          <w:bCs/>
+          <w:sz w:val="21"/>
+          <w:szCs w:val="21"/>
+        </w:rPr>
+        <w:t xml:space="preserve">, CSS, Bootstrap, JavaScript, </w:t>
+      </w:r>
+      <w:proofErr w:type="spellStart"/>
+      <w:r>
+        <w:rPr>
+          <w:bCs/>
+          <w:sz w:val="21"/>
+          <w:szCs w:val="21"/>
+        </w:rPr>
+        <w:t>Jquery</w:t>
+      </w:r>
+      <w:proofErr w:type="spellEnd"/>
+      <w:r>
+        <w:rPr>
+          <w:bCs/>
+          <w:sz w:val="21"/>
+          <w:szCs w:val="21"/>
+        </w:rPr>
+        <w:t>, Ajax.</w:t>
       </w:r>
     </w:p>
     <w:p>
@@ -1056,12 +1335,37 @@
         </w:rPr>
         <w:t xml:space="preserve">1. </w:t>
       </w:r>
-      <w:r>
-        <w:rPr>
-          <w:b/>
-          <w:bCs/>
-        </w:rPr>
-        <w:t>Webkul Software Pvt. Ltd.</w:t>
+      <w:proofErr w:type="spellStart"/>
+      <w:r>
+        <w:rPr>
+          <w:b/>
+          <w:bCs/>
+        </w:rPr>
+        <w:t>Webkul</w:t>
+      </w:r>
+      <w:proofErr w:type="spellEnd"/>
+      <w:r>
+        <w:rPr>
+          <w:b/>
+          <w:bCs/>
+        </w:rPr>
+        <w:t xml:space="preserve"> Software </w:t>
+      </w:r>
+      <w:proofErr w:type="spellStart"/>
+      <w:r>
+        <w:rPr>
+          <w:b/>
+          <w:bCs/>
+        </w:rPr>
+        <w:t>Pvt.</w:t>
+      </w:r>
+      <w:proofErr w:type="spellEnd"/>
+      <w:r>
+        <w:rPr>
+          <w:b/>
+          <w:bCs/>
+        </w:rPr>
+        <w:t xml:space="preserve"> Ltd.</w:t>
       </w:r>
       <w:r>
         <w:rPr>
@@ -1267,7 +1571,25 @@
           <w:sz w:val="21"/>
           <w:szCs w:val="21"/>
         </w:rPr>
-        <w:t xml:space="preserve"> MYSQL,  HTML, CSS, </w:t>
+        <w:t xml:space="preserve"> </w:t>
+      </w:r>
+      <w:proofErr w:type="gramStart"/>
+      <w:r>
+        <w:rPr>
+          <w:bCs/>
+          <w:sz w:val="21"/>
+          <w:szCs w:val="21"/>
+        </w:rPr>
+        <w:t>MYSQL,  HTML</w:t>
+      </w:r>
+      <w:proofErr w:type="gramEnd"/>
+      <w:r>
+        <w:rPr>
+          <w:bCs/>
+          <w:sz w:val="21"/>
+          <w:szCs w:val="21"/>
+        </w:rPr>
+        <w:t xml:space="preserve">, CSS, </w:t>
       </w:r>
       <w:r>
         <w:rPr>
@@ -1283,22 +1605,49 @@
           <w:sz w:val="21"/>
           <w:szCs w:val="21"/>
         </w:rPr>
-        <w:t>, Jquery, Bootstrap</w:t>
-      </w:r>
-      <w:r>
-        <w:rPr>
-          <w:bCs/>
-          <w:sz w:val="21"/>
-          <w:szCs w:val="21"/>
-        </w:rPr>
         <w:t xml:space="preserve">, </w:t>
       </w:r>
-      <w:r>
-        <w:rPr>
-          <w:bCs/>
-          <w:color w:val="000000"/>
-        </w:rPr>
-        <w:t>ef core</w:t>
+      <w:proofErr w:type="spellStart"/>
+      <w:r>
+        <w:rPr>
+          <w:bCs/>
+          <w:sz w:val="21"/>
+          <w:szCs w:val="21"/>
+        </w:rPr>
+        <w:t>Jquery</w:t>
+      </w:r>
+      <w:proofErr w:type="spellEnd"/>
+      <w:r>
+        <w:rPr>
+          <w:bCs/>
+          <w:sz w:val="21"/>
+          <w:szCs w:val="21"/>
+        </w:rPr>
+        <w:t>, Bootstrap</w:t>
+      </w:r>
+      <w:r>
+        <w:rPr>
+          <w:bCs/>
+          <w:sz w:val="21"/>
+          <w:szCs w:val="21"/>
+        </w:rPr>
+        <w:t xml:space="preserve">, </w:t>
+      </w:r>
+      <w:proofErr w:type="spellStart"/>
+      <w:r>
+        <w:rPr>
+          <w:bCs/>
+          <w:color w:val="000000"/>
+        </w:rPr>
+        <w:t>ef</w:t>
+      </w:r>
+      <w:proofErr w:type="spellEnd"/>
+      <w:r>
+        <w:rPr>
+          <w:bCs/>
+          <w:color w:val="000000"/>
+        </w:rPr>
+        <w:t xml:space="preserve"> core</w:t>
       </w:r>
     </w:p>
     <w:p>
@@ -1428,6 +1777,13 @@
         </w:rPr>
         <w:t>Java</w:t>
       </w:r>
+      <w:r>
+        <w:rPr>
+          <w:bCs/>
+          <w:color w:val="000000"/>
+        </w:rPr>
+        <w:t>, Python</w:t>
+      </w:r>
     </w:p>
     <w:p>
       <w:pPr>
@@ -1455,7 +1811,23 @@
           <w:bCs/>
           <w:color w:val="000000"/>
         </w:rPr>
-        <w:t>Dotnet MVC,  ASP .NET Core</w:t>
+        <w:t xml:space="preserve">Dotnet </w:t>
+      </w:r>
+      <w:proofErr w:type="gramStart"/>
+      <w:r>
+        <w:rPr>
+          <w:bCs/>
+          <w:color w:val="000000"/>
+        </w:rPr>
+        <w:t>MVC,  ASP</w:t>
+      </w:r>
+      <w:proofErr w:type="gramEnd"/>
+      <w:r>
+        <w:rPr>
+          <w:bCs/>
+          <w:color w:val="000000"/>
+        </w:rPr>
+        <w:t xml:space="preserve"> .NET Core</w:t>
       </w:r>
     </w:p>
     <w:p>
@@ -1605,7 +1977,32 @@
           <w:bCs/>
           <w:color w:val="000000"/>
         </w:rPr>
-        <w:t xml:space="preserve">Bootstrap, JQuery , JavaScript, </w:t>
+        <w:t xml:space="preserve">Bootstrap, </w:t>
+      </w:r>
+      <w:proofErr w:type="spellStart"/>
+      <w:proofErr w:type="gramStart"/>
+      <w:r>
+        <w:rPr>
+          <w:bCs/>
+          <w:color w:val="000000"/>
+        </w:rPr>
+        <w:t>JQuery</w:t>
+      </w:r>
+      <w:proofErr w:type="spellEnd"/>
+      <w:r>
+        <w:rPr>
+          <w:bCs/>
+          <w:color w:val="000000"/>
+        </w:rPr>
+        <w:t xml:space="preserve"> ,</w:t>
+      </w:r>
+      <w:proofErr w:type="gramEnd"/>
+      <w:r>
+        <w:rPr>
+          <w:bCs/>
+          <w:color w:val="000000"/>
+        </w:rPr>
+        <w:t xml:space="preserve"> JavaScript, </w:t>
       </w:r>
       <w:r>
         <w:rPr>
@@ -1872,12 +2269,14 @@
           <w:szCs w:val="21"/>
         </w:rPr>
       </w:pPr>
+      <w:proofErr w:type="gramStart"/>
       <w:r>
         <w:rPr>
           <w:b/>
         </w:rPr>
         <w:t>Hand Held</w:t>
       </w:r>
+      <w:proofErr w:type="gramEnd"/>
       <w:r>
         <w:rPr>
           <w:b/>
@@ -1917,11 +2316,19 @@
         <w:rPr>
           <w:rStyle w:val="Strong"/>
         </w:rPr>
-        <w:t>Kitchen Display System (KDS)</w:t>
+        <w:t>Kitchen Display System (KDS</w:t>
+      </w:r>
+      <w:proofErr w:type="gramStart"/>
+      <w:r>
+        <w:rPr>
+          <w:rStyle w:val="Strong"/>
+        </w:rPr>
+        <w:t>)</w:t>
       </w:r>
       <w:r>
         <w:t>:-</w:t>
       </w:r>
+      <w:proofErr w:type="gramEnd"/>
       <w:r>
         <w:rPr>
           <w:sz w:val="21"/>
@@ -1959,10 +2366,22 @@
           <w:b/>
           <w:bCs/>
         </w:rPr>
-        <w:t>Airport Management System</w:t>
-      </w:r>
-      <w:r>
-        <w:t xml:space="preserve">:- </w:t>
+        <w:t xml:space="preserve">Airport Management </w:t>
+      </w:r>
+      <w:proofErr w:type="gramStart"/>
+      <w:r>
+        <w:rPr>
+          <w:b/>
+          <w:bCs/>
+        </w:rPr>
+        <w:t>System</w:t>
+      </w:r>
+      <w:r>
+        <w:t>:-</w:t>
+      </w:r>
+      <w:proofErr w:type="gramEnd"/>
+      <w:r>
+        <w:t xml:space="preserve"> </w:t>
       </w:r>
       <w:r>
         <w:rPr>
@@ -1986,6 +2405,7 @@
           <w:szCs w:val="10"/>
         </w:rPr>
       </w:pPr>
+      <w:proofErr w:type="gramStart"/>
       <w:r>
         <w:rPr>
           <w:rStyle w:val="Strong"/>
@@ -1995,6 +2415,7 @@
       <w:r>
         <w:t>:-</w:t>
       </w:r>
+      <w:proofErr w:type="gramEnd"/>
       <w:r>
         <w:rPr>
           <w:sz w:val="21"/>
@@ -2009,6 +2430,17 @@
         </w:rPr>
         <w:t>Developed a Document Management System to manage projects, folders, and document uploads with secure file sharing and role-based access permissions for efficient collaboration and document organization.</w:t>
       </w:r>
+    </w:p>
+    <w:p>
+      <w:pPr>
+        <w:spacing w:after="0" w:line="240" w:lineRule="auto"/>
+        <w:ind w:right="-720"/>
+        <w:jc w:val="both"/>
+        <w:rPr>
+          <w:sz w:val="10"/>
+          <w:szCs w:val="10"/>
+        </w:rPr>
+      </w:pPr>
     </w:p>
     <w:p>
       <w:pPr>
@@ -2043,6 +2475,8 @@
           <w:szCs w:val="21"/>
         </w:rPr>
       </w:pPr>
+      <w:proofErr w:type="spellStart"/>
+      <w:proofErr w:type="gramStart"/>
       <w:r>
         <w:rPr>
           <w:b/>
@@ -2050,6 +2484,8 @@
         </w:rPr>
         <w:t>B.Tech</w:t>
       </w:r>
+      <w:proofErr w:type="spellEnd"/>
+      <w:proofErr w:type="gramEnd"/>
       <w:r>
         <w:rPr>
           <w:b/>
@@ -2077,12 +2513,21 @@
         </w:rPr>
         <w:t xml:space="preserve"> </w:t>
       </w:r>
-      <w:r>
-        <w:rPr>
-          <w:sz w:val="21"/>
-          <w:szCs w:val="21"/>
-        </w:rPr>
-        <w:t>Galgotias Universi</w:t>
+      <w:proofErr w:type="spellStart"/>
+      <w:r>
+        <w:rPr>
+          <w:sz w:val="21"/>
+          <w:szCs w:val="21"/>
+        </w:rPr>
+        <w:t>Galgotias</w:t>
+      </w:r>
+      <w:proofErr w:type="spellEnd"/>
+      <w:r>
+        <w:rPr>
+          <w:sz w:val="21"/>
+          <w:szCs w:val="21"/>
+        </w:rPr>
+        <w:t xml:space="preserve"> Universi</w:t>
       </w:r>
       <w:r>
         <w:rPr>
@@ -2591,6 +3036,7 @@
           <w:szCs w:val="21"/>
         </w:rPr>
       </w:pPr>
+      <w:proofErr w:type="spellStart"/>
       <w:r>
         <w:rPr>
           <w:b/>
@@ -2598,8 +3044,9 @@
           <w:szCs w:val="21"/>
           <w:u w:val="single"/>
         </w:rPr>
-        <w:t>Cerifications:</w:t>
-      </w:r>
+        <w:t>Cerifications</w:t>
+      </w:r>
+      <w:proofErr w:type="spellEnd"/>
       <w:r>
         <w:rPr>
           <w:b/>
@@ -2607,6 +3054,15 @@
           <w:szCs w:val="21"/>
           <w:u w:val="single"/>
         </w:rPr>
+        <w:t>:</w:t>
+      </w:r>
+      <w:r>
+        <w:rPr>
+          <w:b/>
+          <w:sz w:val="21"/>
+          <w:szCs w:val="21"/>
+          <w:u w:val="single"/>
+        </w:rPr>
         <w:t xml:space="preserve"> </w:t>
       </w:r>
       <w:r>
@@ -2626,23 +3082,41 @@
           <w:sz w:val="21"/>
           <w:szCs w:val="21"/>
         </w:rPr>
-        <w:t>DSA using Java (NPTEL)</w:t>
-      </w:r>
-      <w:r>
-        <w:rPr>
-          <w:b/>
-          <w:sz w:val="21"/>
-          <w:szCs w:val="21"/>
-        </w:rPr>
-        <w:t xml:space="preserve"> </w:t>
-      </w:r>
-      <w:r>
-        <w:rPr>
-          <w:b/>
-          <w:sz w:val="21"/>
-          <w:szCs w:val="21"/>
-        </w:rPr>
-        <w:t xml:space="preserve">    </w:t>
+        <w:t>DSA using Java (</w:t>
+      </w:r>
+      <w:proofErr w:type="gramStart"/>
+      <w:r>
+        <w:rPr>
+          <w:b/>
+          <w:sz w:val="21"/>
+          <w:szCs w:val="21"/>
+        </w:rPr>
+        <w:t>NPTEL)</w:t>
+      </w:r>
+      <w:r>
+        <w:rPr>
+          <w:b/>
+          <w:sz w:val="21"/>
+          <w:szCs w:val="21"/>
+        </w:rPr>
+        <w:t xml:space="preserve"> </w:t>
+      </w:r>
+      <w:r>
+        <w:rPr>
+          <w:b/>
+          <w:sz w:val="21"/>
+          <w:szCs w:val="21"/>
+        </w:rPr>
+        <w:t xml:space="preserve">  </w:t>
+      </w:r>
+      <w:proofErr w:type="gramEnd"/>
+      <w:r>
+        <w:rPr>
+          <w:b/>
+          <w:sz w:val="21"/>
+          <w:szCs w:val="21"/>
+        </w:rPr>
+        <w:t xml:space="preserve">  </w:t>
       </w:r>
       <w:r>
         <w:rPr>
@@ -2661,15 +3135,33 @@
           <w:sz w:val="21"/>
           <w:szCs w:val="21"/>
         </w:rPr>
-        <w:t xml:space="preserve">AI-ML (AICTE)  </w:t>
-      </w:r>
-      <w:r>
-        <w:rPr>
-          <w:b/>
-          <w:sz w:val="21"/>
-          <w:szCs w:val="21"/>
-        </w:rPr>
-        <w:t xml:space="preserve">   </w:t>
+        <w:t>AI-ML (</w:t>
+      </w:r>
+      <w:proofErr w:type="gramStart"/>
+      <w:r>
+        <w:rPr>
+          <w:b/>
+          <w:sz w:val="21"/>
+          <w:szCs w:val="21"/>
+        </w:rPr>
+        <w:t xml:space="preserve">AICTE)  </w:t>
+      </w:r>
+      <w:r>
+        <w:rPr>
+          <w:b/>
+          <w:sz w:val="21"/>
+          <w:szCs w:val="21"/>
+        </w:rPr>
+        <w:t xml:space="preserve"> </w:t>
+      </w:r>
+      <w:proofErr w:type="gramEnd"/>
+      <w:r>
+        <w:rPr>
+          <w:b/>
+          <w:sz w:val="21"/>
+          <w:szCs w:val="21"/>
+        </w:rPr>
+        <w:t xml:space="preserve">  </w:t>
       </w:r>
       <w:r>
         <w:rPr>
@@ -2688,7 +3180,16 @@
           <w:sz w:val="21"/>
           <w:szCs w:val="21"/>
         </w:rPr>
-        <w:t>Cyber Security (AICTE)</w:t>
+        <w:t>Cyber Security (</w:t>
+      </w:r>
+      <w:proofErr w:type="gramStart"/>
+      <w:r>
+        <w:rPr>
+          <w:b/>
+          <w:sz w:val="21"/>
+          <w:szCs w:val="21"/>
+        </w:rPr>
+        <w:t>AICTE)</w:t>
       </w:r>
       <w:r>
         <w:rPr>
@@ -2706,6 +3207,7 @@
         </w:rPr>
         <w:t xml:space="preserve"> </w:t>
       </w:r>
+      <w:proofErr w:type="gramEnd"/>
       <w:r>
         <w:rPr>
           <w:b/>
@@ -4403,7 +4905,6 @@
   <w:style w:type="character" w:default="1" w:styleId="DefaultParagraphFont">
     <w:name w:val="Default Paragraph Font"/>
     <w:uiPriority w:val="1"/>
-    <w:semiHidden/>
     <w:unhideWhenUsed/>
   </w:style>
   <w:style w:type="table" w:default="1" w:styleId="TableNormal">

--- a/Resume_UmeshSingh.docx
+++ b/Resume_UmeshSingh.docx
@@ -68,6 +68,8 @@
         <w:ind w:left="-720" w:right="-720"/>
         <w:rPr>
           <w:color w:val="000000"/>
+          <w:sz w:val="21"/>
+          <w:szCs w:val="21"/>
           <w:lang w:val="en-US"/>
         </w:rPr>
       </w:pPr>
@@ -75,6 +77,8 @@
       <w:r>
         <w:rPr>
           <w:color w:val="000000"/>
+          <w:sz w:val="21"/>
+          <w:szCs w:val="21"/>
           <w:lang w:val="en-US"/>
         </w:rPr>
         <w:t>Govindpuri</w:t>
@@ -83,6 +87,8 @@
       <w:r>
         <w:rPr>
           <w:color w:val="000000"/>
+          <w:sz w:val="21"/>
+          <w:szCs w:val="21"/>
           <w:lang w:val="en-US"/>
         </w:rPr>
         <w:t>,</w:t>
@@ -90,6 +96,8 @@
       <w:r>
         <w:rPr>
           <w:color w:val="000000"/>
+          <w:sz w:val="21"/>
+          <w:szCs w:val="21"/>
           <w:lang w:val="en-US"/>
         </w:rPr>
         <w:t xml:space="preserve"> </w:t>
@@ -97,6 +105,8 @@
       <w:r>
         <w:rPr>
           <w:color w:val="000000"/>
+          <w:sz w:val="21"/>
+          <w:szCs w:val="21"/>
           <w:lang w:val="en-US"/>
         </w:rPr>
         <w:t>New Delhi</w:t>
@@ -104,6 +114,8 @@
       <w:r>
         <w:rPr>
           <w:color w:val="000000"/>
+          <w:sz w:val="21"/>
+          <w:szCs w:val="21"/>
           <w:lang w:val="en-US"/>
         </w:rPr>
         <w:t xml:space="preserve">, </w:t>
@@ -111,6 +123,8 @@
       <w:r>
         <w:rPr>
           <w:color w:val="000000"/>
+          <w:sz w:val="21"/>
+          <w:szCs w:val="21"/>
           <w:lang w:val="en-US"/>
         </w:rPr>
         <w:t>110019</w:t>
@@ -140,8 +154,8 @@
       </w:r>
       <w:r>
         <w:rPr>
-          <w:color w:val="000000"/>
-          <w:lang w:val="en-US"/>
+          <w:rFonts w:ascii="Segoe UI Emoji" w:hAnsi="Segoe UI Emoji" w:cs="Segoe UI Emoji"/>
+          <w:color w:val="000000"/>
         </w:rPr>
         <w:t xml:space="preserve"> </w:t>
       </w:r>
@@ -165,25 +179,13 @@
             <w:rStyle w:val="Hyperlink"/>
             <w:lang w:val="en-US"/>
           </w:rPr>
-          <w:t>97083</w:t>
-        </w:r>
-        <w:r>
-          <w:rPr>
-            <w:rStyle w:val="Hyperlink"/>
-            <w:lang w:val="en-US"/>
-          </w:rPr>
-          <w:t>0</w:t>
-        </w:r>
-        <w:r>
-          <w:rPr>
-            <w:rStyle w:val="Hyperlink"/>
-            <w:lang w:val="en-US"/>
-          </w:rPr>
-          <w:t>6322</w:t>
+          <w:t>9708306322</w:t>
         </w:r>
       </w:hyperlink>
       <w:r>
         <w:rPr>
+          <w:b/>
+          <w:bCs/>
           <w:color w:val="000000"/>
         </w:rPr>
         <w:t xml:space="preserve"> |</w:t>
@@ -194,41 +196,27 @@
           <w:color w:val="000000"/>
         </w:rPr>
         <w:t>📧</w:t>
-      </w:r>
-      <w:r>
-        <w:rPr>
-          <w:color w:val="000000"/>
-        </w:rPr>
-        <w:t xml:space="preserve"> </w:t>
       </w:r>
       <w:hyperlink r:id="rId7" w:history="1">
         <w:r>
           <w:rPr>
             <w:rStyle w:val="Hyperlink"/>
           </w:rPr>
-          <w:t>Umeshkes91</w:t>
-        </w:r>
-        <w:r>
-          <w:rPr>
-            <w:rStyle w:val="Hyperlink"/>
-          </w:rPr>
-          <w:t>@</w:t>
-        </w:r>
-        <w:r>
-          <w:rPr>
-            <w:rStyle w:val="Hyperlink"/>
-          </w:rPr>
-          <w:t>gmail.com</w:t>
+          <w:t>Umeshkes91@gmail.com</w:t>
         </w:r>
       </w:hyperlink>
       <w:r>
         <w:rPr>
-          <w:color w:val="000000"/>
-        </w:rPr>
-        <w:t xml:space="preserve"> </w:t>
-      </w:r>
-      <w:r>
-        <w:rPr>
+          <w:b/>
+          <w:bCs/>
+          <w:color w:val="000000"/>
+        </w:rPr>
+        <w:t xml:space="preserve"> </w:t>
+      </w:r>
+      <w:r>
+        <w:rPr>
+          <w:b/>
+          <w:bCs/>
           <w:color w:val="000000"/>
         </w:rPr>
         <w:t>|</w:t>
@@ -244,34 +232,24 @@
           <w:rPr>
             <w:rStyle w:val="Hyperlink"/>
           </w:rPr>
-          <w:t>Git</w:t>
-        </w:r>
-        <w:r>
-          <w:rPr>
-            <w:rStyle w:val="Hyperlink"/>
-          </w:rPr>
-          <w:t>h</w:t>
-        </w:r>
-        <w:r>
-          <w:rPr>
-            <w:rStyle w:val="Hyperlink"/>
-          </w:rPr>
-          <w:t>u</w:t>
-        </w:r>
-        <w:r>
-          <w:rPr>
-            <w:rStyle w:val="Hyperlink"/>
-          </w:rPr>
-          <w:t>b</w:t>
+          <w:t>https://umeshsingh.online/</w:t>
         </w:r>
       </w:hyperlink>
       <w:r>
         <w:t xml:space="preserve"> </w:t>
       </w:r>
       <w:r>
+        <w:rPr>
+          <w:b/>
+          <w:bCs/>
+          <w:color w:val="000000"/>
+        </w:rPr>
         <w:t>|</w:t>
       </w:r>
       <w:r>
+        <w:rPr>
+          <w:color w:val="000000"/>
+        </w:rPr>
         <w:t xml:space="preserve"> </w:t>
       </w:r>
       <w:hyperlink r:id="rId9" w:history="1">
@@ -279,39 +257,7 @@
           <w:rPr>
             <w:rStyle w:val="Hyperlink"/>
           </w:rPr>
-          <w:t>Linke</w:t>
-        </w:r>
-        <w:r>
-          <w:rPr>
-            <w:rStyle w:val="Hyperlink"/>
-          </w:rPr>
-          <w:t>d</w:t>
-        </w:r>
-        <w:r>
-          <w:rPr>
-            <w:rStyle w:val="Hyperlink"/>
-          </w:rPr>
-          <w:t>in</w:t>
-        </w:r>
-      </w:hyperlink>
-      <w:r>
-        <w:t xml:space="preserve"> </w:t>
-      </w:r>
-      <w:r>
-        <w:t>|</w:t>
-      </w:r>
-      <w:r>
-        <w:rPr>
-          <w:color w:val="000000"/>
-        </w:rPr>
-        <w:t xml:space="preserve"> </w:t>
-      </w:r>
-      <w:hyperlink r:id="rId10" w:history="1">
-        <w:r>
-          <w:rPr>
-            <w:rStyle w:val="Hyperlink"/>
-          </w:rPr>
-          <w:t>https://umeshsingh.online/</w:t>
+          <w:t>https://github.com/AdminUmesh</w:t>
         </w:r>
       </w:hyperlink>
     </w:p>
@@ -383,7 +329,7 @@
           </mc:Choice>
           <mc:Fallback>
             <w:pict>
-              <v:shapetype w14:anchorId="7A909D22" id="_x0000_t32" coordsize="21600,21600" o:spt="32" o:oned="t" path="m,l21600,21600e" filled="f">
+              <v:shapetype w14:anchorId="7417D8B0" id="_x0000_t32" coordsize="21600,21600" o:spt="32" o:oned="t" path="m,l21600,21600e" filled="f">
                 <v:path arrowok="t" fillok="f" o:connecttype="none"/>
                 <o:lock v:ext="edit" shapetype="t"/>
               </v:shapetype>
@@ -1158,16 +1104,7 @@
           <w:sz w:val="21"/>
           <w:szCs w:val="21"/>
         </w:rPr>
-        <w:t xml:space="preserve">C#, .NET </w:t>
-      </w:r>
-      <w:proofErr w:type="gramStart"/>
-      <w:r>
-        <w:rPr>
-          <w:bCs/>
-          <w:sz w:val="21"/>
-          <w:szCs w:val="21"/>
-        </w:rPr>
-        <w:t xml:space="preserve">MVC,  </w:t>
+        <w:t xml:space="preserve">C#, .NET MVC,  </w:t>
       </w:r>
       <w:proofErr w:type="spellStart"/>
       <w:r>
@@ -1187,40 +1124,21 @@
         <w:t>ql</w:t>
       </w:r>
       <w:proofErr w:type="spellEnd"/>
-      <w:proofErr w:type="gramEnd"/>
-      <w:r>
-        <w:rPr>
-          <w:bCs/>
-          <w:sz w:val="21"/>
-          <w:szCs w:val="21"/>
-        </w:rPr>
-        <w:t xml:space="preserve"> </w:t>
-      </w:r>
-      <w:proofErr w:type="gramStart"/>
-      <w:r>
-        <w:rPr>
-          <w:bCs/>
-          <w:sz w:val="21"/>
-          <w:szCs w:val="21"/>
-        </w:rPr>
-        <w:t>Server</w:t>
-      </w:r>
-      <w:r>
-        <w:rPr>
-          <w:bCs/>
-          <w:sz w:val="21"/>
-          <w:szCs w:val="21"/>
-        </w:rPr>
-        <w:t>,  HTML</w:t>
-      </w:r>
-      <w:proofErr w:type="gramEnd"/>
-      <w:r>
-        <w:rPr>
-          <w:bCs/>
-          <w:sz w:val="21"/>
-          <w:szCs w:val="21"/>
-        </w:rPr>
-        <w:t xml:space="preserve">, CSS, Bootstrap, JavaScript, </w:t>
+      <w:r>
+        <w:rPr>
+          <w:bCs/>
+          <w:sz w:val="21"/>
+          <w:szCs w:val="21"/>
+        </w:rPr>
+        <w:t xml:space="preserve"> Server</w:t>
+      </w:r>
+      <w:r>
+        <w:rPr>
+          <w:bCs/>
+          <w:sz w:val="21"/>
+          <w:szCs w:val="21"/>
+        </w:rPr>
+        <w:t xml:space="preserve">,  HTML, CSS, Bootstrap, JavaScript, </w:t>
       </w:r>
       <w:proofErr w:type="spellStart"/>
       <w:r>
@@ -1571,25 +1489,7 @@
           <w:sz w:val="21"/>
           <w:szCs w:val="21"/>
         </w:rPr>
-        <w:t xml:space="preserve"> </w:t>
-      </w:r>
-      <w:proofErr w:type="gramStart"/>
-      <w:r>
-        <w:rPr>
-          <w:bCs/>
-          <w:sz w:val="21"/>
-          <w:szCs w:val="21"/>
-        </w:rPr>
-        <w:t>MYSQL,  HTML</w:t>
-      </w:r>
-      <w:proofErr w:type="gramEnd"/>
-      <w:r>
-        <w:rPr>
-          <w:bCs/>
-          <w:sz w:val="21"/>
-          <w:szCs w:val="21"/>
-        </w:rPr>
-        <w:t xml:space="preserve">, CSS, </w:t>
+        <w:t xml:space="preserve"> MYSQL,  HTML, CSS, </w:t>
       </w:r>
       <w:r>
         <w:rPr>
@@ -1811,23 +1711,7 @@
           <w:bCs/>
           <w:color w:val="000000"/>
         </w:rPr>
-        <w:t xml:space="preserve">Dotnet </w:t>
-      </w:r>
-      <w:proofErr w:type="gramStart"/>
-      <w:r>
-        <w:rPr>
-          <w:bCs/>
-          <w:color w:val="000000"/>
-        </w:rPr>
-        <w:t>MVC,  ASP</w:t>
-      </w:r>
-      <w:proofErr w:type="gramEnd"/>
-      <w:r>
-        <w:rPr>
-          <w:bCs/>
-          <w:color w:val="000000"/>
-        </w:rPr>
-        <w:t xml:space="preserve"> .NET Core</w:t>
+        <w:t>Dotnet MVC,  ASP .NET Core</w:t>
       </w:r>
     </w:p>
     <w:p>
@@ -1980,7 +1864,6 @@
         <w:t xml:space="preserve">Bootstrap, </w:t>
       </w:r>
       <w:proofErr w:type="spellStart"/>
-      <w:proofErr w:type="gramStart"/>
       <w:r>
         <w:rPr>
           <w:bCs/>
@@ -1994,15 +1877,7 @@
           <w:bCs/>
           <w:color w:val="000000"/>
         </w:rPr>
-        <w:t xml:space="preserve"> ,</w:t>
-      </w:r>
-      <w:proofErr w:type="gramEnd"/>
-      <w:r>
-        <w:rPr>
-          <w:bCs/>
-          <w:color w:val="000000"/>
-        </w:rPr>
-        <w:t xml:space="preserve"> JavaScript, </w:t>
+        <w:t xml:space="preserve"> , JavaScript, </w:t>
       </w:r>
       <w:r>
         <w:rPr>
@@ -2269,14 +2144,12 @@
           <w:szCs w:val="21"/>
         </w:rPr>
       </w:pPr>
-      <w:proofErr w:type="gramStart"/>
       <w:r>
         <w:rPr>
           <w:b/>
         </w:rPr>
         <w:t>Hand Held</w:t>
       </w:r>
-      <w:proofErr w:type="gramEnd"/>
       <w:r>
         <w:rPr>
           <w:b/>
@@ -2295,7 +2168,21 @@
           <w:sz w:val="21"/>
           <w:szCs w:val="21"/>
         </w:rPr>
-        <w:t>Created a mobile Point-of-Sale (POS) system for bars and restaurants, enabling users to place orders, manage tables/rooms, generate and cancel bills, and print KOTs and invoices.</w:t>
+        <w:t>Created a mobile Point-of-Sale (POS) system for bars and restaurants, enabling users to place orders, manage tables/rooms, generate and cancel bills and print KOTs</w:t>
+      </w:r>
+      <w:r>
+        <w:rPr>
+          <w:sz w:val="21"/>
+          <w:szCs w:val="21"/>
+        </w:rPr>
+        <w:t>,</w:t>
+      </w:r>
+      <w:r>
+        <w:rPr>
+          <w:sz w:val="21"/>
+          <w:szCs w:val="21"/>
+        </w:rPr>
+        <w:t xml:space="preserve"> invoices.</w:t>
       </w:r>
     </w:p>
     <w:p>
@@ -2316,19 +2203,11 @@
         <w:rPr>
           <w:rStyle w:val="Strong"/>
         </w:rPr>
-        <w:t>Kitchen Display System (KDS</w:t>
-      </w:r>
-      <w:proofErr w:type="gramStart"/>
-      <w:r>
-        <w:rPr>
-          <w:rStyle w:val="Strong"/>
-        </w:rPr>
-        <w:t>)</w:t>
+        <w:t>Kitchen Display System (KDS)</w:t>
       </w:r>
       <w:r>
         <w:t>:-</w:t>
       </w:r>
-      <w:proofErr w:type="gramEnd"/>
       <w:r>
         <w:rPr>
           <w:sz w:val="21"/>
@@ -2366,22 +2245,10 @@
           <w:b/>
           <w:bCs/>
         </w:rPr>
-        <w:t xml:space="preserve">Airport Management </w:t>
-      </w:r>
-      <w:proofErr w:type="gramStart"/>
-      <w:r>
-        <w:rPr>
-          <w:b/>
-          <w:bCs/>
-        </w:rPr>
-        <w:t>System</w:t>
-      </w:r>
-      <w:r>
-        <w:t>:-</w:t>
-      </w:r>
-      <w:proofErr w:type="gramEnd"/>
-      <w:r>
-        <w:t xml:space="preserve"> </w:t>
+        <w:t>Airport Management System</w:t>
+      </w:r>
+      <w:r>
+        <w:t xml:space="preserve">:- </w:t>
       </w:r>
       <w:r>
         <w:rPr>
@@ -2405,7 +2272,6 @@
           <w:szCs w:val="10"/>
         </w:rPr>
       </w:pPr>
-      <w:proofErr w:type="gramStart"/>
       <w:r>
         <w:rPr>
           <w:rStyle w:val="Strong"/>
@@ -2415,7 +2281,6 @@
       <w:r>
         <w:t>:-</w:t>
       </w:r>
-      <w:proofErr w:type="gramEnd"/>
       <w:r>
         <w:rPr>
           <w:sz w:val="21"/>
@@ -2476,7 +2341,6 @@
         </w:rPr>
       </w:pPr>
       <w:proofErr w:type="spellStart"/>
-      <w:proofErr w:type="gramStart"/>
       <w:r>
         <w:rPr>
           <w:b/>
@@ -2485,7 +2349,6 @@
         <w:t>B.Tech</w:t>
       </w:r>
       <w:proofErr w:type="spellEnd"/>
-      <w:proofErr w:type="gramEnd"/>
       <w:r>
         <w:rPr>
           <w:b/>
@@ -3032,16 +2895,14 @@
         <w:jc w:val="both"/>
         <w:rPr>
           <w:b/>
-          <w:sz w:val="21"/>
-          <w:szCs w:val="21"/>
+          <w:sz w:val="20"/>
+          <w:szCs w:val="20"/>
         </w:rPr>
       </w:pPr>
       <w:proofErr w:type="spellStart"/>
       <w:r>
         <w:rPr>
           <w:b/>
-          <w:sz w:val="21"/>
-          <w:szCs w:val="21"/>
           <w:u w:val="single"/>
         </w:rPr>
         <w:t>Cerifications</w:t>
@@ -3050,8 +2911,6 @@
       <w:r>
         <w:rPr>
           <w:b/>
-          <w:sz w:val="21"/>
-          <w:szCs w:val="21"/>
           <w:u w:val="single"/>
         </w:rPr>
         <w:t>:</w:t>
@@ -3079,19 +2938,10 @@
       <w:r>
         <w:rPr>
           <w:b/>
-          <w:sz w:val="21"/>
-          <w:szCs w:val="21"/>
-        </w:rPr>
-        <w:t>DSA using Java (</w:t>
-      </w:r>
-      <w:proofErr w:type="gramStart"/>
-      <w:r>
-        <w:rPr>
-          <w:b/>
-          <w:sz w:val="21"/>
-          <w:szCs w:val="21"/>
-        </w:rPr>
-        <w:t>NPTEL)</w:t>
+          <w:sz w:val="20"/>
+          <w:szCs w:val="20"/>
+        </w:rPr>
+        <w:t>DSA using Java (NPTEL)</w:t>
       </w:r>
       <w:r>
         <w:rPr>
@@ -3109,12 +2959,14 @@
         </w:rPr>
         <w:t xml:space="preserve">  </w:t>
       </w:r>
-      <w:proofErr w:type="gramEnd"/>
-      <w:r>
-        <w:rPr>
-          <w:b/>
-          <w:sz w:val="21"/>
-          <w:szCs w:val="21"/>
+      <w:r>
+        <w:rPr>
+          <w:rFonts w:ascii="Cambria Math" w:hAnsi="Cambria Math" w:cs="Cambria Math"/>
+          <w:b/>
+          <w:color w:val="4B4F58"/>
+          <w:sz w:val="21"/>
+          <w:szCs w:val="21"/>
+          <w:shd w:val="clear" w:color="auto" w:fill="FFFFFF"/>
         </w:rPr>
         <w:t xml:space="preserve">  </w:t>
       </w:r>
@@ -3132,29 +2984,54 @@
       <w:r>
         <w:rPr>
           <w:b/>
-          <w:sz w:val="21"/>
-          <w:szCs w:val="21"/>
-        </w:rPr>
-        <w:t>AI-ML (</w:t>
-      </w:r>
-      <w:proofErr w:type="gramStart"/>
-      <w:r>
-        <w:rPr>
-          <w:b/>
-          <w:sz w:val="21"/>
-          <w:szCs w:val="21"/>
-        </w:rPr>
-        <w:t xml:space="preserve">AICTE)  </w:t>
-      </w:r>
-      <w:r>
-        <w:rPr>
-          <w:b/>
-          <w:sz w:val="21"/>
-          <w:szCs w:val="21"/>
-        </w:rPr>
-        <w:t xml:space="preserve"> </w:t>
-      </w:r>
-      <w:proofErr w:type="gramEnd"/>
+          <w:sz w:val="20"/>
+          <w:szCs w:val="20"/>
+        </w:rPr>
+        <w:t>AI-ML (AICTE)</w:t>
+      </w:r>
+      <w:r>
+        <w:rPr>
+          <w:b/>
+          <w:sz w:val="21"/>
+          <w:szCs w:val="21"/>
+        </w:rPr>
+        <w:t xml:space="preserve"> </w:t>
+      </w:r>
+      <w:r>
+        <w:rPr>
+          <w:b/>
+          <w:sz w:val="21"/>
+          <w:szCs w:val="21"/>
+        </w:rPr>
+        <w:t xml:space="preserve">   </w:t>
+      </w:r>
+      <w:r>
+        <w:rPr>
+          <w:b/>
+          <w:sz w:val="21"/>
+          <w:szCs w:val="21"/>
+        </w:rPr>
+        <w:t xml:space="preserve"> </w:t>
+      </w:r>
+      <w:r>
+        <w:rPr>
+          <w:rFonts w:ascii="Cambria Math" w:hAnsi="Cambria Math" w:cs="Cambria Math"/>
+          <w:b/>
+          <w:color w:val="4B4F58"/>
+          <w:sz w:val="21"/>
+          <w:szCs w:val="21"/>
+          <w:shd w:val="clear" w:color="auto" w:fill="FFFFFF"/>
+        </w:rPr>
+        <w:t>⦿</w:t>
+      </w:r>
+      <w:r>
+        <w:rPr>
+          <w:b/>
+          <w:sz w:val="20"/>
+          <w:szCs w:val="20"/>
+        </w:rPr>
+        <w:t>Cyber Security (AICTE)</w:t>
+      </w:r>
       <w:r>
         <w:rPr>
           <w:b/>
@@ -3165,6 +3042,22 @@
       </w:r>
       <w:r>
         <w:rPr>
+          <w:b/>
+          <w:sz w:val="21"/>
+          <w:szCs w:val="21"/>
+        </w:rPr>
+        <w:t xml:space="preserve"> </w:t>
+      </w:r>
+      <w:r>
+        <w:rPr>
+          <w:b/>
+          <w:sz w:val="21"/>
+          <w:szCs w:val="21"/>
+        </w:rPr>
+        <w:t xml:space="preserve"> </w:t>
+      </w:r>
+      <w:r>
+        <w:rPr>
           <w:rFonts w:ascii="Cambria Math" w:hAnsi="Cambria Math" w:cs="Cambria Math"/>
           <w:b/>
           <w:color w:val="4B4F58"/>
@@ -3177,61 +3070,8 @@
       <w:r>
         <w:rPr>
           <w:b/>
-          <w:sz w:val="21"/>
-          <w:szCs w:val="21"/>
-        </w:rPr>
-        <w:t>Cyber Security (</w:t>
-      </w:r>
-      <w:proofErr w:type="gramStart"/>
-      <w:r>
-        <w:rPr>
-          <w:b/>
-          <w:sz w:val="21"/>
-          <w:szCs w:val="21"/>
-        </w:rPr>
-        <w:t>AICTE)</w:t>
-      </w:r>
-      <w:r>
-        <w:rPr>
-          <w:b/>
-          <w:sz w:val="21"/>
-          <w:szCs w:val="21"/>
-        </w:rPr>
-        <w:t xml:space="preserve">  </w:t>
-      </w:r>
-      <w:r>
-        <w:rPr>
-          <w:b/>
-          <w:sz w:val="21"/>
-          <w:szCs w:val="21"/>
-        </w:rPr>
-        <w:t xml:space="preserve"> </w:t>
-      </w:r>
-      <w:proofErr w:type="gramEnd"/>
-      <w:r>
-        <w:rPr>
-          <w:b/>
-          <w:sz w:val="21"/>
-          <w:szCs w:val="21"/>
-        </w:rPr>
-        <w:t xml:space="preserve"> </w:t>
-      </w:r>
-      <w:r>
-        <w:rPr>
-          <w:rFonts w:ascii="Cambria Math" w:hAnsi="Cambria Math" w:cs="Cambria Math"/>
-          <w:b/>
-          <w:color w:val="4B4F58"/>
-          <w:sz w:val="21"/>
-          <w:szCs w:val="21"/>
-          <w:shd w:val="clear" w:color="auto" w:fill="FFFFFF"/>
-        </w:rPr>
-        <w:t>⦿</w:t>
-      </w:r>
-      <w:r>
-        <w:rPr>
-          <w:b/>
-          <w:sz w:val="21"/>
-          <w:szCs w:val="21"/>
+          <w:sz w:val="20"/>
+          <w:szCs w:val="20"/>
         </w:rPr>
         <w:t>Cloud &amp; Network Security (AICTE)</w:t>
       </w:r>
